--- a/templates_zmluvy/Zmluva_o_dielo_template.docx
+++ b/templates_zmluvy/Zmluva_o_dielo_template.docx
@@ -157,23 +157,7 @@
           <w:rFonts w:asciiTheme="minorHAnsi" w:hAnsiTheme="minorHAnsi" w:cstheme="minorHAnsi"/>
           <w:i/>
         </w:rPr>
-        <w:t xml:space="preserve">§ 631 a </w:t>
-      </w:r>
-      <w:proofErr w:type="spellStart"/>
-      <w:r>
-        <w:rPr>
-          <w:rFonts w:asciiTheme="minorHAnsi" w:hAnsiTheme="minorHAnsi" w:cstheme="minorHAnsi"/>
-          <w:i/>
-        </w:rPr>
-        <w:t>nasl</w:t>
-      </w:r>
-      <w:proofErr w:type="spellEnd"/>
-      <w:r>
-        <w:rPr>
-          <w:rFonts w:asciiTheme="minorHAnsi" w:hAnsiTheme="minorHAnsi" w:cstheme="minorHAnsi"/>
-          <w:i/>
-        </w:rPr>
-        <w:t xml:space="preserve">. zák. č. 40/1964 Zb. Občianskeho zákonníka v znení neskorších predpisov </w:t>
+        <w:t xml:space="preserve">§ 631 a nasl. zák. č. 40/1964 Zb. Občianskeho zákonníka v znení neskorších predpisov </w:t>
       </w:r>
       <w:r>
         <w:rPr>
@@ -635,11 +619,13 @@
         <w:rPr>
           <w:rFonts w:asciiTheme="minorHAnsi" w:hAnsiTheme="minorHAnsi" w:cstheme="minorHAnsi"/>
           <w:iCs/>
-        </w:rPr>
-      </w:pPr>
-      <w:r>
-        <w:rPr>
-          <w:rFonts w:asciiTheme="minorHAnsi" w:hAnsiTheme="minorHAnsi" w:cstheme="minorHAnsi"/>
+          <w:highlight w:val="yellow"/>
+        </w:rPr>
+      </w:pPr>
+      <w:r>
+        <w:rPr>
+          <w:rFonts w:asciiTheme="minorHAnsi" w:hAnsiTheme="minorHAnsi" w:cstheme="minorHAnsi"/>
+          <w:highlight w:val="yellow"/>
         </w:rPr>
         <w:t>XXX</w:t>
       </w:r>
@@ -658,19 +644,15 @@
           <w:rFonts w:asciiTheme="minorHAnsi" w:hAnsiTheme="minorHAnsi" w:cstheme="minorHAnsi"/>
           <w:iCs/>
         </w:rPr>
-        <w:t>Adresa: XXX</w:t>
+        <w:t xml:space="preserve">Adresa: </w:t>
       </w:r>
       <w:r>
         <w:rPr>
           <w:rFonts w:asciiTheme="minorHAnsi" w:hAnsiTheme="minorHAnsi" w:cstheme="minorHAnsi"/>
           <w:iCs/>
-        </w:rPr>
-      </w:r>
-      <w:r>
-        <w:rPr>
-          <w:rFonts w:asciiTheme="minorHAnsi" w:hAnsiTheme="minorHAnsi" w:cstheme="minorHAnsi"/>
-          <w:iCs/>
-        </w:rPr>
+          <w:highlight w:val="yellow"/>
+        </w:rPr>
+        <w:t>XXX</w:t>
       </w:r>
     </w:p>
     <w:p>
@@ -687,19 +669,15 @@
           <w:rFonts w:asciiTheme="minorHAnsi" w:hAnsiTheme="minorHAnsi" w:cstheme="minorHAnsi"/>
           <w:iCs/>
         </w:rPr>
-        <w:t>Telefón: XXX</w:t>
+        <w:t xml:space="preserve">Telefón: </w:t>
       </w:r>
       <w:r>
         <w:rPr>
           <w:rFonts w:asciiTheme="minorHAnsi" w:hAnsiTheme="minorHAnsi" w:cstheme="minorHAnsi"/>
           <w:iCs/>
-        </w:rPr>
-      </w:r>
-      <w:r>
-        <w:rPr>
-          <w:rFonts w:asciiTheme="minorHAnsi" w:hAnsiTheme="minorHAnsi" w:cstheme="minorHAnsi"/>
-          <w:iCs/>
-        </w:rPr>
+          <w:highlight w:val="yellow"/>
+        </w:rPr>
+        <w:t>XXX</w:t>
       </w:r>
     </w:p>
     <w:p>
@@ -716,13 +694,15 @@
           <w:rFonts w:asciiTheme="minorHAnsi" w:hAnsiTheme="minorHAnsi" w:cstheme="minorHAnsi"/>
           <w:iCs/>
         </w:rPr>
-        <w:t>E-mail: XXX</w:t>
+        <w:t xml:space="preserve">E-mail: </w:t>
       </w:r>
       <w:r>
         <w:rPr>
           <w:rFonts w:asciiTheme="minorHAnsi" w:hAnsiTheme="minorHAnsi" w:cstheme="minorHAnsi"/>
           <w:iCs/>
-        </w:rPr>
+          <w:highlight w:val="yellow"/>
+        </w:rPr>
+        <w:t>XXX</w:t>
       </w:r>
     </w:p>
     <w:p>
@@ -846,6 +826,7 @@
     </w:p>
     <w:p>
       <w:pPr>
+        <w:keepNext/>
         <w:spacing w:after="120"/>
         <w:ind w:left="142" w:right="848"/>
         <w:jc w:val="center"/>
@@ -869,6 +850,7 @@
     </w:p>
     <w:p>
       <w:pPr>
+        <w:keepNext/>
         <w:ind w:left="142" w:right="848"/>
         <w:jc w:val="center"/>
         <w:rPr>
@@ -886,6 +868,7 @@
     </w:p>
     <w:p>
       <w:pPr>
+        <w:keepNext/>
         <w:ind w:right="848"/>
         <w:rPr>
           <w:rFonts w:asciiTheme="minorHAnsi" w:hAnsiTheme="minorHAnsi" w:cstheme="minorHAnsi"/>
@@ -898,16 +881,16 @@
         <w:pStyle w:val="Odsekzoznamu"/>
         <w:widowControl w:val="0"/>
         <w:numPr>
-          <w:ilvl w:val="1"/>
-          <w:numId w:val="25"/>
+          <w:ilvl w:val="0"/>
+          <w:numId w:val="41"/>
         </w:numPr>
         <w:tabs>
-          <w:tab w:val="left" w:pos="1011"/>
+          <w:tab w:val="left" w:pos="1014"/>
         </w:tabs>
         <w:autoSpaceDE w:val="0"/>
         <w:autoSpaceDN w:val="0"/>
         <w:spacing w:before="1" w:line="360" w:lineRule="auto"/>
-        <w:ind w:left="1015" w:right="565" w:hanging="709"/>
+        <w:ind w:right="565"/>
         <w:contextualSpacing w:val="0"/>
         <w:jc w:val="both"/>
         <w:rPr>
@@ -918,265 +901,53 @@
         <w:rPr>
           <w:rFonts w:asciiTheme="minorHAnsi" w:hAnsiTheme="minorHAnsi" w:cstheme="minorHAnsi"/>
         </w:rPr>
-        <w:t>Predmetom Zmluvy je realizácia Diela: dodávka a inštalácia fotovoltického  zariadenia s výkonom  XXX kWp, ktoré bude umiestnené na rodinnom dome, v rozsahu Cenovej ponuky dodávateľa XXX zo dňa XXX, ktorá tvorí neoddeliteľnú prílohu tejto Zmluvy.</w:t>
-      </w:r>
-      <w:r>
-        <w:rPr>
-          <w:rFonts w:asciiTheme="minorHAnsi" w:hAnsiTheme="minorHAnsi" w:cstheme="minorHAnsi"/>
-        </w:rPr>
-      </w:r>
-      <w:r>
-        <w:rPr>
-          <w:rFonts w:asciiTheme="minorHAnsi" w:hAnsiTheme="minorHAnsi" w:cstheme="minorHAnsi"/>
-        </w:rPr>
-      </w:r>
-      <w:r>
-        <w:rPr>
-          <w:rFonts w:asciiTheme="minorHAnsi" w:hAnsiTheme="minorHAnsi" w:cstheme="minorHAnsi"/>
-          <w:spacing w:val="1"/>
-        </w:rPr>
-      </w:r>
-      <w:r>
-        <w:rPr>
-          <w:rFonts w:asciiTheme="minorHAnsi" w:hAnsiTheme="minorHAnsi" w:cstheme="minorHAnsi"/>
-          <w:spacing w:val="1"/>
-        </w:rPr>
-      </w:r>
-      <w:r>
-        <w:rPr>
-          <w:rFonts w:asciiTheme="minorHAnsi" w:hAnsiTheme="minorHAnsi" w:cstheme="minorHAnsi"/>
-        </w:rPr>
-      </w:r>
-      <w:r>
-        <w:rPr>
-          <w:rFonts w:asciiTheme="minorHAnsi" w:hAnsiTheme="minorHAnsi" w:cstheme="minorHAnsi"/>
-        </w:rPr>
-      </w:r>
-      <w:r>
-        <w:rPr>
-          <w:rFonts w:asciiTheme="minorHAnsi" w:hAnsiTheme="minorHAnsi" w:cstheme="minorHAnsi"/>
-        </w:rPr>
-      </w:r>
-      <w:r>
-        <w:rPr>
-          <w:rFonts w:asciiTheme="minorHAnsi" w:hAnsiTheme="minorHAnsi" w:cstheme="minorHAnsi"/>
-          <w:spacing w:val="-59"/>
-        </w:rPr>
-      </w:r>
-      <w:r>
-        <w:rPr>
-          <w:rFonts w:asciiTheme="minorHAnsi" w:hAnsiTheme="minorHAnsi" w:cstheme="minorHAnsi"/>
-        </w:rPr>
-      </w:r>
-      <w:r>
-        <w:rPr>
-          <w:rFonts w:asciiTheme="minorHAnsi" w:hAnsiTheme="minorHAnsi" w:cstheme="minorHAnsi"/>
-        </w:rPr>
-      </w:r>
-      <w:r>
-        <w:rPr>
-          <w:rFonts w:asciiTheme="minorHAnsi" w:hAnsiTheme="minorHAnsi" w:cstheme="minorHAnsi"/>
-        </w:rPr>
-      </w:r>
-      <w:r>
-        <w:rPr>
-          <w:rFonts w:asciiTheme="minorHAnsi" w:hAnsiTheme="minorHAnsi" w:cstheme="minorHAnsi"/>
-        </w:rPr>
-      </w:r>
-      <w:r>
-        <w:rPr>
-          <w:rFonts w:asciiTheme="minorHAnsi" w:hAnsiTheme="minorHAnsi" w:cstheme="minorHAnsi"/>
-        </w:rPr>
-      </w:r>
-      <w:r>
-        <w:rPr>
-          <w:rFonts w:asciiTheme="minorHAnsi" w:hAnsiTheme="minorHAnsi" w:cstheme="minorHAnsi"/>
-        </w:rPr>
-      </w:r>
-      <w:r>
-        <w:rPr>
-          <w:rFonts w:asciiTheme="minorHAnsi" w:hAnsiTheme="minorHAnsi" w:cstheme="minorHAnsi"/>
-        </w:rPr>
-      </w:r>
-      <w:proofErr w:type="spellStart"/>
-      <w:r>
-        <w:rPr>
-          <w:rFonts w:asciiTheme="minorHAnsi" w:hAnsiTheme="minorHAnsi" w:cstheme="minorHAnsi"/>
-        </w:rPr>
-      </w:r>
-      <w:proofErr w:type="spellEnd"/>
-      <w:r>
-        <w:rPr>
-          <w:rFonts w:asciiTheme="minorHAnsi" w:hAnsiTheme="minorHAnsi" w:cstheme="minorHAnsi"/>
-        </w:rPr>
-      </w:r>
-      <w:r>
-        <w:rPr>
-          <w:rFonts w:asciiTheme="minorHAnsi" w:hAnsiTheme="minorHAnsi" w:cstheme="minorHAnsi"/>
-        </w:rPr>
-      </w:r>
-      <w:r>
-        <w:rPr>
-          <w:rFonts w:asciiTheme="minorHAnsi" w:hAnsiTheme="minorHAnsi" w:cstheme="minorHAnsi"/>
-        </w:rPr>
-      </w:r>
-      <w:r>
-        <w:rPr>
-          <w:rFonts w:asciiTheme="minorHAnsi" w:hAnsiTheme="minorHAnsi" w:cstheme="minorHAnsi"/>
-        </w:rPr>
-      </w:r>
-      <w:r>
-        <w:rPr>
-          <w:rFonts w:asciiTheme="minorHAnsi" w:hAnsiTheme="minorHAnsi" w:cstheme="minorHAnsi"/>
-        </w:rPr>
-      </w:r>
-      <w:r>
-        <w:rPr>
-          <w:rFonts w:asciiTheme="minorHAnsi" w:hAnsiTheme="minorHAnsi" w:cstheme="minorHAnsi"/>
-        </w:rPr>
-      </w:r>
-      <w:r>
-        <w:rPr>
-          <w:rFonts w:asciiTheme="minorHAnsi" w:hAnsiTheme="minorHAnsi" w:cstheme="minorHAnsi"/>
-        </w:rPr>
-      </w:r>
-      <w:r>
-        <w:rPr>
-          <w:rFonts w:asciiTheme="minorHAnsi" w:hAnsiTheme="minorHAnsi" w:cstheme="minorHAnsi"/>
-          <w:spacing w:val="1"/>
-        </w:rPr>
-      </w:r>
-      <w:r>
-        <w:rPr>
-          <w:rFonts w:asciiTheme="minorHAnsi" w:hAnsiTheme="minorHAnsi" w:cstheme="minorHAnsi"/>
-          <w:spacing w:val="1"/>
-        </w:rPr>
-      </w:r>
-      <w:r>
-        <w:rPr>
-          <w:rFonts w:asciiTheme="minorHAnsi" w:hAnsiTheme="minorHAnsi" w:cstheme="minorHAnsi"/>
-        </w:rPr>
-      </w:r>
-      <w:r>
-        <w:rPr>
-          <w:rFonts w:asciiTheme="minorHAnsi" w:hAnsiTheme="minorHAnsi" w:cstheme="minorHAnsi"/>
-        </w:rPr>
-      </w:r>
-      <w:r>
-        <w:rPr>
-          <w:rFonts w:asciiTheme="minorHAnsi" w:hAnsiTheme="minorHAnsi" w:cstheme="minorHAnsi"/>
-          <w:spacing w:val="1"/>
-        </w:rPr>
-      </w:r>
-      <w:r>
-        <w:rPr>
-          <w:rFonts w:asciiTheme="minorHAnsi" w:hAnsiTheme="minorHAnsi" w:cstheme="minorHAnsi"/>
-        </w:rPr>
-      </w:r>
-      <w:r>
-        <w:rPr>
-          <w:rFonts w:asciiTheme="minorHAnsi" w:hAnsiTheme="minorHAnsi" w:cstheme="minorHAnsi"/>
-          <w:spacing w:val="1"/>
-        </w:rPr>
-      </w:r>
-      <w:r>
-        <w:rPr>
-          <w:rFonts w:asciiTheme="minorHAnsi" w:hAnsiTheme="minorHAnsi" w:cstheme="minorHAnsi"/>
-        </w:rPr>
-      </w:r>
-      <w:r>
-        <w:rPr>
-          <w:rFonts w:asciiTheme="minorHAnsi" w:hAnsiTheme="minorHAnsi" w:cstheme="minorHAnsi"/>
-        </w:rPr>
-      </w:r>
-      <w:r>
-        <w:rPr>
-          <w:rFonts w:asciiTheme="minorHAnsi" w:hAnsiTheme="minorHAnsi" w:cstheme="minorHAnsi"/>
-        </w:rPr>
-      </w:r>
-      <w:r>
-        <w:rPr>
-          <w:rFonts w:asciiTheme="minorHAnsi" w:hAnsiTheme="minorHAnsi" w:cstheme="minorHAnsi"/>
-          <w:spacing w:val="1"/>
-        </w:rPr>
-      </w:r>
-      <w:r>
-        <w:rPr>
-          <w:rFonts w:asciiTheme="minorHAnsi" w:hAnsiTheme="minorHAnsi" w:cstheme="minorHAnsi"/>
-        </w:rPr>
-      </w:r>
-      <w:r>
-        <w:rPr>
-          <w:rFonts w:asciiTheme="minorHAnsi" w:hAnsiTheme="minorHAnsi" w:cstheme="minorHAnsi"/>
-          <w:spacing w:val="1"/>
-        </w:rPr>
-      </w:r>
-      <w:r>
-        <w:rPr>
-          <w:rFonts w:asciiTheme="minorHAnsi" w:hAnsiTheme="minorHAnsi" w:cstheme="minorHAnsi"/>
-          <w:w w:val="95"/>
-        </w:rPr>
-      </w:r>
-      <w:r>
-        <w:rPr>
-          <w:rFonts w:asciiTheme="minorHAnsi" w:hAnsiTheme="minorHAnsi" w:cstheme="minorHAnsi"/>
-          <w:w w:val="95"/>
-        </w:rPr>
-      </w:r>
-      <w:r>
-        <w:rPr>
-          <w:rFonts w:asciiTheme="minorHAnsi" w:hAnsiTheme="minorHAnsi" w:cstheme="minorHAnsi"/>
-        </w:rPr>
-      </w:r>
-      <w:r>
-        <w:rPr>
-          <w:rFonts w:asciiTheme="minorHAnsi" w:hAnsiTheme="minorHAnsi" w:cstheme="minorHAnsi"/>
-        </w:rPr>
-      </w:r>
-      <w:r>
-        <w:rPr>
-          <w:rFonts w:asciiTheme="minorHAnsi" w:hAnsiTheme="minorHAnsi" w:cstheme="minorHAnsi"/>
-        </w:rPr>
-      </w:r>
-      <w:r>
-        <w:rPr>
-          <w:rFonts w:asciiTheme="minorHAnsi" w:hAnsiTheme="minorHAnsi" w:cstheme="minorHAnsi"/>
-        </w:rPr>
-      </w:r>
-      <w:r>
-        <w:rPr>
-          <w:rFonts w:asciiTheme="minorHAnsi" w:hAnsiTheme="minorHAnsi" w:cstheme="minorHAnsi"/>
-        </w:rPr>
-      </w:r>
-      <w:r>
-        <w:rPr>
-          <w:rFonts w:asciiTheme="minorHAnsi" w:hAnsiTheme="minorHAnsi" w:cstheme="minorHAnsi"/>
-        </w:rPr>
-      </w:r>
-      <w:r>
-        <w:rPr>
-          <w:rFonts w:asciiTheme="minorHAnsi" w:hAnsiTheme="minorHAnsi" w:cstheme="minorHAnsi"/>
-        </w:rPr>
-      </w:r>
-      <w:r>
-        <w:rPr>
-          <w:rFonts w:asciiTheme="minorHAnsi" w:hAnsiTheme="minorHAnsi" w:cstheme="minorHAnsi"/>
-        </w:rPr>
-      </w:r>
-      <w:r>
-        <w:rPr>
-          <w:rFonts w:asciiTheme="minorHAnsi" w:hAnsiTheme="minorHAnsi" w:cstheme="minorHAnsi"/>
-        </w:rPr>
-      </w:r>
-      <w:r>
-        <w:rPr>
-          <w:rFonts w:asciiTheme="minorHAnsi" w:hAnsiTheme="minorHAnsi" w:cstheme="minorHAnsi"/>
-        </w:rPr>
-      </w:r>
-      <w:r>
-        <w:rPr>
-          <w:rFonts w:asciiTheme="minorHAnsi" w:hAnsiTheme="minorHAnsi" w:cstheme="minorHAnsi"/>
-        </w:rPr>
+        <w:t xml:space="preserve">Predmetom Zmluvy je realizácia Diela: dodávka a inštalácia fotovoltického  zariadenia s výkonom  </w:t>
+      </w:r>
+      <w:r>
+        <w:rPr>
+          <w:rFonts w:asciiTheme="minorHAnsi" w:hAnsiTheme="minorHAnsi" w:cstheme="minorHAnsi"/>
+          <w:highlight w:val="yellow"/>
+        </w:rPr>
+        <w:t>XXX</w:t>
+      </w:r>
+      <w:r>
+        <w:rPr>
+          <w:rFonts w:asciiTheme="minorHAnsi" w:hAnsiTheme="minorHAnsi" w:cstheme="minorHAnsi"/>
+          <w:highlight w:val="yellow"/>
+        </w:rPr>
+        <w:t xml:space="preserve"> kWp</w:t>
+      </w:r>
+      <w:r>
+        <w:rPr>
+          <w:rFonts w:asciiTheme="minorHAnsi" w:hAnsiTheme="minorHAnsi" w:cstheme="minorHAnsi"/>
+        </w:rPr>
+        <w:t xml:space="preserve">, ktoré bude umiestnené na rodinnom dome, v rozsahu Cenovej ponuky dodávateľa </w:t>
+      </w:r>
+      <w:r>
+        <w:rPr>
+          <w:rFonts w:asciiTheme="minorHAnsi" w:hAnsiTheme="minorHAnsi" w:cstheme="minorHAnsi"/>
+          <w:highlight w:val="yellow"/>
+        </w:rPr>
+        <w:t>XXX</w:t>
+      </w:r>
+      <w:r>
+        <w:rPr>
+          <w:rFonts w:asciiTheme="minorHAnsi" w:hAnsiTheme="minorHAnsi" w:cstheme="minorHAnsi"/>
+        </w:rPr>
+        <w:t xml:space="preserve"> zo dňa </w:t>
+      </w:r>
+      <w:r>
+        <w:rPr>
+          <w:rFonts w:asciiTheme="minorHAnsi" w:hAnsiTheme="minorHAnsi" w:cstheme="minorHAnsi"/>
+          <w:highlight w:val="yellow"/>
+        </w:rPr>
+        <w:t>XXX</w:t>
+      </w:r>
+      <w:r>
+        <w:rPr>
+          <w:rFonts w:asciiTheme="minorHAnsi" w:hAnsiTheme="minorHAnsi" w:cstheme="minorHAnsi"/>
+        </w:rPr>
+        <w:t>, ktorá tvorí neoddeliteľnú prílohu tejto Zmluvy.</w:t>
       </w:r>
     </w:p>
     <w:p>
@@ -1184,8 +955,8 @@
         <w:pStyle w:val="Odsekzoznamu"/>
         <w:widowControl w:val="0"/>
         <w:numPr>
-          <w:ilvl w:val="1"/>
-          <w:numId w:val="25"/>
+          <w:ilvl w:val="0"/>
+          <w:numId w:val="41"/>
         </w:numPr>
         <w:tabs>
           <w:tab w:val="left" w:pos="1014"/>
@@ -1193,7 +964,7 @@
         <w:autoSpaceDE w:val="0"/>
         <w:autoSpaceDN w:val="0"/>
         <w:spacing w:line="360" w:lineRule="auto"/>
-        <w:ind w:left="1015" w:right="851" w:hanging="709"/>
+        <w:ind w:right="851"/>
         <w:contextualSpacing w:val="0"/>
         <w:jc w:val="both"/>
         <w:rPr>
@@ -1204,57 +975,15 @@
         <w:rPr>
           <w:rFonts w:asciiTheme="minorHAnsi" w:hAnsiTheme="minorHAnsi" w:cstheme="minorHAnsi"/>
         </w:rPr>
-        <w:t>Miesto výkonu predmetu Zmluvy: XXX.</w:t>
-      </w:r>
-      <w:r>
-        <w:rPr>
-          <w:rFonts w:asciiTheme="minorHAnsi" w:hAnsiTheme="minorHAnsi" w:cstheme="minorHAnsi"/>
-          <w:spacing w:val="-12"/>
-        </w:rPr>
-      </w:r>
-      <w:r>
-        <w:rPr>
-          <w:rFonts w:asciiTheme="minorHAnsi" w:hAnsiTheme="minorHAnsi" w:cstheme="minorHAnsi"/>
-        </w:rPr>
-      </w:r>
-      <w:r>
-        <w:rPr>
-          <w:rFonts w:asciiTheme="minorHAnsi" w:hAnsiTheme="minorHAnsi" w:cstheme="minorHAnsi"/>
-          <w:spacing w:val="-14"/>
-        </w:rPr>
-      </w:r>
-      <w:r>
-        <w:rPr>
-          <w:rFonts w:asciiTheme="minorHAnsi" w:hAnsiTheme="minorHAnsi" w:cstheme="minorHAnsi"/>
-        </w:rPr>
-      </w:r>
-      <w:r>
-        <w:rPr>
-          <w:rFonts w:asciiTheme="minorHAnsi" w:hAnsiTheme="minorHAnsi" w:cstheme="minorHAnsi"/>
-          <w:spacing w:val="-13"/>
-        </w:rPr>
-      </w:r>
-      <w:r>
-        <w:rPr>
-          <w:rFonts w:asciiTheme="minorHAnsi" w:hAnsiTheme="minorHAnsi" w:cstheme="minorHAnsi"/>
-          <w:spacing w:val="-13"/>
-        </w:rPr>
-      </w:r>
-      <w:r>
-        <w:rPr>
-          <w:rFonts w:asciiTheme="minorHAnsi" w:hAnsiTheme="minorHAnsi" w:cstheme="minorHAnsi"/>
-          <w:spacing w:val="-13"/>
-        </w:rPr>
-      </w:r>
-      <w:r>
-        <w:rPr>
-          <w:rFonts w:asciiTheme="minorHAnsi" w:hAnsiTheme="minorHAnsi" w:cstheme="minorHAnsi"/>
-        </w:rPr>
-      </w:r>
-      <w:r>
-        <w:rPr>
-          <w:rFonts w:asciiTheme="minorHAnsi" w:hAnsiTheme="minorHAnsi" w:cstheme="minorHAnsi"/>
-        </w:rPr>
+        <w:t xml:space="preserve">Miesto výkonu predmetu Zmluvy: </w:t>
+      </w:r>
+      <w:r>
+        <w:rPr>
+          <w:rFonts w:asciiTheme="minorHAnsi" w:hAnsiTheme="minorHAnsi" w:cstheme="minorHAnsi"/>
+          <w:iCs/>
+          <w:highlight w:val="yellow"/>
+        </w:rPr>
+        <w:t>XXX</w:t>
       </w:r>
     </w:p>
     <w:p>
@@ -1274,6 +1003,7 @@
     </w:p>
     <w:p>
       <w:pPr>
+        <w:keepNext/>
         <w:spacing w:after="120"/>
         <w:ind w:left="142" w:right="848"/>
         <w:jc w:val="center"/>
@@ -1305,6 +1035,7 @@
     </w:p>
     <w:p>
       <w:pPr>
+        <w:keepNext/>
         <w:ind w:left="142" w:right="848"/>
         <w:jc w:val="center"/>
         <w:rPr>
@@ -1322,6 +1053,7 @@
     </w:p>
     <w:p>
       <w:pPr>
+        <w:keepNext/>
         <w:spacing w:line="360" w:lineRule="auto"/>
         <w:ind w:left="142" w:right="851"/>
         <w:jc w:val="center"/>
@@ -1334,11 +1066,8 @@
     <w:p>
       <w:pPr>
         <w:pStyle w:val="Odsekzoznamu"/>
+        <w:keepNext/>
         <w:widowControl w:val="0"/>
-        <w:numPr>
-          <w:ilvl w:val="0"/>
-          <w:numId w:val="25"/>
-        </w:numPr>
         <w:tabs>
           <w:tab w:val="left" w:pos="1014"/>
         </w:tabs>
@@ -1359,8 +1088,8 @@
         <w:pStyle w:val="Odsekzoznamu"/>
         <w:widowControl w:val="0"/>
         <w:numPr>
-          <w:ilvl w:val="1"/>
-          <w:numId w:val="25"/>
+          <w:ilvl w:val="0"/>
+          <w:numId w:val="42"/>
         </w:numPr>
         <w:tabs>
           <w:tab w:val="left" w:pos="1014"/>
@@ -1368,7 +1097,7 @@
         <w:autoSpaceDE w:val="0"/>
         <w:autoSpaceDN w:val="0"/>
         <w:spacing w:before="10" w:after="120" w:line="360" w:lineRule="auto"/>
-        <w:ind w:left="993" w:right="851" w:hanging="709"/>
+        <w:ind w:right="851"/>
         <w:contextualSpacing w:val="0"/>
         <w:jc w:val="both"/>
         <w:rPr>
@@ -1397,19 +1126,23 @@
         <w:rPr>
           <w:rFonts w:asciiTheme="minorHAnsi" w:hAnsiTheme="minorHAnsi" w:cstheme="minorHAnsi"/>
         </w:rPr>
-        <w:t>nasledovná. D</w:t>
-      </w:r>
-      <w:r>
-        <w:rPr>
-          <w:rFonts w:asciiTheme="minorHAnsi" w:hAnsiTheme="minorHAnsi" w:cstheme="minorHAnsi"/>
-        </w:rPr>
-        <w:t>o</w:t>
-      </w:r>
-      <w:r>
-        <w:rPr>
-          <w:rFonts w:asciiTheme="minorHAnsi" w:hAnsiTheme="minorHAnsi" w:cstheme="minorHAnsi"/>
-        </w:rPr>
-        <w:t xml:space="preserve"> </w:t>
+        <w:t xml:space="preserve">nasledovná. </w:t>
+      </w:r>
+      <w:r>
+        <w:rPr>
+          <w:rFonts w:asciiTheme="minorHAnsi" w:hAnsiTheme="minorHAnsi" w:cstheme="minorHAnsi"/>
+        </w:rPr>
+        <w:t>Najneskôr do 4 mesiacov</w:t>
+      </w:r>
+      <w:r>
+        <w:rPr>
+          <w:rFonts w:asciiTheme="minorHAnsi" w:hAnsiTheme="minorHAnsi" w:cstheme="minorHAnsi"/>
+        </w:rPr>
+      </w:r>
+      <w:r>
+        <w:rPr>
+          <w:rFonts w:asciiTheme="minorHAnsi" w:hAnsiTheme="minorHAnsi" w:cstheme="minorHAnsi"/>
+        </w:rPr>
       </w:r>
       <w:r>
         <w:rPr>
@@ -1417,7 +1150,6 @@
           <w:b/>
           <w:bCs/>
         </w:rPr>
-        <w:t>4</w:t>
       </w:r>
       <w:r>
         <w:rPr>
@@ -1425,7 +1157,7 @@
           <w:b/>
           <w:bCs/>
         </w:rPr>
-        <w:t xml:space="preserve"> mesiacov od uhradenia </w:t>
+        <w:t xml:space="preserve"> od uhradenia </w:t>
       </w:r>
       <w:r>
         <w:rPr>
@@ -1569,13 +1301,41 @@
           <w:b/>
           <w:bCs/>
         </w:rPr>
-        <w:t xml:space="preserve">30 dní </w:t>
-      </w:r>
-      <w:r>
-        <w:rPr>
-          <w:rFonts w:asciiTheme="minorHAnsi" w:hAnsiTheme="minorHAnsi" w:cstheme="minorHAnsi"/>
-        </w:rPr>
-        <w:t>od doručenia kladného stanoviska distribučnej spoločnosti k pripojeniu FV systému.</w:t>
+        <w:t xml:space="preserve">30 </w:t>
+      </w:r>
+      <w:r>
+        <w:rPr>
+          <w:rFonts w:asciiTheme="minorHAnsi" w:hAnsiTheme="minorHAnsi" w:cstheme="minorHAnsi"/>
+          <w:b/>
+          <w:bCs/>
+        </w:rPr>
+        <w:t xml:space="preserve">kalendárnych </w:t>
+      </w:r>
+      <w:r>
+        <w:rPr>
+          <w:rFonts w:asciiTheme="minorHAnsi" w:hAnsiTheme="minorHAnsi" w:cstheme="minorHAnsi"/>
+          <w:b/>
+          <w:bCs/>
+        </w:rPr>
+        <w:t xml:space="preserve">dní </w:t>
+      </w:r>
+      <w:r>
+        <w:rPr>
+          <w:rFonts w:asciiTheme="minorHAnsi" w:hAnsiTheme="minorHAnsi" w:cstheme="minorHAnsi"/>
+        </w:rPr>
+        <w:t xml:space="preserve">od </w:t>
+      </w:r>
+      <w:r>
+        <w:rPr>
+          <w:rFonts w:asciiTheme="minorHAnsi" w:hAnsiTheme="minorHAnsi" w:cstheme="minorHAnsi"/>
+        </w:rPr>
+        <w:t>Oznámenia o uvedení zariadenia do prevádzky.</w:t>
+      </w:r>
+      <w:r>
+        <w:rPr>
+          <w:rFonts w:asciiTheme="minorHAnsi" w:hAnsiTheme="minorHAnsi" w:cstheme="minorHAnsi"/>
+        </w:rPr>
+        <w:t xml:space="preserve"> Lehota na poskytnutie podkladov k dotácii sa riadi osobitne bodom 5.11 tejto Zmluvy.</w:t>
       </w:r>
     </w:p>
     <w:p>
@@ -1593,6 +1353,7 @@
     </w:p>
     <w:p>
       <w:pPr>
+        <w:keepNext/>
         <w:spacing w:after="120"/>
         <w:ind w:left="142" w:right="848"/>
         <w:jc w:val="center"/>
@@ -1624,6 +1385,7 @@
     </w:p>
     <w:p>
       <w:pPr>
+        <w:keepNext/>
         <w:ind w:left="142" w:right="848"/>
         <w:jc w:val="center"/>
         <w:rPr>
@@ -1636,18 +1398,12 @@
           <w:rFonts w:asciiTheme="minorHAnsi" w:hAnsiTheme="minorHAnsi" w:cstheme="minorHAnsi"/>
           <w:iCs/>
         </w:rPr>
-        <w:t xml:space="preserve">Cena za diela </w:t>
-      </w:r>
-      <w:r>
-        <w:rPr>
-          <w:rFonts w:asciiTheme="minorHAnsi" w:hAnsiTheme="minorHAnsi" w:cstheme="minorHAnsi"/>
-          <w:iCs/>
-        </w:rPr>
-        <w:t>platobné podmienky</w:t>
-      </w:r>
-    </w:p>
-    <w:p>
-      <w:pPr>
+        <w:t>Cena diela a platobné podmienky</w:t>
+      </w:r>
+    </w:p>
+    <w:p>
+      <w:pPr>
+        <w:keepNext/>
         <w:spacing w:line="360" w:lineRule="auto"/>
         <w:ind w:left="142" w:right="851"/>
         <w:jc w:val="center"/>
@@ -1663,18 +1419,16 @@
         <w:pStyle w:val="Odsekzoznamu"/>
         <w:widowControl w:val="0"/>
         <w:numPr>
-          <w:ilvl w:val="1"/>
-          <w:numId w:val="26"/>
+          <w:ilvl w:val="0"/>
+          <w:numId w:val="43"/>
         </w:numPr>
         <w:tabs>
-          <w:tab w:val="left" w:pos="1041"/>
-          <w:tab w:val="left" w:pos="1042"/>
-          <w:tab w:val="left" w:pos="6082"/>
+          <w:tab w:val="left" w:pos="1014"/>
         </w:tabs>
         <w:autoSpaceDE w:val="0"/>
         <w:autoSpaceDN w:val="0"/>
         <w:spacing w:before="1" w:after="120" w:line="278" w:lineRule="auto"/>
-        <w:ind w:left="306" w:right="565" w:firstLine="0"/>
+        <w:ind w:right="565"/>
         <w:contextualSpacing w:val="0"/>
         <w:rPr>
           <w:rFonts w:asciiTheme="minorHAnsi" w:hAnsiTheme="minorHAnsi" w:cstheme="minorHAnsi"/>
@@ -1684,102 +1438,19 @@
         <w:rPr>
           <w:rFonts w:asciiTheme="minorHAnsi" w:hAnsiTheme="minorHAnsi" w:cstheme="minorHAnsi"/>
         </w:rPr>
-        <w:t>Cena za predmet dodávky je stanovená dohodou XXX EUR + DPH</w:t>
-      </w:r>
-      <w:r>
-        <w:rPr>
-          <w:rFonts w:asciiTheme="minorHAnsi" w:hAnsiTheme="minorHAnsi" w:cstheme="minorHAnsi"/>
-        </w:rPr>
-      </w:r>
-      <w:r>
-        <w:rPr>
-          <w:rFonts w:asciiTheme="minorHAnsi" w:hAnsiTheme="minorHAnsi" w:cstheme="minorHAnsi"/>
-        </w:rPr>
-      </w:r>
-      <w:r>
-        <w:rPr>
-          <w:rFonts w:asciiTheme="minorHAnsi" w:hAnsiTheme="minorHAnsi" w:cstheme="minorHAnsi"/>
-        </w:rPr>
-      </w:r>
-      <w:r>
-        <w:rPr>
-          <w:rFonts w:asciiTheme="minorHAnsi" w:hAnsiTheme="minorHAnsi" w:cstheme="minorHAnsi"/>
-        </w:rPr>
-      </w:r>
-      <w:r>
-        <w:rPr>
-          <w:rFonts w:asciiTheme="minorHAnsi" w:hAnsiTheme="minorHAnsi" w:cstheme="minorHAnsi"/>
-        </w:rPr>
-      </w:r>
-      <w:r>
-        <w:rPr>
-          <w:rFonts w:asciiTheme="minorHAnsi" w:hAnsiTheme="minorHAnsi" w:cstheme="minorHAnsi"/>
-        </w:rPr>
-      </w:r>
-      <w:r>
-        <w:rPr>
-          <w:rFonts w:asciiTheme="minorHAnsi" w:hAnsiTheme="minorHAnsi" w:cstheme="minorHAnsi"/>
-        </w:rPr>
-      </w:r>
-      <w:r>
-        <w:rPr>
-          <w:rFonts w:asciiTheme="minorHAnsi" w:hAnsiTheme="minorHAnsi" w:cstheme="minorHAnsi"/>
-        </w:rPr>
-      </w:r>
-      <w:r>
-        <w:rPr>
-          <w:rFonts w:asciiTheme="minorHAnsi" w:hAnsiTheme="minorHAnsi" w:cstheme="minorHAnsi"/>
-        </w:rPr>
-      </w:r>
-      <w:r>
-        <w:rPr>
-          <w:rFonts w:asciiTheme="minorHAnsi" w:hAnsiTheme="minorHAnsi" w:cstheme="minorHAnsi"/>
-        </w:rPr>
-      </w:r>
-      <w:r>
-        <w:rPr>
-          <w:rFonts w:asciiTheme="minorHAnsi" w:hAnsiTheme="minorHAnsi" w:cstheme="minorHAnsi"/>
-        </w:rPr>
-      </w:r>
-      <w:r>
-        <w:rPr>
-          <w:rFonts w:asciiTheme="minorHAnsi" w:hAnsiTheme="minorHAnsi" w:cstheme="minorHAnsi"/>
-        </w:rPr>
-      </w:r>
-      <w:r>
-        <w:rPr>
-          <w:rFonts w:asciiTheme="minorHAnsi" w:hAnsiTheme="minorHAnsi" w:cstheme="minorHAnsi"/>
-        </w:rPr>
-      </w:r>
-      <w:r>
-        <w:rPr>
-          <w:rFonts w:asciiTheme="minorHAnsi" w:hAnsiTheme="minorHAnsi" w:cstheme="minorHAnsi"/>
-        </w:rPr>
-      </w:r>
-      <w:r>
-        <w:rPr>
-          <w:rFonts w:asciiTheme="minorHAnsi" w:hAnsiTheme="minorHAnsi" w:cstheme="minorHAnsi"/>
-        </w:rPr>
-      </w:r>
-      <w:r>
-        <w:rPr>
-          <w:rFonts w:asciiTheme="minorHAnsi" w:hAnsiTheme="minorHAnsi" w:cstheme="minorHAnsi"/>
-        </w:rPr>
-      </w:r>
-      <w:r>
-        <w:rPr>
-          <w:rFonts w:asciiTheme="minorHAnsi" w:hAnsiTheme="minorHAnsi" w:cstheme="minorHAnsi"/>
-        </w:rPr>
-      </w:r>
-      <w:r>
-        <w:rPr>
-          <w:rFonts w:asciiTheme="minorHAnsi" w:hAnsiTheme="minorHAnsi" w:cstheme="minorHAnsi"/>
-        </w:rPr>
-      </w:r>
-      <w:r>
-        <w:rPr>
-          <w:rFonts w:asciiTheme="minorHAnsi" w:hAnsiTheme="minorHAnsi" w:cstheme="minorHAnsi"/>
-        </w:rPr>
+        <w:t xml:space="preserve">Cena za predmet dodávky je stanovená dohodou XXX EUR </w:t>
+      </w:r>
+      <w:r>
+        <w:rPr>
+          <w:rFonts w:asciiTheme="minorHAnsi" w:hAnsiTheme="minorHAnsi" w:cstheme="minorHAnsi"/>
+        </w:rPr>
+        <w:t>s</w:t>
+      </w:r>
+      <w:r>
+        <w:rPr>
+          <w:rFonts w:asciiTheme="minorHAnsi" w:hAnsiTheme="minorHAnsi" w:cstheme="minorHAnsi"/>
+        </w:rPr>
+        <w:t xml:space="preserve"> DPH</w:t>
       </w:r>
     </w:p>
     <w:p>
@@ -1797,48 +1468,6 @@
           <w:lang w:eastAsia="en-US"/>
         </w:rPr>
         <w:t xml:space="preserve">Slovom: XXX Eur a XXX centov. </w:t>
-      </w:r>
-      <w:r>
-        <w:rPr>
-          <w:rFonts w:asciiTheme="minorHAnsi" w:hAnsiTheme="minorHAnsi" w:cstheme="minorHAnsi"/>
-          <w:lang w:eastAsia="en-US"/>
-        </w:rPr>
-      </w:r>
-      <w:r>
-        <w:rPr>
-          <w:rFonts w:asciiTheme="minorHAnsi" w:hAnsiTheme="minorHAnsi" w:cstheme="minorHAnsi"/>
-          <w:lang w:eastAsia="en-US"/>
-        </w:rPr>
-      </w:r>
-      <w:r>
-        <w:rPr>
-          <w:rFonts w:asciiTheme="minorHAnsi" w:hAnsiTheme="minorHAnsi" w:cstheme="minorHAnsi"/>
-          <w:lang w:eastAsia="en-US"/>
-        </w:rPr>
-      </w:r>
-      <w:r>
-        <w:rPr>
-          <w:rFonts w:asciiTheme="minorHAnsi" w:hAnsiTheme="minorHAnsi" w:cstheme="minorHAnsi"/>
-          <w:lang w:eastAsia="en-US"/>
-        </w:rPr>
-      </w:r>
-      <w:r>
-        <w:rPr>
-          <w:rFonts w:asciiTheme="minorHAnsi" w:hAnsiTheme="minorHAnsi" w:cstheme="minorHAnsi"/>
-          <w:lang w:eastAsia="en-US"/>
-        </w:rPr>
-      </w:r>
-      <w:r>
-        <w:rPr>
-          <w:rFonts w:asciiTheme="minorHAnsi" w:hAnsiTheme="minorHAnsi" w:cstheme="minorHAnsi"/>
-          <w:lang w:eastAsia="en-US"/>
-        </w:rPr>
-      </w:r>
-      <w:r>
-        <w:rPr>
-          <w:rFonts w:asciiTheme="minorHAnsi" w:hAnsiTheme="minorHAnsi" w:cstheme="minorHAnsi"/>
-          <w:lang w:eastAsia="en-US"/>
-        </w:rPr>
       </w:r>
     </w:p>
     <w:p>
@@ -1846,17 +1475,16 @@
         <w:pStyle w:val="Odsekzoznamu"/>
         <w:widowControl w:val="0"/>
         <w:numPr>
-          <w:ilvl w:val="1"/>
-          <w:numId w:val="26"/>
+          <w:ilvl w:val="0"/>
+          <w:numId w:val="43"/>
         </w:numPr>
         <w:tabs>
-          <w:tab w:val="left" w:pos="1013"/>
           <w:tab w:val="left" w:pos="1014"/>
         </w:tabs>
         <w:autoSpaceDE w:val="0"/>
         <w:autoSpaceDN w:val="0"/>
         <w:spacing w:before="127" w:line="360" w:lineRule="auto"/>
-        <w:ind w:left="993" w:right="565" w:hanging="709"/>
+        <w:ind w:right="565"/>
         <w:contextualSpacing w:val="0"/>
         <w:rPr>
           <w:rFonts w:asciiTheme="minorHAnsi" w:hAnsiTheme="minorHAnsi" w:cstheme="minorHAnsi"/>
@@ -1920,19 +1548,19 @@
     <w:p>
       <w:pPr>
         <w:pStyle w:val="Odsekzoznamu"/>
+        <w:keepNext/>
         <w:widowControl w:val="0"/>
         <w:numPr>
-          <w:ilvl w:val="1"/>
-          <w:numId w:val="26"/>
+          <w:ilvl w:val="0"/>
+          <w:numId w:val="43"/>
         </w:numPr>
         <w:tabs>
-          <w:tab w:val="left" w:pos="1010"/>
-          <w:tab w:val="left" w:pos="1011"/>
+          <w:tab w:val="left" w:pos="1014"/>
         </w:tabs>
         <w:autoSpaceDE w:val="0"/>
         <w:autoSpaceDN w:val="0"/>
         <w:spacing w:after="120"/>
-        <w:ind w:left="1015" w:right="565" w:hanging="709"/>
+        <w:ind w:right="565"/>
         <w:contextualSpacing w:val="0"/>
         <w:rPr>
           <w:rFonts w:asciiTheme="minorHAnsi" w:hAnsiTheme="minorHAnsi" w:cstheme="minorHAnsi"/>
@@ -1943,6 +1571,44 @@
           <w:rFonts w:asciiTheme="minorHAnsi" w:hAnsiTheme="minorHAnsi" w:cstheme="minorHAnsi"/>
         </w:rPr>
         <w:t>Postupnosť fakturácie a úhrad:</w:t>
+      </w:r>
+    </w:p>
+    <w:p>
+      <w:pPr>
+        <w:pStyle w:val="Odsekzoznamu"/>
+        <w:keepNext/>
+        <w:widowControl w:val="0"/>
+        <w:tabs>
+          <w:tab w:val="left" w:pos="1010"/>
+          <w:tab w:val="left" w:pos="1011"/>
+        </w:tabs>
+        <w:autoSpaceDE w:val="0"/>
+        <w:autoSpaceDN w:val="0"/>
+        <w:spacing w:after="120"/>
+        <w:ind w:left="1015" w:right="565"/>
+        <w:contextualSpacing w:val="0"/>
+        <w:rPr>
+          <w:rFonts w:asciiTheme="minorHAnsi" w:hAnsiTheme="minorHAnsi" w:cstheme="minorHAnsi"/>
+          <w:b/>
+          <w:bCs/>
+        </w:rPr>
+      </w:pPr>
+      <w:r>
+        <w:rPr>
+          <w:rFonts w:asciiTheme="minorHAnsi" w:hAnsiTheme="minorHAnsi" w:cstheme="minorHAnsi"/>
+          <w:b/>
+          <w:bCs/>
+          <w:highlight w:val="yellow"/>
+        </w:rPr>
+        <w:t>Variant A</w:t>
+      </w:r>
+      <w:r>
+        <w:rPr>
+          <w:rFonts w:asciiTheme="minorHAnsi" w:hAnsiTheme="minorHAnsi" w:cstheme="minorHAnsi"/>
+          <w:b/>
+          <w:bCs/>
+        </w:rPr>
+        <w:t>:</w:t>
       </w:r>
     </w:p>
     <w:p>
@@ -1963,19 +1629,29 @@
         <w:ind w:left="1729" w:right="565" w:hanging="357"/>
         <w:rPr>
           <w:rFonts w:asciiTheme="minorHAnsi" w:hAnsiTheme="minorHAnsi" w:cstheme="minorHAnsi"/>
-        </w:rPr>
-      </w:pPr>
-      <w:r>
-        <w:rPr>
-          <w:rFonts w:asciiTheme="minorHAnsi" w:hAnsiTheme="minorHAnsi" w:cstheme="minorHAnsi"/>
+          <w:highlight w:val="yellow"/>
+        </w:rPr>
+      </w:pPr>
+      <w:r>
+        <w:rPr>
+          <w:rFonts w:asciiTheme="minorHAnsi" w:hAnsiTheme="minorHAnsi" w:cstheme="minorHAnsi"/>
+          <w:highlight w:val="yellow"/>
         </w:rPr>
         <w:t>60</w:t>
       </w:r>
       <w:r>
         <w:rPr>
           <w:rFonts w:asciiTheme="minorHAnsi" w:hAnsiTheme="minorHAnsi" w:cstheme="minorHAnsi"/>
+          <w:highlight w:val="yellow"/>
         </w:rPr>
         <w:t>% - zálohová faktúra vopred</w:t>
+      </w:r>
+      <w:r>
+        <w:rPr>
+          <w:rFonts w:asciiTheme="minorHAnsi" w:hAnsiTheme="minorHAnsi" w:cstheme="minorHAnsi"/>
+          <w:highlight w:val="yellow"/>
+        </w:rPr>
+        <w:t xml:space="preserve"> (po vydaní kladného stanoviska k pripojeniu)</w:t>
       </w:r>
     </w:p>
     <w:p>
@@ -1996,37 +1672,180 @@
         <w:ind w:left="1729" w:right="565" w:hanging="357"/>
         <w:rPr>
           <w:rFonts w:asciiTheme="minorHAnsi" w:hAnsiTheme="minorHAnsi" w:cstheme="minorHAnsi"/>
-        </w:rPr>
-      </w:pPr>
-      <w:r>
-        <w:rPr>
-          <w:rFonts w:asciiTheme="minorHAnsi" w:hAnsiTheme="minorHAnsi" w:cstheme="minorHAnsi"/>
-        </w:rPr>
-        <w:t>4</w:t>
-      </w:r>
-      <w:r>
-        <w:rPr>
-          <w:rFonts w:asciiTheme="minorHAnsi" w:hAnsiTheme="minorHAnsi" w:cstheme="minorHAnsi"/>
+          <w:highlight w:val="yellow"/>
+        </w:rPr>
+      </w:pPr>
+      <w:r>
+        <w:rPr>
+          <w:rFonts w:asciiTheme="minorHAnsi" w:hAnsiTheme="minorHAnsi" w:cstheme="minorHAnsi"/>
+          <w:highlight w:val="yellow"/>
+        </w:rPr>
+        <w:lastRenderedPageBreak/>
+        <w:t>3</w:t>
+      </w:r>
+      <w:r>
+        <w:rPr>
+          <w:rFonts w:asciiTheme="minorHAnsi" w:hAnsiTheme="minorHAnsi" w:cstheme="minorHAnsi"/>
+          <w:highlight w:val="yellow"/>
         </w:rPr>
         <w:t>0</w:t>
       </w:r>
       <w:r>
         <w:rPr>
           <w:rFonts w:asciiTheme="minorHAnsi" w:hAnsiTheme="minorHAnsi" w:cstheme="minorHAnsi"/>
+          <w:highlight w:val="yellow"/>
         </w:rPr>
         <w:t xml:space="preserve">% - po nainštalovaní </w:t>
       </w:r>
       <w:r>
         <w:rPr>
           <w:rFonts w:asciiTheme="minorHAnsi" w:hAnsiTheme="minorHAnsi" w:cstheme="minorHAnsi"/>
+          <w:highlight w:val="yellow"/>
         </w:rPr>
         <w:t>FVZ</w:t>
       </w:r>
       <w:r>
         <w:rPr>
           <w:rFonts w:asciiTheme="minorHAnsi" w:hAnsiTheme="minorHAnsi" w:cstheme="minorHAnsi"/>
+          <w:highlight w:val="yellow"/>
         </w:rPr>
         <w:t xml:space="preserve"> </w:t>
+      </w:r>
+      <w:r>
+        <w:rPr>
+          <w:rFonts w:asciiTheme="minorHAnsi" w:hAnsiTheme="minorHAnsi" w:cstheme="minorHAnsi"/>
+          <w:highlight w:val="yellow"/>
+        </w:rPr>
+        <w:t>(po protokolárnom potvrdení dokončenia montáže)</w:t>
+      </w:r>
+    </w:p>
+    <w:p>
+      <w:pPr>
+        <w:pStyle w:val="Odsekzoznamu"/>
+        <w:widowControl w:val="0"/>
+        <w:numPr>
+          <w:ilvl w:val="2"/>
+          <w:numId w:val="26"/>
+        </w:numPr>
+        <w:tabs>
+          <w:tab w:val="left" w:pos="1730"/>
+          <w:tab w:val="left" w:pos="1731"/>
+        </w:tabs>
+        <w:autoSpaceDE w:val="0"/>
+        <w:autoSpaceDN w:val="0"/>
+        <w:spacing w:line="360" w:lineRule="auto"/>
+        <w:ind w:left="1729" w:right="565" w:hanging="357"/>
+        <w:rPr>
+          <w:rFonts w:asciiTheme="minorHAnsi" w:hAnsiTheme="minorHAnsi" w:cstheme="minorHAnsi"/>
+        </w:rPr>
+      </w:pPr>
+      <w:r>
+        <w:rPr>
+          <w:rFonts w:asciiTheme="minorHAnsi" w:hAnsiTheme="minorHAnsi" w:cstheme="minorHAnsi"/>
+          <w:highlight w:val="yellow"/>
+        </w:rPr>
+        <w:t>10% - po uvedení zariadenia do prevádzky (po parametrizácii / výmene</w:t>
+      </w:r>
+      <w:r>
+        <w:rPr>
+          <w:rFonts w:asciiTheme="minorHAnsi" w:hAnsiTheme="minorHAnsi" w:cstheme="minorHAnsi"/>
+        </w:rPr>
+        <w:t xml:space="preserve"> </w:t>
+      </w:r>
+      <w:r>
+        <w:rPr>
+          <w:rFonts w:asciiTheme="minorHAnsi" w:hAnsiTheme="minorHAnsi" w:cstheme="minorHAnsi"/>
+          <w:highlight w:val="yellow"/>
+        </w:rPr>
+        <w:t>elektromera)</w:t>
+      </w:r>
+    </w:p>
+    <w:p>
+      <w:pPr>
+        <w:pStyle w:val="Odsekzoznamu"/>
+        <w:keepNext/>
+        <w:widowControl w:val="0"/>
+        <w:tabs>
+          <w:tab w:val="left" w:pos="1730"/>
+          <w:tab w:val="left" w:pos="1731"/>
+        </w:tabs>
+        <w:autoSpaceDE w:val="0"/>
+        <w:autoSpaceDN w:val="0"/>
+        <w:spacing w:line="360" w:lineRule="auto"/>
+        <w:ind w:left="305" w:right="565"/>
+        <w:rPr>
+          <w:rFonts w:asciiTheme="minorHAnsi" w:hAnsiTheme="minorHAnsi" w:cstheme="minorHAnsi"/>
+          <w:b/>
+          <w:bCs/>
+          <w:highlight w:val="yellow"/>
+        </w:rPr>
+      </w:pPr>
+      <w:r>
+        <w:rPr>
+          <w:rFonts w:asciiTheme="minorHAnsi" w:hAnsiTheme="minorHAnsi" w:cstheme="minorHAnsi"/>
+          <w:b/>
+          <w:bCs/>
+          <w:highlight w:val="yellow"/>
+        </w:rPr>
+        <w:t>Variant B:</w:t>
+      </w:r>
+    </w:p>
+    <w:p>
+      <w:pPr>
+        <w:pStyle w:val="Odsekzoznamu"/>
+        <w:widowControl w:val="0"/>
+        <w:numPr>
+          <w:ilvl w:val="2"/>
+          <w:numId w:val="26"/>
+        </w:numPr>
+        <w:tabs>
+          <w:tab w:val="left" w:pos="1730"/>
+          <w:tab w:val="left" w:pos="1731"/>
+        </w:tabs>
+        <w:autoSpaceDE w:val="0"/>
+        <w:autoSpaceDN w:val="0"/>
+        <w:spacing w:line="360" w:lineRule="auto"/>
+        <w:ind w:left="1729" w:right="565" w:hanging="357"/>
+        <w:rPr>
+          <w:rFonts w:asciiTheme="minorHAnsi" w:hAnsiTheme="minorHAnsi" w:cstheme="minorHAnsi"/>
+          <w:highlight w:val="yellow"/>
+        </w:rPr>
+      </w:pPr>
+      <w:r>
+        <w:rPr>
+          <w:rFonts w:asciiTheme="minorHAnsi" w:hAnsiTheme="minorHAnsi" w:cstheme="minorHAnsi"/>
+          <w:highlight w:val="yellow"/>
+        </w:rPr>
+        <w:t>60% - zálohová faktúra vopred (po vydaní kladného stanoviska k pripojeniu)</w:t>
+      </w:r>
+    </w:p>
+    <w:p>
+      <w:pPr>
+        <w:pStyle w:val="Odsekzoznamu"/>
+        <w:widowControl w:val="0"/>
+        <w:numPr>
+          <w:ilvl w:val="2"/>
+          <w:numId w:val="26"/>
+        </w:numPr>
+        <w:tabs>
+          <w:tab w:val="left" w:pos="1730"/>
+          <w:tab w:val="left" w:pos="1731"/>
+        </w:tabs>
+        <w:autoSpaceDE w:val="0"/>
+        <w:autoSpaceDN w:val="0"/>
+        <w:spacing w:line="360" w:lineRule="auto"/>
+        <w:ind w:left="1729" w:right="565" w:hanging="357"/>
+        <w:rPr>
+          <w:rFonts w:asciiTheme="minorHAnsi" w:hAnsiTheme="minorHAnsi" w:cstheme="minorHAnsi"/>
+          <w:highlight w:val="yellow"/>
+        </w:rPr>
+      </w:pPr>
+      <w:r>
+        <w:rPr>
+          <w:rFonts w:asciiTheme="minorHAnsi" w:hAnsiTheme="minorHAnsi" w:cstheme="minorHAnsi"/>
+          <w:highlight w:val="yellow"/>
+        </w:rPr>
+        <w:t>40% - po nainštalovaní FVZ (po protokolárnom potvrdení dokončenia montáže)</w:t>
       </w:r>
     </w:p>
     <w:p>
@@ -2041,25 +1860,6 @@
         <w:autoSpaceDN w:val="0"/>
         <w:spacing w:line="360" w:lineRule="auto"/>
         <w:ind w:left="1729" w:right="565"/>
-        <w:contextualSpacing w:val="0"/>
-        <w:rPr>
-          <w:rFonts w:asciiTheme="minorHAnsi" w:hAnsiTheme="minorHAnsi" w:cstheme="minorHAnsi"/>
-        </w:rPr>
-      </w:pPr>
-    </w:p>
-    <w:p>
-      <w:pPr>
-        <w:pStyle w:val="Odsekzoznamu"/>
-        <w:widowControl w:val="0"/>
-        <w:tabs>
-          <w:tab w:val="left" w:pos="1730"/>
-          <w:tab w:val="left" w:pos="1731"/>
-        </w:tabs>
-        <w:autoSpaceDE w:val="0"/>
-        <w:autoSpaceDN w:val="0"/>
-        <w:spacing w:line="360" w:lineRule="auto"/>
-        <w:ind w:left="1729" w:right="565"/>
-        <w:contextualSpacing w:val="0"/>
         <w:rPr>
           <w:rFonts w:asciiTheme="minorHAnsi" w:hAnsiTheme="minorHAnsi" w:cstheme="minorHAnsi"/>
         </w:rPr>
@@ -2083,321 +1883,101 @@
           <w:rFonts w:asciiTheme="minorHAnsi" w:hAnsiTheme="minorHAnsi" w:cstheme="minorHAnsi"/>
         </w:rPr>
       </w:pPr>
+      <w:r>
+        <w:rPr>
+          <w:rFonts w:asciiTheme="minorHAnsi" w:hAnsiTheme="minorHAnsi" w:cstheme="minorHAnsi"/>
+        </w:rPr>
+        <w:t>Zhotoviteľ</w:t>
+      </w:r>
+      <w:r>
+        <w:rPr>
+          <w:rFonts w:asciiTheme="minorHAnsi" w:hAnsiTheme="minorHAnsi" w:cstheme="minorHAnsi"/>
+        </w:rPr>
+        <w:t xml:space="preserve"> </w:t>
+      </w:r>
+      <w:r>
+        <w:rPr>
+          <w:rFonts w:asciiTheme="minorHAnsi" w:hAnsiTheme="minorHAnsi" w:cstheme="minorHAnsi"/>
+        </w:rPr>
+        <w:t xml:space="preserve">je povinný </w:t>
+      </w:r>
+      <w:r>
+        <w:rPr>
+          <w:rFonts w:asciiTheme="minorHAnsi" w:hAnsiTheme="minorHAnsi" w:cstheme="minorHAnsi"/>
+        </w:rPr>
+        <w:t>po spustení</w:t>
+      </w:r>
+      <w:r>
+        <w:rPr>
+          <w:rFonts w:asciiTheme="minorHAnsi" w:hAnsiTheme="minorHAnsi" w:cstheme="minorHAnsi"/>
+        </w:rPr>
+        <w:t xml:space="preserve"> </w:t>
+      </w:r>
+      <w:r>
+        <w:rPr>
+          <w:rFonts w:asciiTheme="minorHAnsi" w:hAnsiTheme="minorHAnsi" w:cstheme="minorHAnsi"/>
+        </w:rPr>
+        <w:t>D</w:t>
+      </w:r>
+      <w:r>
+        <w:rPr>
+          <w:rFonts w:asciiTheme="minorHAnsi" w:hAnsiTheme="minorHAnsi" w:cstheme="minorHAnsi"/>
+        </w:rPr>
+        <w:t>iela</w:t>
+      </w:r>
+      <w:r>
+        <w:rPr>
+          <w:rFonts w:asciiTheme="minorHAnsi" w:hAnsiTheme="minorHAnsi" w:cstheme="minorHAnsi"/>
+        </w:rPr>
+        <w:t xml:space="preserve"> predložiť súpis vykonaných prác</w:t>
+      </w:r>
+      <w:r>
+        <w:rPr>
+          <w:rFonts w:asciiTheme="minorHAnsi" w:hAnsiTheme="minorHAnsi" w:cstheme="minorHAnsi"/>
+        </w:rPr>
+        <w:t>,</w:t>
+      </w:r>
+      <w:r>
+        <w:rPr>
+          <w:rFonts w:asciiTheme="minorHAnsi" w:hAnsiTheme="minorHAnsi" w:cstheme="minorHAnsi"/>
+        </w:rPr>
+        <w:t xml:space="preserve"> certifikáty zabudovaných materiálov v súlade s príslušnými STN,</w:t>
+      </w:r>
+      <w:r>
+        <w:rPr>
+          <w:rFonts w:asciiTheme="minorHAnsi" w:hAnsiTheme="minorHAnsi" w:cstheme="minorHAnsi"/>
+        </w:rPr>
+        <w:t xml:space="preserve"> </w:t>
+      </w:r>
+      <w:r>
+        <w:rPr>
+          <w:rFonts w:asciiTheme="minorHAnsi" w:hAnsiTheme="minorHAnsi" w:cstheme="minorHAnsi"/>
+        </w:rPr>
+        <w:t>dokumentácie, resp. iné potrebné dokumenty</w:t>
+      </w:r>
+      <w:r>
+        <w:rPr>
+          <w:rFonts w:asciiTheme="minorHAnsi" w:hAnsiTheme="minorHAnsi" w:cstheme="minorHAnsi"/>
+        </w:rPr>
+        <w:t>,</w:t>
+      </w:r>
+      <w:r>
+        <w:rPr>
+          <w:rFonts w:asciiTheme="minorHAnsi" w:hAnsiTheme="minorHAnsi" w:cstheme="minorHAnsi"/>
+        </w:rPr>
+        <w:t xml:space="preserve"> revízie a pod..</w:t>
+      </w:r>
+      <w:r>
+        <w:rPr>
+          <w:rFonts w:asciiTheme="minorHAnsi" w:hAnsiTheme="minorHAnsi" w:cstheme="minorHAnsi"/>
+        </w:rPr>
+        <w:t>.</w:t>
+      </w:r>
     </w:p>
     <w:p>
       <w:pPr>
         <w:pStyle w:val="Odsekzoznamu"/>
         <w:widowControl w:val="0"/>
-        <w:tabs>
-          <w:tab w:val="left" w:pos="1730"/>
-          <w:tab w:val="left" w:pos="1731"/>
-        </w:tabs>
-        <w:autoSpaceDE w:val="0"/>
-        <w:autoSpaceDN w:val="0"/>
-        <w:spacing w:line="360" w:lineRule="auto"/>
-        <w:ind w:left="992" w:right="565"/>
-        <w:contextualSpacing w:val="0"/>
-        <w:jc w:val="both"/>
-        <w:rPr>
-          <w:rFonts w:asciiTheme="minorHAnsi" w:hAnsiTheme="minorHAnsi" w:cstheme="minorHAnsi"/>
-        </w:rPr>
-      </w:pPr>
-      <w:r>
-        <w:rPr>
-          <w:rFonts w:asciiTheme="minorHAnsi" w:hAnsiTheme="minorHAnsi" w:cstheme="minorHAnsi"/>
-        </w:rPr>
-        <w:lastRenderedPageBreak/>
-        <w:t>Zhotoviteľ</w:t>
-      </w:r>
-      <w:r>
-        <w:rPr>
-          <w:rFonts w:asciiTheme="minorHAnsi" w:hAnsiTheme="minorHAnsi" w:cstheme="minorHAnsi"/>
-        </w:rPr>
-        <w:t xml:space="preserve"> </w:t>
-      </w:r>
-      <w:r>
-        <w:rPr>
-          <w:rFonts w:asciiTheme="minorHAnsi" w:hAnsiTheme="minorHAnsi" w:cstheme="minorHAnsi"/>
-        </w:rPr>
-        <w:t xml:space="preserve">je povinný </w:t>
-      </w:r>
-      <w:r>
-        <w:rPr>
-          <w:rFonts w:asciiTheme="minorHAnsi" w:hAnsiTheme="minorHAnsi" w:cstheme="minorHAnsi"/>
-        </w:rPr>
-        <w:t>po spustení</w:t>
-      </w:r>
-      <w:r>
-        <w:rPr>
-          <w:rFonts w:asciiTheme="minorHAnsi" w:hAnsiTheme="minorHAnsi" w:cstheme="minorHAnsi"/>
-        </w:rPr>
-        <w:t xml:space="preserve"> </w:t>
-      </w:r>
-      <w:r>
-        <w:rPr>
-          <w:rFonts w:asciiTheme="minorHAnsi" w:hAnsiTheme="minorHAnsi" w:cstheme="minorHAnsi"/>
-        </w:rPr>
-        <w:t>D</w:t>
-      </w:r>
-      <w:r>
-        <w:rPr>
-          <w:rFonts w:asciiTheme="minorHAnsi" w:hAnsiTheme="minorHAnsi" w:cstheme="minorHAnsi"/>
-        </w:rPr>
-        <w:t>iela</w:t>
-      </w:r>
-      <w:r>
-        <w:rPr>
-          <w:rFonts w:asciiTheme="minorHAnsi" w:hAnsiTheme="minorHAnsi" w:cstheme="minorHAnsi"/>
-        </w:rPr>
-        <w:t xml:space="preserve"> predložiť súpis vykonaných prác</w:t>
-      </w:r>
-      <w:r>
-        <w:rPr>
-          <w:rFonts w:asciiTheme="minorHAnsi" w:hAnsiTheme="minorHAnsi" w:cstheme="minorHAnsi"/>
-        </w:rPr>
-        <w:t>,</w:t>
-      </w:r>
-      <w:r>
-        <w:rPr>
-          <w:rFonts w:asciiTheme="minorHAnsi" w:hAnsiTheme="minorHAnsi" w:cstheme="minorHAnsi"/>
-        </w:rPr>
-        <w:t xml:space="preserve"> certifikáty zabudovaných materiálov v súlade s príslušnými STN,</w:t>
-      </w:r>
-      <w:r>
-        <w:rPr>
-          <w:rFonts w:asciiTheme="minorHAnsi" w:hAnsiTheme="minorHAnsi" w:cstheme="minorHAnsi"/>
-        </w:rPr>
-        <w:t xml:space="preserve"> </w:t>
-      </w:r>
-      <w:r>
-        <w:rPr>
-          <w:rFonts w:asciiTheme="minorHAnsi" w:hAnsiTheme="minorHAnsi" w:cstheme="minorHAnsi"/>
-        </w:rPr>
-        <w:t>dokumentácie, resp. iné potrebné dokumenty</w:t>
-      </w:r>
-      <w:r>
-        <w:rPr>
-          <w:rFonts w:asciiTheme="minorHAnsi" w:hAnsiTheme="minorHAnsi" w:cstheme="minorHAnsi"/>
-        </w:rPr>
-        <w:t>,</w:t>
-      </w:r>
-      <w:r>
-        <w:rPr>
-          <w:rFonts w:asciiTheme="minorHAnsi" w:hAnsiTheme="minorHAnsi" w:cstheme="minorHAnsi"/>
-        </w:rPr>
-        <w:t xml:space="preserve"> revízie a pod..</w:t>
-      </w:r>
-      <w:r>
-        <w:rPr>
-          <w:rFonts w:asciiTheme="minorHAnsi" w:hAnsiTheme="minorHAnsi" w:cstheme="minorHAnsi"/>
-        </w:rPr>
-        <w:t>.</w:t>
-      </w:r>
-    </w:p>
-    <w:p>
-      <w:pPr>
-        <w:pStyle w:val="Odsekzoznamu"/>
-        <w:widowControl w:val="0"/>
-        <w:tabs>
-          <w:tab w:val="left" w:pos="1730"/>
-          <w:tab w:val="left" w:pos="1731"/>
-        </w:tabs>
-        <w:autoSpaceDE w:val="0"/>
-        <w:autoSpaceDN w:val="0"/>
-        <w:spacing w:line="360" w:lineRule="auto"/>
-        <w:ind w:left="992" w:right="565"/>
-        <w:contextualSpacing w:val="0"/>
-        <w:jc w:val="both"/>
-        <w:rPr>
-          <w:rFonts w:asciiTheme="minorHAnsi" w:hAnsiTheme="minorHAnsi" w:cstheme="minorHAnsi"/>
-        </w:rPr>
-      </w:pPr>
-      <w:r>
-        <w:rPr>
-          <w:rFonts w:asciiTheme="minorHAnsi" w:hAnsiTheme="minorHAnsi" w:cstheme="minorHAnsi"/>
-        </w:rPr>
-        <w:t xml:space="preserve">Súčasťou </w:t>
-      </w:r>
-      <w:r>
-        <w:rPr>
-          <w:rFonts w:asciiTheme="minorHAnsi" w:hAnsiTheme="minorHAnsi" w:cstheme="minorHAnsi"/>
-        </w:rPr>
-        <w:t>C</w:t>
-      </w:r>
-      <w:r>
-        <w:rPr>
-          <w:rFonts w:asciiTheme="minorHAnsi" w:hAnsiTheme="minorHAnsi" w:cstheme="minorHAnsi"/>
-        </w:rPr>
-        <w:t xml:space="preserve">enovej ponuky je aj zabezpečenie kompletnej administratívy pre získanie peňažnej poukážky na podporu inštalácie fotovoltických zariadení pre rodinné domy programu Zelená domácnostiam od SIEA (Slovenská </w:t>
-      </w:r>
-      <w:r>
-        <w:rPr>
-          <w:rFonts w:asciiTheme="minorHAnsi" w:hAnsiTheme="minorHAnsi" w:cstheme="minorHAnsi"/>
-        </w:rPr>
-        <w:t>i</w:t>
-      </w:r>
-      <w:r>
-        <w:rPr>
-          <w:rFonts w:asciiTheme="minorHAnsi" w:hAnsiTheme="minorHAnsi" w:cstheme="minorHAnsi"/>
-        </w:rPr>
-        <w:t>novačná a </w:t>
-      </w:r>
-      <w:r>
-        <w:rPr>
-          <w:rFonts w:asciiTheme="minorHAnsi" w:hAnsiTheme="minorHAnsi" w:cstheme="minorHAnsi"/>
-        </w:rPr>
-        <w:t>e</w:t>
-      </w:r>
-      <w:r>
-        <w:rPr>
-          <w:rFonts w:asciiTheme="minorHAnsi" w:hAnsiTheme="minorHAnsi" w:cstheme="minorHAnsi"/>
-        </w:rPr>
-        <w:t xml:space="preserve">nergetická </w:t>
-      </w:r>
-      <w:r>
-        <w:rPr>
-          <w:rFonts w:asciiTheme="minorHAnsi" w:hAnsiTheme="minorHAnsi" w:cstheme="minorHAnsi"/>
-        </w:rPr>
-        <w:t>a</w:t>
-      </w:r>
-      <w:r>
-        <w:rPr>
-          <w:rFonts w:asciiTheme="minorHAnsi" w:hAnsiTheme="minorHAnsi" w:cstheme="minorHAnsi"/>
-        </w:rPr>
-        <w:t>gentúra</w:t>
-      </w:r>
-      <w:r>
-        <w:rPr>
-          <w:rFonts w:asciiTheme="minorHAnsi" w:hAnsiTheme="minorHAnsi" w:cstheme="minorHAnsi"/>
-        </w:rPr>
-        <w:t xml:space="preserve">). V prípade získania dotácie je </w:t>
-      </w:r>
-      <w:r>
-        <w:rPr>
-          <w:rFonts w:asciiTheme="minorHAnsi" w:hAnsiTheme="minorHAnsi" w:cstheme="minorHAnsi"/>
-        </w:rPr>
-        <w:t>Z</w:t>
-      </w:r>
-      <w:r>
-        <w:rPr>
-          <w:rFonts w:asciiTheme="minorHAnsi" w:hAnsiTheme="minorHAnsi" w:cstheme="minorHAnsi"/>
-        </w:rPr>
-        <w:t xml:space="preserve">hotoviteľ povinný vyplatiť </w:t>
-      </w:r>
-      <w:r>
-        <w:rPr>
-          <w:rFonts w:asciiTheme="minorHAnsi" w:hAnsiTheme="minorHAnsi" w:cstheme="minorHAnsi"/>
-        </w:rPr>
-        <w:t>O</w:t>
-      </w:r>
-      <w:r>
-        <w:rPr>
-          <w:rFonts w:asciiTheme="minorHAnsi" w:hAnsiTheme="minorHAnsi" w:cstheme="minorHAnsi"/>
-        </w:rPr>
-        <w:t>bjednávateľovi sumu, ktorú stanovila SIEA, v plnej výške.</w:t>
-      </w:r>
-    </w:p>
-    <w:p>
-      <w:pPr>
-        <w:pStyle w:val="Odsekzoznamu"/>
-        <w:widowControl w:val="0"/>
-        <w:numPr>
-          <w:ilvl w:val="1"/>
-          <w:numId w:val="26"/>
-        </w:numPr>
-        <w:tabs>
-          <w:tab w:val="left" w:pos="1730"/>
-          <w:tab w:val="left" w:pos="1731"/>
-        </w:tabs>
-        <w:autoSpaceDE w:val="0"/>
-        <w:autoSpaceDN w:val="0"/>
-        <w:spacing w:line="360" w:lineRule="auto"/>
-        <w:ind w:left="993" w:right="565" w:hanging="709"/>
-        <w:contextualSpacing w:val="0"/>
-        <w:rPr>
-          <w:rFonts w:asciiTheme="minorHAnsi" w:hAnsiTheme="minorHAnsi" w:cstheme="minorHAnsi"/>
-        </w:rPr>
-      </w:pPr>
-      <w:r>
-        <w:rPr>
-          <w:rFonts w:asciiTheme="minorHAnsi" w:hAnsiTheme="minorHAnsi" w:cstheme="minorHAnsi"/>
-        </w:rPr>
-        <w:t xml:space="preserve">Lehota splatnosti faktúr je </w:t>
-      </w:r>
-      <w:r>
-        <w:rPr>
-          <w:rFonts w:asciiTheme="minorHAnsi" w:hAnsiTheme="minorHAnsi" w:cstheme="minorHAnsi"/>
-          <w:b/>
-          <w:bCs/>
-        </w:rPr>
-        <w:t>7</w:t>
-      </w:r>
-      <w:r>
-        <w:rPr>
-          <w:rFonts w:asciiTheme="minorHAnsi" w:hAnsiTheme="minorHAnsi" w:cstheme="minorHAnsi"/>
-          <w:b/>
-          <w:bCs/>
-        </w:rPr>
-        <w:t xml:space="preserve"> </w:t>
-      </w:r>
-      <w:r>
-        <w:rPr>
-          <w:rFonts w:asciiTheme="minorHAnsi" w:hAnsiTheme="minorHAnsi" w:cstheme="minorHAnsi"/>
-          <w:b/>
-          <w:bCs/>
-        </w:rPr>
-        <w:t>dní.</w:t>
-      </w:r>
-    </w:p>
-    <w:p>
-      <w:pPr>
-        <w:pStyle w:val="Odsekzoznamu"/>
-        <w:widowControl w:val="0"/>
-        <w:numPr>
-          <w:ilvl w:val="1"/>
-          <w:numId w:val="26"/>
-        </w:numPr>
-        <w:tabs>
-          <w:tab w:val="left" w:pos="1730"/>
-          <w:tab w:val="left" w:pos="1731"/>
-        </w:tabs>
-        <w:autoSpaceDE w:val="0"/>
-        <w:autoSpaceDN w:val="0"/>
-        <w:spacing w:line="360" w:lineRule="auto"/>
-        <w:ind w:left="993" w:right="567" w:hanging="709"/>
-        <w:contextualSpacing w:val="0"/>
-        <w:jc w:val="both"/>
-        <w:rPr>
-          <w:rFonts w:asciiTheme="minorHAnsi" w:hAnsiTheme="minorHAnsi" w:cstheme="minorHAnsi"/>
-        </w:rPr>
-      </w:pPr>
-      <w:r>
-        <w:rPr>
-          <w:rFonts w:asciiTheme="minorHAnsi" w:hAnsiTheme="minorHAnsi" w:cstheme="minorHAnsi"/>
-        </w:rPr>
-        <w:t xml:space="preserve">V prípade omeškania Objednávateľa so zaplatením finančného plnenia </w:t>
-      </w:r>
-      <w:r>
-        <w:rPr>
-          <w:rFonts w:asciiTheme="minorHAnsi" w:hAnsiTheme="minorHAnsi" w:cstheme="minorHAnsi"/>
-        </w:rPr>
-        <w:br/>
-      </w:r>
-      <w:r>
-        <w:rPr>
-          <w:rFonts w:asciiTheme="minorHAnsi" w:hAnsiTheme="minorHAnsi" w:cstheme="minorHAnsi"/>
-        </w:rPr>
-        <w:t>Zhotoviteľovi podľa tejto Zmluvy má Zhotoviteľ právo prerušiť vykonávanie Diela do zaplatenia daného finančného plnenia.</w:t>
-      </w:r>
-    </w:p>
-    <w:p>
-      <w:pPr>
-        <w:pStyle w:val="Odsekzoznamu"/>
-        <w:widowControl w:val="0"/>
-        <w:numPr>
-          <w:ilvl w:val="1"/>
-          <w:numId w:val="26"/>
-        </w:numPr>
         <w:tabs>
           <w:tab w:val="left" w:pos="1730"/>
           <w:tab w:val="left" w:pos="1731"/>
@@ -2406,30 +1986,16 @@
         <w:autoSpaceDN w:val="0"/>
         <w:spacing w:line="360" w:lineRule="auto"/>
         <w:ind w:left="993" w:right="565"/>
-        <w:jc w:val="both"/>
-        <w:rPr>
-          <w:rFonts w:asciiTheme="minorHAnsi" w:hAnsiTheme="minorHAnsi" w:cstheme="minorHAnsi"/>
-        </w:rPr>
-      </w:pPr>
-      <w:r>
-        <w:rPr>
-          <w:rFonts w:asciiTheme="minorHAnsi" w:hAnsiTheme="minorHAnsi" w:cstheme="minorHAnsi"/>
-        </w:rPr>
-        <w:t>V prípade predčasného ukončenia plnenia Zhotoviteľa (</w:t>
-      </w:r>
-      <w:proofErr w:type="spellStart"/>
-      <w:r>
-        <w:rPr>
-          <w:rFonts w:asciiTheme="minorHAnsi" w:hAnsiTheme="minorHAnsi" w:cstheme="minorHAnsi"/>
-        </w:rPr>
-        <w:t>t.j</w:t>
-      </w:r>
-      <w:proofErr w:type="spellEnd"/>
-      <w:r>
-        <w:rPr>
-          <w:rFonts w:asciiTheme="minorHAnsi" w:hAnsiTheme="minorHAnsi" w:cstheme="minorHAnsi"/>
-        </w:rPr>
-        <w:t>. len čiastočného vykonania Diela) podľa tejto Zmluvy má Zhotoviteľ právo na úhradu časti odmeny za vykonanú časť Diela.</w:t>
+        <w:contextualSpacing w:val="0"/>
+        <w:rPr>
+          <w:rFonts w:asciiTheme="minorHAnsi" w:hAnsiTheme="minorHAnsi" w:cstheme="minorHAnsi"/>
+        </w:rPr>
+      </w:pPr>
+      <w:r>
+        <w:rPr>
+          <w:rFonts w:asciiTheme="minorHAnsi" w:hAnsiTheme="minorHAnsi" w:cstheme="minorHAnsi"/>
+        </w:rPr>
+        <w:t>Zhotoviteľ sa zaväzuje poskytnúť Objednávateľovi maximálnu súčinnosť pri získaní a preplatení dotácie, najmä zabezpečením potrebných podkladov a dokumentácie súvisiacej s realizáciou diela. Zhotoviteľ nezodpovedá za samotné schválenie alebo vyplatenie dotácie poskytovateľom.</w:t>
       </w:r>
     </w:p>
     <w:p>
@@ -2437,27 +2003,50 @@
         <w:pStyle w:val="Odsekzoznamu"/>
         <w:widowControl w:val="0"/>
         <w:numPr>
-          <w:ilvl w:val="1"/>
-          <w:numId w:val="26"/>
+          <w:ilvl w:val="0"/>
+          <w:numId w:val="43"/>
         </w:numPr>
         <w:tabs>
-          <w:tab w:val="left" w:pos="1730"/>
-          <w:tab w:val="left" w:pos="1731"/>
+          <w:tab w:val="left" w:pos="1014"/>
         </w:tabs>
         <w:autoSpaceDE w:val="0"/>
         <w:autoSpaceDN w:val="0"/>
         <w:spacing w:line="360" w:lineRule="auto"/>
-        <w:ind w:left="993" w:right="565"/>
-        <w:jc w:val="both"/>
-        <w:rPr>
-          <w:rFonts w:asciiTheme="minorHAnsi" w:hAnsiTheme="minorHAnsi" w:cstheme="minorHAnsi"/>
-        </w:rPr>
-      </w:pPr>
-      <w:r>
-        <w:rPr>
-          <w:rFonts w:asciiTheme="minorHAnsi" w:hAnsiTheme="minorHAnsi" w:cstheme="minorHAnsi"/>
-        </w:rPr>
-        <w:t>Objednávateľ  sa  zaväzuje  zaistiť  Zhotoviteľovi  a/alebo  jemu  určeným osobám všetky podmienky nutné pre riadne vykonanie Diela, najmä sa Objednávateľ zaväzuje zaistiť a/alebo poskytnúť všetky potrebné prístupy.</w:t>
+        <w:ind w:right="565"/>
+        <w:contextualSpacing w:val="0"/>
+        <w:rPr>
+          <w:rFonts w:asciiTheme="minorHAnsi" w:hAnsiTheme="minorHAnsi" w:cstheme="minorHAnsi"/>
+        </w:rPr>
+      </w:pPr>
+      <w:r>
+        <w:rPr>
+          <w:rFonts w:asciiTheme="minorHAnsi" w:hAnsiTheme="minorHAnsi" w:cstheme="minorHAnsi"/>
+        </w:rPr>
+        <w:t xml:space="preserve">Lehota splatnosti faktúr je </w:t>
+      </w:r>
+      <w:r>
+        <w:rPr>
+          <w:rFonts w:asciiTheme="minorHAnsi" w:hAnsiTheme="minorHAnsi" w:cstheme="minorHAnsi"/>
+          <w:b/>
+          <w:bCs/>
+        </w:rPr>
+        <w:t>7</w:t>
+      </w:r>
+      <w:r>
+        <w:rPr>
+          <w:rFonts w:asciiTheme="minorHAnsi" w:hAnsiTheme="minorHAnsi" w:cstheme="minorHAnsi"/>
+          <w:b/>
+          <w:bCs/>
+        </w:rPr>
+        <w:t xml:space="preserve"> </w:t>
+      </w:r>
+      <w:r>
+        <w:rPr>
+          <w:rFonts w:asciiTheme="minorHAnsi" w:hAnsiTheme="minorHAnsi" w:cstheme="minorHAnsi"/>
+          <w:b/>
+          <w:bCs/>
+        </w:rPr>
+        <w:t>dní.</w:t>
       </w:r>
     </w:p>
     <w:p>
@@ -2465,17 +2054,104 @@
         <w:pStyle w:val="Odsekzoznamu"/>
         <w:widowControl w:val="0"/>
         <w:numPr>
-          <w:ilvl w:val="1"/>
-          <w:numId w:val="26"/>
+          <w:ilvl w:val="0"/>
+          <w:numId w:val="43"/>
         </w:numPr>
         <w:tabs>
-          <w:tab w:val="left" w:pos="1730"/>
-          <w:tab w:val="left" w:pos="1731"/>
+          <w:tab w:val="left" w:pos="1014"/>
         </w:tabs>
         <w:autoSpaceDE w:val="0"/>
         <w:autoSpaceDN w:val="0"/>
         <w:spacing w:line="360" w:lineRule="auto"/>
-        <w:ind w:left="993" w:right="565"/>
+        <w:ind w:right="567"/>
+        <w:contextualSpacing w:val="0"/>
+        <w:jc w:val="both"/>
+        <w:rPr>
+          <w:rFonts w:asciiTheme="minorHAnsi" w:hAnsiTheme="minorHAnsi" w:cstheme="minorHAnsi"/>
+        </w:rPr>
+      </w:pPr>
+      <w:r>
+        <w:rPr>
+          <w:rFonts w:asciiTheme="minorHAnsi" w:hAnsiTheme="minorHAnsi" w:cstheme="minorHAnsi"/>
+        </w:rPr>
+        <w:t xml:space="preserve">V prípade omeškania Objednávateľa so zaplatením finančného plnenia </w:t>
+      </w:r>
+      <w:r>
+        <w:rPr>
+          <w:rFonts w:asciiTheme="minorHAnsi" w:hAnsiTheme="minorHAnsi" w:cstheme="minorHAnsi"/>
+        </w:rPr>
+        <w:t>Zhotoviteľovi podľa tejto Zmluvy má Zhotoviteľ právo prerušiť vykonávanie Diela do zaplatenia daného finančného plnenia.</w:t>
+      </w:r>
+    </w:p>
+    <w:p>
+      <w:pPr>
+        <w:pStyle w:val="Odsekzoznamu"/>
+        <w:widowControl w:val="0"/>
+        <w:numPr>
+          <w:ilvl w:val="0"/>
+          <w:numId w:val="43"/>
+        </w:numPr>
+        <w:tabs>
+          <w:tab w:val="left" w:pos="1014"/>
+        </w:tabs>
+        <w:autoSpaceDE w:val="0"/>
+        <w:autoSpaceDN w:val="0"/>
+        <w:spacing w:line="360" w:lineRule="auto"/>
+        <w:ind w:right="565"/>
+        <w:jc w:val="both"/>
+        <w:rPr>
+          <w:rFonts w:asciiTheme="minorHAnsi" w:hAnsiTheme="minorHAnsi" w:cstheme="minorHAnsi"/>
+        </w:rPr>
+      </w:pPr>
+      <w:r>
+        <w:rPr>
+          <w:rFonts w:asciiTheme="minorHAnsi" w:hAnsiTheme="minorHAnsi" w:cstheme="minorHAnsi"/>
+        </w:rPr>
+        <w:t>V prípade predčasného ukončenia plnenia Zhotoviteľa (t.j. len čiastočného vykonania Diela) podľa tejto Zmluvy má Zhotoviteľ právo na úhradu časti odmeny za vykonanú časť Diela.</w:t>
+      </w:r>
+    </w:p>
+    <w:p>
+      <w:pPr>
+        <w:pStyle w:val="Odsekzoznamu"/>
+        <w:widowControl w:val="0"/>
+        <w:numPr>
+          <w:ilvl w:val="0"/>
+          <w:numId w:val="43"/>
+        </w:numPr>
+        <w:tabs>
+          <w:tab w:val="left" w:pos="1014"/>
+        </w:tabs>
+        <w:autoSpaceDE w:val="0"/>
+        <w:autoSpaceDN w:val="0"/>
+        <w:spacing w:line="360" w:lineRule="auto"/>
+        <w:ind w:right="565"/>
+        <w:jc w:val="both"/>
+        <w:rPr>
+          <w:rFonts w:asciiTheme="minorHAnsi" w:hAnsiTheme="minorHAnsi" w:cstheme="minorHAnsi"/>
+        </w:rPr>
+      </w:pPr>
+      <w:r>
+        <w:rPr>
+          <w:rFonts w:asciiTheme="minorHAnsi" w:hAnsiTheme="minorHAnsi" w:cstheme="minorHAnsi"/>
+        </w:rPr>
+        <w:t>Objednávateľ  sa  zaväzuje  zaistiť  Zhotoviteľovi  a/alebo  jemu  určeným osobám všetky podmienky nutné pre riadne vykonanie Diela, najmä sa Objednávateľ zaväzuje zaistiť a/alebo poskytnúť všetky potrebné prístupy.</w:t>
+      </w:r>
+    </w:p>
+    <w:p>
+      <w:pPr>
+        <w:pStyle w:val="Odsekzoznamu"/>
+        <w:widowControl w:val="0"/>
+        <w:numPr>
+          <w:ilvl w:val="0"/>
+          <w:numId w:val="43"/>
+        </w:numPr>
+        <w:tabs>
+          <w:tab w:val="left" w:pos="1014"/>
+        </w:tabs>
+        <w:autoSpaceDE w:val="0"/>
+        <w:autoSpaceDN w:val="0"/>
+        <w:spacing w:line="360" w:lineRule="auto"/>
+        <w:ind w:right="565"/>
         <w:jc w:val="both"/>
         <w:rPr>
           <w:rFonts w:asciiTheme="minorHAnsi" w:hAnsiTheme="minorHAnsi" w:cstheme="minorHAnsi"/>
@@ -2513,6 +2189,7 @@
     </w:p>
     <w:p>
       <w:pPr>
+        <w:keepNext/>
         <w:spacing w:after="120"/>
         <w:ind w:left="142" w:right="848"/>
         <w:jc w:val="center"/>
@@ -2530,6 +2207,7 @@
           <w:bCs/>
           <w:iCs/>
         </w:rPr>
+        <w:lastRenderedPageBreak/>
         <w:t>ČLÁNOK I</w:t>
       </w:r>
       <w:r>
@@ -2544,6 +2222,7 @@
     </w:p>
     <w:p>
       <w:pPr>
+        <w:keepNext/>
         <w:ind w:left="142" w:right="848"/>
         <w:jc w:val="center"/>
         <w:rPr>
@@ -2561,6 +2240,7 @@
     </w:p>
     <w:p>
       <w:pPr>
+        <w:keepNext/>
         <w:spacing w:line="360" w:lineRule="auto"/>
         <w:ind w:left="142" w:right="851"/>
         <w:jc w:val="center"/>
@@ -2574,11 +2254,8 @@
     <w:p>
       <w:pPr>
         <w:pStyle w:val="Odsekzoznamu"/>
+        <w:keepNext/>
         <w:widowControl w:val="0"/>
-        <w:numPr>
-          <w:ilvl w:val="0"/>
-          <w:numId w:val="28"/>
-        </w:numPr>
         <w:tabs>
           <w:tab w:val="left" w:pos="1730"/>
           <w:tab w:val="left" w:pos="1731"/>
@@ -2597,11 +2274,8 @@
     <w:p>
       <w:pPr>
         <w:pStyle w:val="Odsekzoznamu"/>
+        <w:keepNext/>
         <w:widowControl w:val="0"/>
-        <w:numPr>
-          <w:ilvl w:val="0"/>
-          <w:numId w:val="28"/>
-        </w:numPr>
         <w:tabs>
           <w:tab w:val="left" w:pos="1730"/>
           <w:tab w:val="left" w:pos="1731"/>
@@ -2622,17 +2296,16 @@
         <w:pStyle w:val="Odsekzoznamu"/>
         <w:widowControl w:val="0"/>
         <w:numPr>
-          <w:ilvl w:val="1"/>
-          <w:numId w:val="28"/>
+          <w:ilvl w:val="0"/>
+          <w:numId w:val="44"/>
         </w:numPr>
         <w:tabs>
-          <w:tab w:val="left" w:pos="1730"/>
-          <w:tab w:val="left" w:pos="1731"/>
+          <w:tab w:val="left" w:pos="1014"/>
         </w:tabs>
         <w:autoSpaceDE w:val="0"/>
         <w:autoSpaceDN w:val="0"/>
         <w:spacing w:line="360" w:lineRule="auto"/>
-        <w:ind w:left="993" w:right="565"/>
+        <w:ind w:right="565"/>
         <w:jc w:val="both"/>
         <w:rPr>
           <w:rFonts w:asciiTheme="minorHAnsi" w:hAnsiTheme="minorHAnsi" w:cstheme="minorHAnsi"/>
@@ -2654,13 +2327,13 @@
         <w:rPr>
           <w:rFonts w:asciiTheme="minorHAnsi" w:hAnsiTheme="minorHAnsi" w:cstheme="minorHAnsi"/>
         </w:rPr>
-        <w:t>mluvy a projektu sa začnú vykonávať výlučne so</w:t>
-      </w:r>
-      <w:r>
-        <w:rPr>
-          <w:rFonts w:asciiTheme="minorHAnsi" w:hAnsiTheme="minorHAnsi" w:cstheme="minorHAnsi"/>
-        </w:rPr>
-        <w:t xml:space="preserve"> súhlasom odberateľa. Budú fakturované samostatne podľa montážneho denníka </w:t>
+        <w:t>mluvy a projektu sa začnú vykonávať výlučne so súhlasom Objednávateľa</w:t>
+      </w:r>
+      <w:r>
+        <w:rPr>
+          <w:rFonts w:asciiTheme="minorHAnsi" w:hAnsiTheme="minorHAnsi" w:cstheme="minorHAnsi"/>
+        </w:rPr>
+        <w:t xml:space="preserve">. Budú fakturované samostatne podľa montážneho denníka </w:t>
       </w:r>
       <w:r>
         <w:rPr>
@@ -2686,17 +2359,16 @@
         <w:pStyle w:val="Odsekzoznamu"/>
         <w:widowControl w:val="0"/>
         <w:numPr>
-          <w:ilvl w:val="1"/>
-          <w:numId w:val="28"/>
+          <w:ilvl w:val="0"/>
+          <w:numId w:val="44"/>
         </w:numPr>
         <w:tabs>
-          <w:tab w:val="left" w:pos="1730"/>
-          <w:tab w:val="left" w:pos="1731"/>
+          <w:tab w:val="left" w:pos="1014"/>
         </w:tabs>
         <w:autoSpaceDE w:val="0"/>
         <w:autoSpaceDN w:val="0"/>
         <w:spacing w:line="360" w:lineRule="auto"/>
-        <w:ind w:left="993" w:right="565"/>
+        <w:ind w:right="565"/>
         <w:jc w:val="both"/>
         <w:rPr>
           <w:rFonts w:asciiTheme="minorHAnsi" w:hAnsiTheme="minorHAnsi" w:cstheme="minorHAnsi"/>
@@ -2868,31 +2540,7 @@
         <w:rPr>
           <w:rFonts w:asciiTheme="minorHAnsi" w:hAnsiTheme="minorHAnsi" w:cstheme="minorHAnsi"/>
         </w:rPr>
-        <w:t>k odsúhlaseniu</w:t>
-      </w:r>
-      <w:r>
-        <w:rPr>
-          <w:rFonts w:asciiTheme="minorHAnsi" w:hAnsiTheme="minorHAnsi" w:cstheme="minorHAnsi"/>
-        </w:rPr>
-        <w:t xml:space="preserve"> odbe</w:t>
-      </w:r>
-      <w:r>
-        <w:rPr>
-          <w:rFonts w:asciiTheme="minorHAnsi" w:hAnsiTheme="minorHAnsi" w:cstheme="minorHAnsi"/>
-        </w:rPr>
-        <w:t>r</w:t>
-      </w:r>
-      <w:r>
-        <w:rPr>
-          <w:rFonts w:asciiTheme="minorHAnsi" w:hAnsiTheme="minorHAnsi" w:cstheme="minorHAnsi"/>
-        </w:rPr>
-        <w:t>ateľov</w:t>
-      </w:r>
-      <w:r>
-        <w:rPr>
-          <w:rFonts w:asciiTheme="minorHAnsi" w:hAnsiTheme="minorHAnsi" w:cstheme="minorHAnsi"/>
-        </w:rPr>
-        <w:t>i a</w:t>
+        <w:t>k odsúhlaseniu Objednávateľovi a</w:t>
       </w:r>
       <w:r>
         <w:rPr>
@@ -3034,6 +2682,7 @@
     </w:p>
     <w:p>
       <w:pPr>
+        <w:keepNext/>
         <w:spacing w:after="120"/>
         <w:ind w:left="142" w:right="848"/>
         <w:jc w:val="center"/>
@@ -3051,7 +2700,6 @@
           <w:bCs/>
           <w:iCs/>
         </w:rPr>
-        <w:lastRenderedPageBreak/>
         <w:t xml:space="preserve">ČLÁNOK </w:t>
       </w:r>
       <w:r>
@@ -3066,6 +2714,7 @@
     </w:p>
     <w:p>
       <w:pPr>
+        <w:keepNext/>
         <w:ind w:left="142" w:right="848"/>
         <w:jc w:val="center"/>
         <w:rPr>
@@ -3083,6 +2732,7 @@
     </w:p>
     <w:p>
       <w:pPr>
+        <w:keepNext/>
         <w:spacing w:line="360" w:lineRule="auto"/>
         <w:ind w:left="142" w:right="851"/>
         <w:jc w:val="center"/>
@@ -3095,11 +2745,8 @@
     <w:p>
       <w:pPr>
         <w:pStyle w:val="Odsekzoznamu"/>
+        <w:keepNext/>
         <w:widowControl w:val="0"/>
-        <w:numPr>
-          <w:ilvl w:val="0"/>
-          <w:numId w:val="28"/>
-        </w:numPr>
         <w:tabs>
           <w:tab w:val="left" w:pos="1730"/>
           <w:tab w:val="left" w:pos="1731"/>
@@ -3120,17 +2767,16 @@
         <w:pStyle w:val="Odsekzoznamu"/>
         <w:widowControl w:val="0"/>
         <w:numPr>
-          <w:ilvl w:val="1"/>
-          <w:numId w:val="28"/>
+          <w:ilvl w:val="0"/>
+          <w:numId w:val="45"/>
         </w:numPr>
         <w:tabs>
-          <w:tab w:val="left" w:pos="1730"/>
-          <w:tab w:val="left" w:pos="1731"/>
+          <w:tab w:val="left" w:pos="1014"/>
         </w:tabs>
         <w:autoSpaceDE w:val="0"/>
         <w:autoSpaceDN w:val="0"/>
         <w:spacing w:line="360" w:lineRule="auto"/>
-        <w:ind w:left="993" w:right="565"/>
+        <w:ind w:right="565"/>
         <w:jc w:val="both"/>
         <w:rPr>
           <w:rFonts w:asciiTheme="minorHAnsi" w:hAnsiTheme="minorHAnsi" w:cstheme="minorHAnsi"/>
@@ -3350,941 +2996,7 @@
         <w:rPr>
           <w:rFonts w:asciiTheme="minorHAnsi" w:hAnsiTheme="minorHAnsi" w:cstheme="minorHAnsi"/>
         </w:rPr>
-        <w:t>najneskôr</w:t>
-      </w:r>
-      <w:r>
-        <w:rPr>
-          <w:rFonts w:asciiTheme="minorHAnsi" w:hAnsiTheme="minorHAnsi" w:cstheme="minorHAnsi"/>
-        </w:rPr>
-        <w:t xml:space="preserve"> </w:t>
-      </w:r>
-      <w:r>
-        <w:rPr>
-          <w:rFonts w:asciiTheme="minorHAnsi" w:hAnsiTheme="minorHAnsi" w:cstheme="minorHAnsi"/>
-        </w:rPr>
-        <w:t>v</w:t>
-      </w:r>
-      <w:r>
-        <w:rPr>
-          <w:rFonts w:asciiTheme="minorHAnsi" w:hAnsiTheme="minorHAnsi" w:cstheme="minorHAnsi"/>
-        </w:rPr>
-        <w:t xml:space="preserve"> </w:t>
-      </w:r>
-      <w:r>
-        <w:rPr>
-          <w:rFonts w:asciiTheme="minorHAnsi" w:hAnsiTheme="minorHAnsi" w:cstheme="minorHAnsi"/>
-        </w:rPr>
-        <w:t>lehote</w:t>
-      </w:r>
-      <w:r>
-        <w:rPr>
-          <w:rFonts w:asciiTheme="minorHAnsi" w:hAnsiTheme="minorHAnsi" w:cstheme="minorHAnsi"/>
-        </w:rPr>
-        <w:t xml:space="preserve"> </w:t>
-      </w:r>
-      <w:r>
-        <w:rPr>
-          <w:rFonts w:asciiTheme="minorHAnsi" w:hAnsiTheme="minorHAnsi" w:cstheme="minorHAnsi"/>
-        </w:rPr>
-        <w:t>podľa</w:t>
-      </w:r>
-      <w:r>
-        <w:rPr>
-          <w:rFonts w:asciiTheme="minorHAnsi" w:hAnsiTheme="minorHAnsi" w:cstheme="minorHAnsi"/>
-        </w:rPr>
-        <w:t xml:space="preserve"> </w:t>
-      </w:r>
-      <w:r>
-        <w:rPr>
-          <w:rFonts w:asciiTheme="minorHAnsi" w:hAnsiTheme="minorHAnsi" w:cstheme="minorHAnsi"/>
-        </w:rPr>
-        <w:t>bodu</w:t>
-      </w:r>
-      <w:r>
-        <w:rPr>
-          <w:rFonts w:asciiTheme="minorHAnsi" w:hAnsiTheme="minorHAnsi" w:cstheme="minorHAnsi"/>
-        </w:rPr>
-        <w:t xml:space="preserve"> </w:t>
-      </w:r>
-      <w:r>
-        <w:rPr>
-          <w:rFonts w:asciiTheme="minorHAnsi" w:hAnsiTheme="minorHAnsi" w:cstheme="minorHAnsi"/>
-        </w:rPr>
-        <w:t>2.1.</w:t>
-      </w:r>
-      <w:r>
-        <w:rPr>
-          <w:rFonts w:asciiTheme="minorHAnsi" w:hAnsiTheme="minorHAnsi" w:cstheme="minorHAnsi"/>
-        </w:rPr>
-        <w:t xml:space="preserve"> </w:t>
-      </w:r>
-      <w:r>
-        <w:rPr>
-          <w:rFonts w:asciiTheme="minorHAnsi" w:hAnsiTheme="minorHAnsi" w:cstheme="minorHAnsi"/>
-        </w:rPr>
-        <w:t>tejto</w:t>
-      </w:r>
-      <w:r>
-        <w:rPr>
-          <w:rFonts w:asciiTheme="minorHAnsi" w:hAnsiTheme="minorHAnsi" w:cstheme="minorHAnsi"/>
-        </w:rPr>
-        <w:t xml:space="preserve"> </w:t>
-      </w:r>
-      <w:r>
-        <w:rPr>
-          <w:rFonts w:asciiTheme="minorHAnsi" w:hAnsiTheme="minorHAnsi" w:cstheme="minorHAnsi"/>
-        </w:rPr>
-        <w:t>zmluvy</w:t>
-      </w:r>
-      <w:r>
-        <w:rPr>
-          <w:rFonts w:asciiTheme="minorHAnsi" w:hAnsiTheme="minorHAnsi" w:cstheme="minorHAnsi"/>
-        </w:rPr>
-        <w:t>.</w:t>
-      </w:r>
-    </w:p>
-    <w:p>
-      <w:pPr>
-        <w:pStyle w:val="Odsekzoznamu"/>
-        <w:widowControl w:val="0"/>
-        <w:numPr>
-          <w:ilvl w:val="1"/>
-          <w:numId w:val="28"/>
-        </w:numPr>
-        <w:tabs>
-          <w:tab w:val="left" w:pos="1730"/>
-          <w:tab w:val="left" w:pos="1731"/>
-        </w:tabs>
-        <w:autoSpaceDE w:val="0"/>
-        <w:autoSpaceDN w:val="0"/>
-        <w:spacing w:line="360" w:lineRule="auto"/>
-        <w:ind w:left="993" w:right="565"/>
-        <w:jc w:val="both"/>
-        <w:rPr>
-          <w:rFonts w:asciiTheme="minorHAnsi" w:hAnsiTheme="minorHAnsi" w:cstheme="minorHAnsi"/>
-        </w:rPr>
-      </w:pPr>
-      <w:r>
-        <w:rPr>
-          <w:rFonts w:asciiTheme="minorHAnsi" w:hAnsiTheme="minorHAnsi" w:cstheme="minorHAnsi"/>
-        </w:rPr>
-        <w:t>Zhotoviteľ</w:t>
-      </w:r>
-      <w:r>
-        <w:rPr>
-          <w:rFonts w:asciiTheme="minorHAnsi" w:hAnsiTheme="minorHAnsi" w:cstheme="minorHAnsi"/>
-        </w:rPr>
-        <w:t xml:space="preserve">   </w:t>
-      </w:r>
-      <w:r>
-        <w:rPr>
-          <w:rFonts w:asciiTheme="minorHAnsi" w:hAnsiTheme="minorHAnsi" w:cstheme="minorHAnsi"/>
-        </w:rPr>
-        <w:t xml:space="preserve"> </w:t>
-      </w:r>
-      <w:r>
-        <w:rPr>
-          <w:rFonts w:asciiTheme="minorHAnsi" w:hAnsiTheme="minorHAnsi" w:cstheme="minorHAnsi"/>
-        </w:rPr>
-        <w:t xml:space="preserve">odovzdá   </w:t>
-      </w:r>
-      <w:r>
-        <w:rPr>
-          <w:rFonts w:asciiTheme="minorHAnsi" w:hAnsiTheme="minorHAnsi" w:cstheme="minorHAnsi"/>
-        </w:rPr>
-        <w:t xml:space="preserve"> </w:t>
-      </w:r>
-      <w:r>
-        <w:rPr>
-          <w:rFonts w:asciiTheme="minorHAnsi" w:hAnsiTheme="minorHAnsi" w:cstheme="minorHAnsi"/>
-        </w:rPr>
-        <w:t>Objednáva</w:t>
-      </w:r>
-      <w:r>
-        <w:rPr>
-          <w:rFonts w:asciiTheme="minorHAnsi" w:hAnsiTheme="minorHAnsi" w:cstheme="minorHAnsi"/>
-        </w:rPr>
-        <w:t xml:space="preserve">teľovi   </w:t>
-      </w:r>
-      <w:r>
-        <w:rPr>
-          <w:rFonts w:asciiTheme="minorHAnsi" w:hAnsiTheme="minorHAnsi" w:cstheme="minorHAnsi"/>
-        </w:rPr>
-        <w:t xml:space="preserve"> </w:t>
-      </w:r>
-      <w:r>
-        <w:rPr>
-          <w:rFonts w:asciiTheme="minorHAnsi" w:hAnsiTheme="minorHAnsi" w:cstheme="minorHAnsi"/>
-        </w:rPr>
-        <w:t>okrem</w:t>
-      </w:r>
-      <w:r>
-        <w:rPr>
-          <w:rFonts w:asciiTheme="minorHAnsi" w:hAnsiTheme="minorHAnsi" w:cstheme="minorHAnsi"/>
-        </w:rPr>
-        <w:t xml:space="preserve"> </w:t>
-      </w:r>
-      <w:r>
-        <w:rPr>
-          <w:rFonts w:asciiTheme="minorHAnsi" w:hAnsiTheme="minorHAnsi" w:cstheme="minorHAnsi"/>
-        </w:rPr>
-        <w:t>dokončeného</w:t>
-      </w:r>
-      <w:r>
-        <w:rPr>
-          <w:rFonts w:asciiTheme="minorHAnsi" w:hAnsiTheme="minorHAnsi" w:cstheme="minorHAnsi"/>
-        </w:rPr>
-        <w:t xml:space="preserve"> a</w:t>
-      </w:r>
-      <w:r>
-        <w:rPr>
-          <w:rFonts w:asciiTheme="minorHAnsi" w:hAnsiTheme="minorHAnsi" w:cstheme="minorHAnsi"/>
-          <w:w w:val="95"/>
-        </w:rPr>
-        <w:t xml:space="preserve"> prevádzkyschopného </w:t>
-      </w:r>
-      <w:r>
-        <w:rPr>
-          <w:rFonts w:asciiTheme="minorHAnsi" w:hAnsiTheme="minorHAnsi" w:cstheme="minorHAnsi"/>
-          <w:w w:val="95"/>
-        </w:rPr>
-        <w:t>D</w:t>
-      </w:r>
-      <w:r>
-        <w:rPr>
-          <w:rFonts w:asciiTheme="minorHAnsi" w:hAnsiTheme="minorHAnsi" w:cstheme="minorHAnsi"/>
-          <w:w w:val="95"/>
-        </w:rPr>
-        <w:t xml:space="preserve">iela aj písomnosti, ktoré podmieňujú prevzatie </w:t>
-      </w:r>
-      <w:r>
-        <w:rPr>
-          <w:rFonts w:asciiTheme="minorHAnsi" w:hAnsiTheme="minorHAnsi" w:cstheme="minorHAnsi"/>
-          <w:w w:val="95"/>
-        </w:rPr>
-        <w:t>D</w:t>
-      </w:r>
-      <w:r>
-        <w:rPr>
-          <w:rFonts w:asciiTheme="minorHAnsi" w:hAnsiTheme="minorHAnsi" w:cstheme="minorHAnsi"/>
-          <w:w w:val="95"/>
-        </w:rPr>
-        <w:t>iela ako</w:t>
-      </w:r>
-      <w:r>
-        <w:rPr>
-          <w:rFonts w:asciiTheme="minorHAnsi" w:hAnsiTheme="minorHAnsi" w:cstheme="minorHAnsi"/>
-          <w:spacing w:val="1"/>
-          <w:w w:val="95"/>
-        </w:rPr>
-        <w:t xml:space="preserve"> </w:t>
-      </w:r>
-      <w:r>
-        <w:rPr>
-          <w:rFonts w:asciiTheme="minorHAnsi" w:hAnsiTheme="minorHAnsi" w:cstheme="minorHAnsi"/>
-        </w:rPr>
-        <w:t>doklady, záručné listy</w:t>
-      </w:r>
-      <w:r>
-        <w:rPr>
-          <w:rFonts w:asciiTheme="minorHAnsi" w:hAnsiTheme="minorHAnsi" w:cstheme="minorHAnsi"/>
-          <w:spacing w:val="1"/>
-        </w:rPr>
-        <w:t xml:space="preserve"> </w:t>
-      </w:r>
-      <w:r>
-        <w:rPr>
-          <w:rFonts w:asciiTheme="minorHAnsi" w:hAnsiTheme="minorHAnsi" w:cstheme="minorHAnsi"/>
-          <w:spacing w:val="1"/>
-        </w:rPr>
-        <w:br/>
-      </w:r>
-      <w:r>
-        <w:rPr>
-          <w:rFonts w:asciiTheme="minorHAnsi" w:hAnsiTheme="minorHAnsi" w:cstheme="minorHAnsi"/>
-        </w:rPr>
-        <w:t>a</w:t>
-      </w:r>
-      <w:r>
-        <w:rPr>
-          <w:rFonts w:asciiTheme="minorHAnsi" w:hAnsiTheme="minorHAnsi" w:cstheme="minorHAnsi"/>
-          <w:spacing w:val="1"/>
-        </w:rPr>
-        <w:t xml:space="preserve"> </w:t>
-      </w:r>
-      <w:r>
-        <w:rPr>
-          <w:rFonts w:asciiTheme="minorHAnsi" w:hAnsiTheme="minorHAnsi" w:cstheme="minorHAnsi"/>
-        </w:rPr>
-        <w:t>platné atesty použitých a zabudovaných výrobkov a</w:t>
-      </w:r>
-      <w:r>
-        <w:rPr>
-          <w:rFonts w:asciiTheme="minorHAnsi" w:hAnsiTheme="minorHAnsi" w:cstheme="minorHAnsi"/>
-          <w:spacing w:val="1"/>
-        </w:rPr>
-        <w:t xml:space="preserve"> </w:t>
-      </w:r>
-      <w:r>
-        <w:rPr>
-          <w:rFonts w:asciiTheme="minorHAnsi" w:hAnsiTheme="minorHAnsi" w:cstheme="minorHAnsi"/>
-        </w:rPr>
-        <w:t>materiálov, certifikáty</w:t>
-      </w:r>
-      <w:r>
-        <w:rPr>
-          <w:rFonts w:asciiTheme="minorHAnsi" w:hAnsiTheme="minorHAnsi" w:cstheme="minorHAnsi"/>
-          <w:spacing w:val="-3"/>
-        </w:rPr>
-        <w:t xml:space="preserve"> </w:t>
-      </w:r>
-      <w:r>
-        <w:rPr>
-          <w:rFonts w:asciiTheme="minorHAnsi" w:hAnsiTheme="minorHAnsi" w:cstheme="minorHAnsi"/>
-        </w:rPr>
-        <w:t>výrobkov,</w:t>
-      </w:r>
-      <w:r>
-        <w:rPr>
-          <w:rFonts w:asciiTheme="minorHAnsi" w:hAnsiTheme="minorHAnsi" w:cstheme="minorHAnsi"/>
-          <w:spacing w:val="-3"/>
-        </w:rPr>
-        <w:t xml:space="preserve"> </w:t>
-      </w:r>
-      <w:r>
-        <w:rPr>
-          <w:rFonts w:asciiTheme="minorHAnsi" w:hAnsiTheme="minorHAnsi" w:cstheme="minorHAnsi"/>
-        </w:rPr>
-        <w:t>ktoré</w:t>
-      </w:r>
-      <w:r>
-        <w:rPr>
-          <w:rFonts w:asciiTheme="minorHAnsi" w:hAnsiTheme="minorHAnsi" w:cstheme="minorHAnsi"/>
-          <w:spacing w:val="55"/>
-        </w:rPr>
-        <w:t xml:space="preserve"> </w:t>
-      </w:r>
-      <w:r>
-        <w:rPr>
-          <w:rFonts w:asciiTheme="minorHAnsi" w:hAnsiTheme="minorHAnsi" w:cstheme="minorHAnsi"/>
-        </w:rPr>
-        <w:t>podliehajú</w:t>
-      </w:r>
-      <w:r>
-        <w:rPr>
-          <w:rFonts w:asciiTheme="minorHAnsi" w:hAnsiTheme="minorHAnsi" w:cstheme="minorHAnsi"/>
-          <w:spacing w:val="-1"/>
-        </w:rPr>
-        <w:t xml:space="preserve"> </w:t>
-      </w:r>
-      <w:r>
-        <w:rPr>
-          <w:rFonts w:asciiTheme="minorHAnsi" w:hAnsiTheme="minorHAnsi" w:cstheme="minorHAnsi"/>
-        </w:rPr>
-        <w:t>povinnej certifikácii</w:t>
-      </w:r>
-      <w:r>
-        <w:rPr>
-          <w:rFonts w:asciiTheme="minorHAnsi" w:hAnsiTheme="minorHAnsi" w:cstheme="minorHAnsi"/>
-        </w:rPr>
-        <w:t>.</w:t>
-      </w:r>
-    </w:p>
-    <w:p>
-      <w:pPr>
-        <w:pStyle w:val="Odsekzoznamu"/>
-        <w:widowControl w:val="0"/>
-        <w:numPr>
-          <w:ilvl w:val="1"/>
-          <w:numId w:val="28"/>
-        </w:numPr>
-        <w:tabs>
-          <w:tab w:val="left" w:pos="1730"/>
-          <w:tab w:val="left" w:pos="1731"/>
-        </w:tabs>
-        <w:autoSpaceDE w:val="0"/>
-        <w:autoSpaceDN w:val="0"/>
-        <w:spacing w:line="360" w:lineRule="auto"/>
-        <w:ind w:left="993" w:right="565"/>
-        <w:jc w:val="both"/>
-        <w:rPr>
-          <w:rFonts w:asciiTheme="minorHAnsi" w:hAnsiTheme="minorHAnsi" w:cstheme="minorHAnsi"/>
-        </w:rPr>
-      </w:pPr>
-      <w:r>
-        <w:rPr>
-          <w:rFonts w:asciiTheme="minorHAnsi" w:hAnsiTheme="minorHAnsi" w:cstheme="minorHAnsi"/>
-        </w:rPr>
-        <w:t xml:space="preserve">O prevzatí </w:t>
-      </w:r>
-      <w:r>
-        <w:rPr>
-          <w:rFonts w:asciiTheme="minorHAnsi" w:hAnsiTheme="minorHAnsi" w:cstheme="minorHAnsi"/>
-        </w:rPr>
-        <w:t>D</w:t>
-      </w:r>
-      <w:r>
-        <w:rPr>
-          <w:rFonts w:asciiTheme="minorHAnsi" w:hAnsiTheme="minorHAnsi" w:cstheme="minorHAnsi"/>
-        </w:rPr>
-        <w:t xml:space="preserve">iela Objednávateľom spíšu </w:t>
-      </w:r>
-      <w:r>
-        <w:rPr>
-          <w:rFonts w:asciiTheme="minorHAnsi" w:hAnsiTheme="minorHAnsi" w:cstheme="minorHAnsi"/>
-        </w:rPr>
-        <w:t>Z</w:t>
-      </w:r>
-      <w:r>
-        <w:rPr>
-          <w:rFonts w:asciiTheme="minorHAnsi" w:hAnsiTheme="minorHAnsi" w:cstheme="minorHAnsi"/>
-        </w:rPr>
-        <w:t xml:space="preserve">mluvné strany „Zápis o odovzdaní </w:t>
-      </w:r>
-      <w:r>
-        <w:rPr>
-          <w:rFonts w:asciiTheme="minorHAnsi" w:hAnsiTheme="minorHAnsi" w:cstheme="minorHAnsi"/>
-        </w:rPr>
-        <w:br/>
-      </w:r>
-      <w:r>
-        <w:rPr>
-          <w:rFonts w:asciiTheme="minorHAnsi" w:hAnsiTheme="minorHAnsi" w:cstheme="minorHAnsi"/>
-        </w:rPr>
-        <w:t>a prevzatí“, ktorého súčasťou je aj zoznam drobných vád, ktoré nebránia užívaniu, s   určením   záväzku   a   termínu   ich   odstrán</w:t>
-      </w:r>
-      <w:r>
-        <w:rPr>
-          <w:rFonts w:asciiTheme="minorHAnsi" w:hAnsiTheme="minorHAnsi" w:cstheme="minorHAnsi"/>
-        </w:rPr>
-        <w:t>enia</w:t>
-      </w:r>
-      <w:r>
-        <w:rPr>
-          <w:rFonts w:asciiTheme="minorHAnsi" w:hAnsiTheme="minorHAnsi" w:cstheme="minorHAnsi"/>
-        </w:rPr>
-        <w:t xml:space="preserve">   Zhotoviteľom</w:t>
-      </w:r>
-      <w:r>
-        <w:rPr>
-          <w:rFonts w:asciiTheme="minorHAnsi" w:hAnsiTheme="minorHAnsi" w:cstheme="minorHAnsi"/>
-        </w:rPr>
-        <w:t>.   Nedodržanie dohodnutého termínu odstránenia týchto vád podlieha sankciám podľa čl. VII. Návrh „Zápisu o odovzdaní a prevzatí“ pripraví Zhotoviteľ.</w:t>
-      </w:r>
-    </w:p>
-    <w:p>
-      <w:pPr>
-        <w:pStyle w:val="Odsekzoznamu"/>
-        <w:widowControl w:val="0"/>
-        <w:numPr>
-          <w:ilvl w:val="1"/>
-          <w:numId w:val="28"/>
-        </w:numPr>
-        <w:tabs>
-          <w:tab w:val="left" w:pos="1730"/>
-          <w:tab w:val="left" w:pos="1731"/>
-        </w:tabs>
-        <w:autoSpaceDE w:val="0"/>
-        <w:autoSpaceDN w:val="0"/>
-        <w:spacing w:line="360" w:lineRule="auto"/>
-        <w:ind w:left="993" w:right="565"/>
-        <w:jc w:val="both"/>
-        <w:rPr>
-          <w:rFonts w:asciiTheme="minorHAnsi" w:hAnsiTheme="minorHAnsi" w:cstheme="minorHAnsi"/>
-        </w:rPr>
-      </w:pPr>
-      <w:r>
-        <w:rPr>
-          <w:rFonts w:asciiTheme="minorHAnsi" w:hAnsiTheme="minorHAnsi" w:cstheme="minorHAnsi"/>
-        </w:rPr>
-        <w:t>Lehota na odstránenie prípadných vád a nedorobkov v zmysle ods.</w:t>
-      </w:r>
-      <w:r>
-        <w:rPr>
-          <w:rFonts w:asciiTheme="minorHAnsi" w:hAnsiTheme="minorHAnsi" w:cstheme="minorHAnsi"/>
-        </w:rPr>
-        <w:t xml:space="preserve"> </w:t>
-      </w:r>
-      <w:r>
-        <w:rPr>
-          <w:rFonts w:asciiTheme="minorHAnsi" w:hAnsiTheme="minorHAnsi" w:cstheme="minorHAnsi"/>
-        </w:rPr>
-        <w:t xml:space="preserve">5.3 tejto zmluvy je dohodnutá na obdobie </w:t>
-      </w:r>
-      <w:r>
-        <w:rPr>
-          <w:rFonts w:asciiTheme="minorHAnsi" w:hAnsiTheme="minorHAnsi" w:cstheme="minorHAnsi"/>
-        </w:rPr>
-        <w:t>30 dní</w:t>
-      </w:r>
-      <w:r>
-        <w:rPr>
-          <w:rFonts w:asciiTheme="minorHAnsi" w:hAnsiTheme="minorHAnsi" w:cstheme="minorHAnsi"/>
-        </w:rPr>
-        <w:t xml:space="preserve"> od odovzdania</w:t>
-      </w:r>
-      <w:r>
-        <w:rPr>
-          <w:rFonts w:asciiTheme="minorHAnsi" w:hAnsiTheme="minorHAnsi" w:cstheme="minorHAnsi"/>
-        </w:rPr>
-        <w:t xml:space="preserve"> a</w:t>
-      </w:r>
-      <w:r>
-        <w:rPr>
-          <w:rFonts w:asciiTheme="minorHAnsi" w:hAnsiTheme="minorHAnsi" w:cstheme="minorHAnsi"/>
-        </w:rPr>
-        <w:t xml:space="preserve"> prevzatia diela</w:t>
-      </w:r>
-      <w:r>
-        <w:rPr>
-          <w:rFonts w:asciiTheme="minorHAnsi" w:hAnsiTheme="minorHAnsi" w:cstheme="minorHAnsi"/>
-        </w:rPr>
-        <w:t>.</w:t>
-      </w:r>
-    </w:p>
-    <w:p>
-      <w:pPr>
-        <w:pStyle w:val="Odsekzoznamu"/>
-        <w:widowControl w:val="0"/>
-        <w:numPr>
-          <w:ilvl w:val="1"/>
-          <w:numId w:val="28"/>
-        </w:numPr>
-        <w:tabs>
-          <w:tab w:val="left" w:pos="1730"/>
-          <w:tab w:val="left" w:pos="1731"/>
-        </w:tabs>
-        <w:autoSpaceDE w:val="0"/>
-        <w:autoSpaceDN w:val="0"/>
-        <w:spacing w:line="360" w:lineRule="auto"/>
-        <w:ind w:left="993" w:right="565"/>
-        <w:jc w:val="both"/>
-        <w:rPr>
-          <w:rFonts w:asciiTheme="minorHAnsi" w:hAnsiTheme="minorHAnsi" w:cstheme="minorHAnsi"/>
-        </w:rPr>
-      </w:pPr>
-      <w:r>
-        <w:rPr>
-          <w:rFonts w:asciiTheme="minorHAnsi" w:hAnsiTheme="minorHAnsi" w:cstheme="minorHAnsi"/>
-        </w:rPr>
-        <w:t>Ak  pri  preberacom konaní</w:t>
-      </w:r>
-      <w:r>
-        <w:rPr>
-          <w:rFonts w:asciiTheme="minorHAnsi" w:hAnsiTheme="minorHAnsi" w:cstheme="minorHAnsi"/>
-        </w:rPr>
-        <w:t xml:space="preserve"> </w:t>
-      </w:r>
-      <w:r>
-        <w:rPr>
-          <w:rFonts w:asciiTheme="minorHAnsi" w:hAnsiTheme="minorHAnsi" w:cstheme="minorHAnsi"/>
-        </w:rPr>
-        <w:t xml:space="preserve">Objednávateľ zistí, že </w:t>
-      </w:r>
-      <w:r>
-        <w:rPr>
-          <w:rFonts w:asciiTheme="minorHAnsi" w:hAnsiTheme="minorHAnsi" w:cstheme="minorHAnsi"/>
-        </w:rPr>
-        <w:t>D</w:t>
-      </w:r>
-      <w:r>
-        <w:rPr>
-          <w:rFonts w:asciiTheme="minorHAnsi" w:hAnsiTheme="minorHAnsi" w:cstheme="minorHAnsi"/>
-        </w:rPr>
-        <w:t xml:space="preserve">ielo nespĺňa technické parametre dojednané v tejto </w:t>
-      </w:r>
-      <w:r>
-        <w:rPr>
-          <w:rFonts w:asciiTheme="minorHAnsi" w:hAnsiTheme="minorHAnsi" w:cstheme="minorHAnsi"/>
-        </w:rPr>
-        <w:t>Z</w:t>
-      </w:r>
-      <w:r>
-        <w:rPr>
-          <w:rFonts w:asciiTheme="minorHAnsi" w:hAnsiTheme="minorHAnsi" w:cstheme="minorHAnsi"/>
-        </w:rPr>
-        <w:t xml:space="preserve">mluve alebo vykazuje vady a nedorobky brániace jeho riadnemu užívaniu, prípadne nie je kompletná dokladová časť, odmietne prevzatie diela, o čom </w:t>
-      </w:r>
-      <w:r>
-        <w:rPr>
-          <w:rFonts w:asciiTheme="minorHAnsi" w:hAnsiTheme="minorHAnsi" w:cstheme="minorHAnsi"/>
-        </w:rPr>
-        <w:t>Z</w:t>
-      </w:r>
-      <w:r>
-        <w:rPr>
-          <w:rFonts w:asciiTheme="minorHAnsi" w:hAnsiTheme="minorHAnsi" w:cstheme="minorHAnsi"/>
-        </w:rPr>
-        <w:t xml:space="preserve">mluvné strany vyhotovia písomný záznam. Po odstránení vád a nedorobkov, ktoré bránili úspešnému prevzatiu </w:t>
-      </w:r>
-      <w:r>
-        <w:rPr>
-          <w:rFonts w:asciiTheme="minorHAnsi" w:hAnsiTheme="minorHAnsi" w:cstheme="minorHAnsi"/>
-        </w:rPr>
-        <w:t>D</w:t>
-      </w:r>
-      <w:r>
-        <w:rPr>
-          <w:rFonts w:asciiTheme="minorHAnsi" w:hAnsiTheme="minorHAnsi" w:cstheme="minorHAnsi"/>
-        </w:rPr>
-        <w:t xml:space="preserve">iela, oznámi </w:t>
-      </w:r>
-      <w:r>
-        <w:rPr>
-          <w:rFonts w:asciiTheme="minorHAnsi" w:hAnsiTheme="minorHAnsi" w:cstheme="minorHAnsi"/>
-        </w:rPr>
-        <w:t>Z</w:t>
-      </w:r>
-      <w:r>
-        <w:rPr>
-          <w:rFonts w:asciiTheme="minorHAnsi" w:hAnsiTheme="minorHAnsi" w:cstheme="minorHAnsi"/>
-        </w:rPr>
-        <w:t xml:space="preserve">hotoviteľ túto skutočnosť </w:t>
-      </w:r>
-      <w:r>
-        <w:rPr>
-          <w:rFonts w:asciiTheme="minorHAnsi" w:hAnsiTheme="minorHAnsi" w:cstheme="minorHAnsi"/>
-        </w:rPr>
-        <w:t>O</w:t>
-      </w:r>
-      <w:r>
-        <w:rPr>
-          <w:rFonts w:asciiTheme="minorHAnsi" w:hAnsiTheme="minorHAnsi" w:cstheme="minorHAnsi"/>
-        </w:rPr>
-        <w:t xml:space="preserve">bjednávateľovi a vyzve ho ku prevzatiu </w:t>
-      </w:r>
-      <w:r>
-        <w:rPr>
-          <w:rFonts w:asciiTheme="minorHAnsi" w:hAnsiTheme="minorHAnsi" w:cstheme="minorHAnsi"/>
-        </w:rPr>
-        <w:t>D</w:t>
-      </w:r>
-      <w:r>
-        <w:rPr>
-          <w:rFonts w:asciiTheme="minorHAnsi" w:hAnsiTheme="minorHAnsi" w:cstheme="minorHAnsi"/>
-        </w:rPr>
-        <w:t xml:space="preserve">iela postupom podľa bodu 5.1 tejto </w:t>
-      </w:r>
-      <w:r>
-        <w:rPr>
-          <w:rFonts w:asciiTheme="minorHAnsi" w:hAnsiTheme="minorHAnsi" w:cstheme="minorHAnsi"/>
-        </w:rPr>
-        <w:t>Z</w:t>
-      </w:r>
-      <w:r>
-        <w:rPr>
-          <w:rFonts w:asciiTheme="minorHAnsi" w:hAnsiTheme="minorHAnsi" w:cstheme="minorHAnsi"/>
-        </w:rPr>
-        <w:t>mluvy.</w:t>
-      </w:r>
-    </w:p>
-    <w:p>
-      <w:pPr>
-        <w:pStyle w:val="Odsekzoznamu"/>
-        <w:widowControl w:val="0"/>
-        <w:numPr>
-          <w:ilvl w:val="1"/>
-          <w:numId w:val="28"/>
-        </w:numPr>
-        <w:tabs>
-          <w:tab w:val="left" w:pos="1730"/>
-          <w:tab w:val="left" w:pos="1731"/>
-        </w:tabs>
-        <w:autoSpaceDE w:val="0"/>
-        <w:autoSpaceDN w:val="0"/>
-        <w:spacing w:line="360" w:lineRule="auto"/>
-        <w:ind w:left="993" w:right="565"/>
-        <w:jc w:val="both"/>
-        <w:rPr>
-          <w:rFonts w:asciiTheme="minorHAnsi" w:hAnsiTheme="minorHAnsi" w:cstheme="minorHAnsi"/>
-        </w:rPr>
-      </w:pPr>
-      <w:r>
-        <w:rPr>
-          <w:rFonts w:asciiTheme="minorHAnsi" w:hAnsiTheme="minorHAnsi" w:cstheme="minorHAnsi"/>
-        </w:rPr>
-        <w:t xml:space="preserve">Vadou sa rozumie odchýlka v kvalite, rozsahu a parametroch </w:t>
-      </w:r>
-      <w:r>
-        <w:rPr>
-          <w:rFonts w:asciiTheme="minorHAnsi" w:hAnsiTheme="minorHAnsi" w:cstheme="minorHAnsi"/>
-        </w:rPr>
-        <w:t>D</w:t>
-      </w:r>
-      <w:r>
-        <w:rPr>
-          <w:rFonts w:asciiTheme="minorHAnsi" w:hAnsiTheme="minorHAnsi" w:cstheme="minorHAnsi"/>
-        </w:rPr>
-        <w:t xml:space="preserve">iela stanovených </w:t>
-      </w:r>
-      <w:r>
-        <w:rPr>
-          <w:rFonts w:asciiTheme="minorHAnsi" w:hAnsiTheme="minorHAnsi" w:cstheme="minorHAnsi"/>
-        </w:rPr>
-        <w:t>C</w:t>
-      </w:r>
-      <w:r>
-        <w:rPr>
-          <w:rFonts w:asciiTheme="minorHAnsi" w:hAnsiTheme="minorHAnsi" w:cstheme="minorHAnsi"/>
-        </w:rPr>
-        <w:t xml:space="preserve">enovou ponukou, touto </w:t>
-      </w:r>
-      <w:r>
-        <w:rPr>
-          <w:rFonts w:asciiTheme="minorHAnsi" w:hAnsiTheme="minorHAnsi" w:cstheme="minorHAnsi"/>
-        </w:rPr>
-        <w:t>Z</w:t>
-      </w:r>
-      <w:r>
-        <w:rPr>
-          <w:rFonts w:asciiTheme="minorHAnsi" w:hAnsiTheme="minorHAnsi" w:cstheme="minorHAnsi"/>
-        </w:rPr>
-        <w:t xml:space="preserve">mluvou alebo všeobecne záväznými predpismi </w:t>
-      </w:r>
-      <w:r>
-        <w:rPr>
-          <w:rFonts w:asciiTheme="minorHAnsi" w:hAnsiTheme="minorHAnsi" w:cstheme="minorHAnsi"/>
-        </w:rPr>
-        <w:br/>
-      </w:r>
-      <w:r>
-        <w:rPr>
-          <w:rFonts w:asciiTheme="minorHAnsi" w:hAnsiTheme="minorHAnsi" w:cstheme="minorHAnsi"/>
-        </w:rPr>
-        <w:t xml:space="preserve">a normami. Zhotoviteľ zodpovedá aj za vady, ktoré existovali pred odovzdaním diela, ale stali sa zjavné až po odovzdaní diela (skryté vady). Vadou sa rozumie aj nedokončená práca oproti </w:t>
-      </w:r>
-      <w:r>
-        <w:rPr>
-          <w:rFonts w:asciiTheme="minorHAnsi" w:hAnsiTheme="minorHAnsi" w:cstheme="minorHAnsi"/>
-        </w:rPr>
-        <w:t>C</w:t>
-      </w:r>
-      <w:r>
-        <w:rPr>
-          <w:rFonts w:asciiTheme="minorHAnsi" w:hAnsiTheme="minorHAnsi" w:cstheme="minorHAnsi"/>
-        </w:rPr>
-        <w:t>enovej ponuke.</w:t>
-      </w:r>
-    </w:p>
-    <w:p>
-      <w:pPr>
-        <w:pStyle w:val="Odsekzoznamu"/>
-        <w:widowControl w:val="0"/>
-        <w:numPr>
-          <w:ilvl w:val="1"/>
-          <w:numId w:val="28"/>
-        </w:numPr>
-        <w:tabs>
-          <w:tab w:val="left" w:pos="1730"/>
-          <w:tab w:val="left" w:pos="1731"/>
-        </w:tabs>
-        <w:autoSpaceDE w:val="0"/>
-        <w:autoSpaceDN w:val="0"/>
-        <w:spacing w:line="360" w:lineRule="auto"/>
-        <w:ind w:left="993" w:right="565"/>
-        <w:jc w:val="both"/>
-        <w:rPr>
-          <w:rFonts w:asciiTheme="minorHAnsi" w:hAnsiTheme="minorHAnsi" w:cstheme="minorHAnsi"/>
-        </w:rPr>
-      </w:pPr>
-      <w:r>
-        <w:rPr>
-          <w:rFonts w:asciiTheme="minorHAnsi" w:hAnsiTheme="minorHAnsi" w:cstheme="minorHAnsi"/>
-        </w:rPr>
-        <w:t xml:space="preserve">V prípade vzniku vyššej moci, ktorá by bránila zhotoviteľovi vo výkone prác v zmysle dohodnutých termínov sa tento časový posun nebude považovať za nedodržanie </w:t>
-      </w:r>
-      <w:r>
-        <w:rPr>
-          <w:rFonts w:asciiTheme="minorHAnsi" w:hAnsiTheme="minorHAnsi" w:cstheme="minorHAnsi"/>
-        </w:rPr>
-        <w:lastRenderedPageBreak/>
-        <w:t xml:space="preserve">termínu. O tejto skutočnosti sa spíše záznam v stavebnom denníku </w:t>
-      </w:r>
-      <w:r>
-        <w:rPr>
-          <w:rFonts w:asciiTheme="minorHAnsi" w:hAnsiTheme="minorHAnsi" w:cstheme="minorHAnsi"/>
-        </w:rPr>
-        <w:br/>
-      </w:r>
-      <w:r>
-        <w:rPr>
-          <w:rFonts w:asciiTheme="minorHAnsi" w:hAnsiTheme="minorHAnsi" w:cstheme="minorHAnsi"/>
-        </w:rPr>
-        <w:t>a dohodne sa náhradný záväzný termín.</w:t>
-      </w:r>
-    </w:p>
-    <w:p>
-      <w:pPr>
-        <w:pStyle w:val="Odsekzoznamu"/>
-        <w:widowControl w:val="0"/>
-        <w:numPr>
-          <w:ilvl w:val="1"/>
-          <w:numId w:val="28"/>
-        </w:numPr>
-        <w:tabs>
-          <w:tab w:val="left" w:pos="1730"/>
-          <w:tab w:val="left" w:pos="1731"/>
-        </w:tabs>
-        <w:autoSpaceDE w:val="0"/>
-        <w:autoSpaceDN w:val="0"/>
-        <w:spacing w:line="360" w:lineRule="auto"/>
-        <w:ind w:left="993" w:right="565"/>
-        <w:jc w:val="both"/>
-        <w:rPr>
-          <w:rFonts w:asciiTheme="minorHAnsi" w:hAnsiTheme="minorHAnsi" w:cstheme="minorHAnsi"/>
-        </w:rPr>
-      </w:pPr>
-      <w:r>
-        <w:rPr>
-          <w:rFonts w:asciiTheme="minorHAnsi" w:hAnsiTheme="minorHAnsi" w:cstheme="minorHAnsi"/>
-        </w:rPr>
-        <w:t>Vyššou mocou sa pre účely tejto zmluvy rozumejú prekážky objektívne znemožňujúce riadne vykonávanie dohodnutých prác v zmysle dodržania technologického postupu, ako sú extrémne poveternostné podmienky</w:t>
-      </w:r>
-      <w:r>
-        <w:rPr>
-          <w:rFonts w:asciiTheme="minorHAnsi" w:hAnsiTheme="minorHAnsi" w:cstheme="minorHAnsi"/>
-        </w:rPr>
-        <w:t>.</w:t>
-      </w:r>
-    </w:p>
-    <w:p>
-      <w:pPr>
-        <w:pStyle w:val="Odsekzoznamu"/>
-        <w:widowControl w:val="0"/>
-        <w:numPr>
-          <w:ilvl w:val="1"/>
-          <w:numId w:val="28"/>
-        </w:numPr>
-        <w:tabs>
-          <w:tab w:val="left" w:pos="1014"/>
-        </w:tabs>
-        <w:autoSpaceDE w:val="0"/>
-        <w:autoSpaceDN w:val="0"/>
-        <w:spacing w:line="360" w:lineRule="auto"/>
-        <w:ind w:left="993" w:right="565"/>
-        <w:contextualSpacing w:val="0"/>
-        <w:jc w:val="both"/>
-        <w:rPr>
-          <w:rFonts w:asciiTheme="minorHAnsi" w:hAnsiTheme="minorHAnsi" w:cstheme="minorHAnsi"/>
-        </w:rPr>
-      </w:pPr>
-      <w:r>
-        <w:rPr>
-          <w:rFonts w:asciiTheme="minorHAnsi" w:hAnsiTheme="minorHAnsi" w:cstheme="minorHAnsi"/>
-        </w:rPr>
-        <w:t>Zhotoviteľ sa zaväzuje, že vec bude mať náležitosti stanovené technickými normami, ktoré sa na jej zhotovenie vzťahujú</w:t>
-      </w:r>
-      <w:r>
-        <w:rPr>
-          <w:rFonts w:asciiTheme="minorHAnsi" w:hAnsiTheme="minorHAnsi" w:cstheme="minorHAnsi"/>
-        </w:rPr>
-        <w:t>.</w:t>
-      </w:r>
-    </w:p>
-    <w:p>
-      <w:pPr>
-        <w:pStyle w:val="Odsekzoznamu"/>
-        <w:widowControl w:val="0"/>
-        <w:numPr>
-          <w:ilvl w:val="1"/>
-          <w:numId w:val="28"/>
-        </w:numPr>
-        <w:tabs>
-          <w:tab w:val="left" w:pos="1014"/>
-        </w:tabs>
-        <w:autoSpaceDE w:val="0"/>
-        <w:autoSpaceDN w:val="0"/>
-        <w:spacing w:line="360" w:lineRule="auto"/>
-        <w:ind w:left="993" w:right="565"/>
-        <w:contextualSpacing w:val="0"/>
-        <w:jc w:val="both"/>
-        <w:rPr>
-          <w:rFonts w:asciiTheme="minorHAnsi" w:hAnsiTheme="minorHAnsi" w:cstheme="minorHAnsi"/>
-        </w:rPr>
-      </w:pPr>
-      <w:r>
-        <w:rPr>
-          <w:rFonts w:asciiTheme="minorHAnsi" w:hAnsiTheme="minorHAnsi" w:cstheme="minorHAnsi"/>
-        </w:rPr>
-        <w:t xml:space="preserve">Záruka </w:t>
-      </w:r>
-      <w:r>
-        <w:rPr>
-          <w:rFonts w:asciiTheme="minorHAnsi" w:hAnsiTheme="minorHAnsi" w:cstheme="minorHAnsi"/>
-        </w:rPr>
-        <w:t xml:space="preserve">na </w:t>
-      </w:r>
-      <w:r>
-        <w:rPr>
-          <w:rFonts w:asciiTheme="minorHAnsi" w:hAnsiTheme="minorHAnsi" w:cstheme="minorHAnsi"/>
-        </w:rPr>
-        <w:t>D</w:t>
-      </w:r>
-      <w:r>
-        <w:rPr>
-          <w:rFonts w:asciiTheme="minorHAnsi" w:hAnsiTheme="minorHAnsi" w:cstheme="minorHAnsi"/>
-        </w:rPr>
-        <w:t xml:space="preserve">ielo je </w:t>
-      </w:r>
-      <w:r>
-        <w:rPr>
-          <w:rFonts w:asciiTheme="minorHAnsi" w:hAnsiTheme="minorHAnsi" w:cstheme="minorHAnsi"/>
-        </w:rPr>
-        <w:t xml:space="preserve">v </w:t>
-      </w:r>
-      <w:r>
-        <w:rPr>
-          <w:rFonts w:asciiTheme="minorHAnsi" w:hAnsiTheme="minorHAnsi" w:cstheme="minorHAnsi"/>
-        </w:rPr>
-        <w:t xml:space="preserve">zmysle </w:t>
-      </w:r>
-      <w:r>
-        <w:rPr>
-          <w:rFonts w:asciiTheme="minorHAnsi" w:hAnsiTheme="minorHAnsi" w:cstheme="minorHAnsi"/>
-        </w:rPr>
-        <w:t>C</w:t>
-      </w:r>
-      <w:r>
-        <w:rPr>
-          <w:rFonts w:asciiTheme="minorHAnsi" w:hAnsiTheme="minorHAnsi" w:cstheme="minorHAnsi"/>
-        </w:rPr>
-        <w:t>enovej ponuky</w:t>
-      </w:r>
-      <w:r>
-        <w:rPr>
-          <w:rFonts w:asciiTheme="minorHAnsi" w:hAnsiTheme="minorHAnsi" w:cstheme="minorHAnsi"/>
-        </w:rPr>
-        <w:t xml:space="preserve"> dodávateľa</w:t>
-      </w:r>
-      <w:r>
-        <w:rPr>
-          <w:rFonts w:asciiTheme="minorHAnsi" w:hAnsiTheme="minorHAnsi" w:cstheme="minorHAnsi"/>
-        </w:rPr>
-        <w:t>, ktorá je</w:t>
-      </w:r>
-      <w:r>
-        <w:rPr>
-          <w:rFonts w:asciiTheme="minorHAnsi" w:hAnsiTheme="minorHAnsi" w:cstheme="minorHAnsi"/>
-        </w:rPr>
-        <w:t xml:space="preserve"> neoddeliteľnou </w:t>
-      </w:r>
-      <w:r>
-        <w:rPr>
-          <w:rFonts w:asciiTheme="minorHAnsi" w:hAnsiTheme="minorHAnsi" w:cstheme="minorHAnsi"/>
-        </w:rPr>
-        <w:t xml:space="preserve">prílohou tejto </w:t>
-      </w:r>
-      <w:r>
-        <w:rPr>
-          <w:rFonts w:asciiTheme="minorHAnsi" w:hAnsiTheme="minorHAnsi" w:cstheme="minorHAnsi"/>
-        </w:rPr>
-        <w:t>Z</w:t>
-      </w:r>
-      <w:r>
-        <w:rPr>
-          <w:rFonts w:asciiTheme="minorHAnsi" w:hAnsiTheme="minorHAnsi" w:cstheme="minorHAnsi"/>
-        </w:rPr>
-        <w:t>mluvy a je nasledovná:</w:t>
+        <w:t>najneskôr do 30 kalendárnych dní od oznámenia o uvedení zariadenia do prevádzky podľa bodu 2.1 tejto Zmluvy.</w:t>
       </w:r>
     </w:p>
     <w:p>
@@ -4293,16 +3005,15 @@
         <w:widowControl w:val="0"/>
         <w:numPr>
           <w:ilvl w:val="0"/>
-          <w:numId w:val="37"/>
+          <w:numId w:val="45"/>
         </w:numPr>
         <w:tabs>
           <w:tab w:val="left" w:pos="1014"/>
         </w:tabs>
         <w:autoSpaceDE w:val="0"/>
         <w:autoSpaceDN w:val="0"/>
-        <w:spacing w:before="120"/>
-        <w:ind w:left="1712" w:right="567" w:hanging="357"/>
-        <w:contextualSpacing w:val="0"/>
+        <w:spacing w:line="360" w:lineRule="auto"/>
+        <w:ind w:right="565"/>
         <w:jc w:val="both"/>
         <w:rPr>
           <w:rFonts w:asciiTheme="minorHAnsi" w:hAnsiTheme="minorHAnsi" w:cstheme="minorHAnsi"/>
@@ -4312,31 +3023,219 @@
         <w:rPr>
           <w:rFonts w:asciiTheme="minorHAnsi" w:hAnsiTheme="minorHAnsi" w:cstheme="minorHAnsi"/>
         </w:rPr>
-        <w:t>1</w:t>
-      </w:r>
-      <w:r>
-        <w:rPr>
-          <w:rFonts w:asciiTheme="minorHAnsi" w:hAnsiTheme="minorHAnsi" w:cstheme="minorHAnsi"/>
-        </w:rPr>
-        <w:t>2</w:t>
-      </w:r>
-      <w:r>
-        <w:rPr>
-          <w:rFonts w:asciiTheme="minorHAnsi" w:hAnsiTheme="minorHAnsi" w:cstheme="minorHAnsi"/>
-        </w:rPr>
-        <w:t xml:space="preserve"> rokov </w:t>
-      </w:r>
-      <w:r>
-        <w:rPr>
-          <w:rFonts w:asciiTheme="minorHAnsi" w:hAnsiTheme="minorHAnsi" w:cstheme="minorHAnsi"/>
-        </w:rPr>
-        <w:t xml:space="preserve">produktová záruka </w:t>
-      </w:r>
-      <w:r>
-        <w:rPr>
-          <w:rFonts w:asciiTheme="minorHAnsi" w:hAnsiTheme="minorHAnsi" w:cstheme="minorHAnsi"/>
-        </w:rPr>
-        <w:t>na panely</w:t>
+        <w:t>Zhotoviteľ</w:t>
+      </w:r>
+      <w:r>
+        <w:rPr>
+          <w:rFonts w:asciiTheme="minorHAnsi" w:hAnsiTheme="minorHAnsi" w:cstheme="minorHAnsi"/>
+        </w:rPr>
+        <w:t xml:space="preserve">   </w:t>
+      </w:r>
+      <w:r>
+        <w:rPr>
+          <w:rFonts w:asciiTheme="minorHAnsi" w:hAnsiTheme="minorHAnsi" w:cstheme="minorHAnsi"/>
+        </w:rPr>
+        <w:t xml:space="preserve"> </w:t>
+      </w:r>
+      <w:r>
+        <w:rPr>
+          <w:rFonts w:asciiTheme="minorHAnsi" w:hAnsiTheme="minorHAnsi" w:cstheme="minorHAnsi"/>
+        </w:rPr>
+        <w:t xml:space="preserve">odovzdá   </w:t>
+      </w:r>
+      <w:r>
+        <w:rPr>
+          <w:rFonts w:asciiTheme="minorHAnsi" w:hAnsiTheme="minorHAnsi" w:cstheme="minorHAnsi"/>
+        </w:rPr>
+        <w:t xml:space="preserve"> </w:t>
+      </w:r>
+      <w:r>
+        <w:rPr>
+          <w:rFonts w:asciiTheme="minorHAnsi" w:hAnsiTheme="minorHAnsi" w:cstheme="minorHAnsi"/>
+        </w:rPr>
+        <w:t>Objednáva</w:t>
+      </w:r>
+      <w:r>
+        <w:rPr>
+          <w:rFonts w:asciiTheme="minorHAnsi" w:hAnsiTheme="minorHAnsi" w:cstheme="minorHAnsi"/>
+        </w:rPr>
+        <w:t xml:space="preserve">teľovi   </w:t>
+      </w:r>
+      <w:r>
+        <w:rPr>
+          <w:rFonts w:asciiTheme="minorHAnsi" w:hAnsiTheme="minorHAnsi" w:cstheme="minorHAnsi"/>
+        </w:rPr>
+        <w:t xml:space="preserve"> </w:t>
+      </w:r>
+      <w:r>
+        <w:rPr>
+          <w:rFonts w:asciiTheme="minorHAnsi" w:hAnsiTheme="minorHAnsi" w:cstheme="minorHAnsi"/>
+        </w:rPr>
+        <w:t>okrem</w:t>
+      </w:r>
+      <w:r>
+        <w:rPr>
+          <w:rFonts w:asciiTheme="minorHAnsi" w:hAnsiTheme="minorHAnsi" w:cstheme="minorHAnsi"/>
+        </w:rPr>
+        <w:t xml:space="preserve"> </w:t>
+      </w:r>
+      <w:r>
+        <w:rPr>
+          <w:rFonts w:asciiTheme="minorHAnsi" w:hAnsiTheme="minorHAnsi" w:cstheme="minorHAnsi"/>
+        </w:rPr>
+        <w:t>dokončeného</w:t>
+      </w:r>
+      <w:r>
+        <w:rPr>
+          <w:rFonts w:asciiTheme="minorHAnsi" w:hAnsiTheme="minorHAnsi" w:cstheme="minorHAnsi"/>
+        </w:rPr>
+        <w:t xml:space="preserve"> a</w:t>
+      </w:r>
+      <w:r>
+        <w:rPr>
+          <w:rFonts w:asciiTheme="minorHAnsi" w:hAnsiTheme="minorHAnsi" w:cstheme="minorHAnsi"/>
+          <w:w w:val="95"/>
+        </w:rPr>
+        <w:t xml:space="preserve"> prevádzkyschopného </w:t>
+      </w:r>
+      <w:r>
+        <w:rPr>
+          <w:rFonts w:asciiTheme="minorHAnsi" w:hAnsiTheme="minorHAnsi" w:cstheme="minorHAnsi"/>
+          <w:w w:val="95"/>
+        </w:rPr>
+        <w:t>D</w:t>
+      </w:r>
+      <w:r>
+        <w:rPr>
+          <w:rFonts w:asciiTheme="minorHAnsi" w:hAnsiTheme="minorHAnsi" w:cstheme="minorHAnsi"/>
+          <w:w w:val="95"/>
+        </w:rPr>
+        <w:t xml:space="preserve">iela aj písomnosti, ktoré podmieňujú prevzatie </w:t>
+      </w:r>
+      <w:r>
+        <w:rPr>
+          <w:rFonts w:asciiTheme="minorHAnsi" w:hAnsiTheme="minorHAnsi" w:cstheme="minorHAnsi"/>
+          <w:w w:val="95"/>
+        </w:rPr>
+        <w:t>D</w:t>
+      </w:r>
+      <w:r>
+        <w:rPr>
+          <w:rFonts w:asciiTheme="minorHAnsi" w:hAnsiTheme="minorHAnsi" w:cstheme="minorHAnsi"/>
+          <w:w w:val="95"/>
+        </w:rPr>
+        <w:t>iela ako</w:t>
+      </w:r>
+      <w:r>
+        <w:rPr>
+          <w:rFonts w:asciiTheme="minorHAnsi" w:hAnsiTheme="minorHAnsi" w:cstheme="minorHAnsi"/>
+          <w:spacing w:val="1"/>
+          <w:w w:val="95"/>
+        </w:rPr>
+        <w:t xml:space="preserve"> </w:t>
+      </w:r>
+      <w:r>
+        <w:rPr>
+          <w:rFonts w:asciiTheme="minorHAnsi" w:hAnsiTheme="minorHAnsi" w:cstheme="minorHAnsi"/>
+        </w:rPr>
+        <w:t>doklady, záručné listy</w:t>
+      </w:r>
+      <w:r>
+        <w:rPr>
+          <w:rFonts w:asciiTheme="minorHAnsi" w:hAnsiTheme="minorHAnsi" w:cstheme="minorHAnsi"/>
+          <w:spacing w:val="1"/>
+        </w:rPr>
+        <w:t xml:space="preserve"> </w:t>
+      </w:r>
+      <w:r>
+        <w:rPr>
+          <w:rFonts w:asciiTheme="minorHAnsi" w:hAnsiTheme="minorHAnsi" w:cstheme="minorHAnsi"/>
+        </w:rPr>
+        <w:t>a</w:t>
+      </w:r>
+      <w:r>
+        <w:rPr>
+          <w:rFonts w:asciiTheme="minorHAnsi" w:hAnsiTheme="minorHAnsi" w:cstheme="minorHAnsi"/>
+          <w:spacing w:val="1"/>
+        </w:rPr>
+        <w:t xml:space="preserve"> </w:t>
+      </w:r>
+      <w:r>
+        <w:rPr>
+          <w:rFonts w:asciiTheme="minorHAnsi" w:hAnsiTheme="minorHAnsi" w:cstheme="minorHAnsi"/>
+        </w:rPr>
+        <w:t>platné atesty použitých a zabudovaných výrobkov a</w:t>
+      </w:r>
+      <w:r>
+        <w:rPr>
+          <w:rFonts w:asciiTheme="minorHAnsi" w:hAnsiTheme="minorHAnsi" w:cstheme="minorHAnsi"/>
+          <w:spacing w:val="1"/>
+        </w:rPr>
+        <w:t xml:space="preserve"> </w:t>
+      </w:r>
+      <w:r>
+        <w:rPr>
+          <w:rFonts w:asciiTheme="minorHAnsi" w:hAnsiTheme="minorHAnsi" w:cstheme="minorHAnsi"/>
+        </w:rPr>
+        <w:t>materiálov, certifikáty</w:t>
+      </w:r>
+      <w:r>
+        <w:rPr>
+          <w:rFonts w:asciiTheme="minorHAnsi" w:hAnsiTheme="minorHAnsi" w:cstheme="minorHAnsi"/>
+          <w:spacing w:val="-3"/>
+        </w:rPr>
+        <w:t xml:space="preserve"> </w:t>
+      </w:r>
+      <w:r>
+        <w:rPr>
+          <w:rFonts w:asciiTheme="minorHAnsi" w:hAnsiTheme="minorHAnsi" w:cstheme="minorHAnsi"/>
+        </w:rPr>
+        <w:t>výrobkov,</w:t>
+      </w:r>
+      <w:r>
+        <w:rPr>
+          <w:rFonts w:asciiTheme="minorHAnsi" w:hAnsiTheme="minorHAnsi" w:cstheme="minorHAnsi"/>
+          <w:spacing w:val="-3"/>
+        </w:rPr>
+        <w:t xml:space="preserve"> </w:t>
+      </w:r>
+      <w:r>
+        <w:rPr>
+          <w:rFonts w:asciiTheme="minorHAnsi" w:hAnsiTheme="minorHAnsi" w:cstheme="minorHAnsi"/>
+        </w:rPr>
+        <w:t>ktoré</w:t>
+      </w:r>
+      <w:r>
+        <w:rPr>
+          <w:rFonts w:asciiTheme="minorHAnsi" w:hAnsiTheme="minorHAnsi" w:cstheme="minorHAnsi"/>
+          <w:spacing w:val="55"/>
+        </w:rPr>
+        <w:t xml:space="preserve"> </w:t>
+      </w:r>
+      <w:r>
+        <w:rPr>
+          <w:rFonts w:asciiTheme="minorHAnsi" w:hAnsiTheme="minorHAnsi" w:cstheme="minorHAnsi"/>
+        </w:rPr>
+        <w:t>podliehajú</w:t>
+      </w:r>
+      <w:r>
+        <w:rPr>
+          <w:rFonts w:asciiTheme="minorHAnsi" w:hAnsiTheme="minorHAnsi" w:cstheme="minorHAnsi"/>
+          <w:spacing w:val="-1"/>
+        </w:rPr>
+        <w:t xml:space="preserve"> </w:t>
+      </w:r>
+      <w:r>
+        <w:rPr>
+          <w:rFonts w:asciiTheme="minorHAnsi" w:hAnsiTheme="minorHAnsi" w:cstheme="minorHAnsi"/>
+        </w:rPr>
+        <w:t>povinnej certifikácii</w:t>
+      </w:r>
+      <w:r>
+        <w:rPr>
+          <w:rFonts w:asciiTheme="minorHAnsi" w:hAnsiTheme="minorHAnsi" w:cstheme="minorHAnsi"/>
+        </w:rPr>
+        <w:t>.</w:t>
       </w:r>
     </w:p>
     <w:p>
@@ -4345,16 +3244,15 @@
         <w:widowControl w:val="0"/>
         <w:numPr>
           <w:ilvl w:val="0"/>
-          <w:numId w:val="37"/>
+          <w:numId w:val="45"/>
         </w:numPr>
         <w:tabs>
           <w:tab w:val="left" w:pos="1014"/>
         </w:tabs>
         <w:autoSpaceDE w:val="0"/>
         <w:autoSpaceDN w:val="0"/>
-        <w:spacing w:before="120"/>
-        <w:ind w:left="1712" w:right="567" w:hanging="357"/>
-        <w:contextualSpacing w:val="0"/>
+        <w:spacing w:line="360" w:lineRule="auto"/>
+        <w:ind w:right="565"/>
         <w:jc w:val="both"/>
         <w:rPr>
           <w:rFonts w:asciiTheme="minorHAnsi" w:hAnsiTheme="minorHAnsi" w:cstheme="minorHAnsi"/>
@@ -4364,31 +3262,49 @@
         <w:rPr>
           <w:rFonts w:asciiTheme="minorHAnsi" w:hAnsiTheme="minorHAnsi" w:cstheme="minorHAnsi"/>
         </w:rPr>
-        <w:t>25</w:t>
-      </w:r>
-      <w:r>
-        <w:rPr>
-          <w:rFonts w:asciiTheme="minorHAnsi" w:hAnsiTheme="minorHAnsi" w:cstheme="minorHAnsi"/>
-        </w:rPr>
-        <w:t xml:space="preserve"> rokov </w:t>
-      </w:r>
-      <w:r>
-        <w:rPr>
-          <w:rFonts w:asciiTheme="minorHAnsi" w:hAnsiTheme="minorHAnsi" w:cstheme="minorHAnsi"/>
-        </w:rPr>
-        <w:t xml:space="preserve">na </w:t>
-      </w:r>
-      <w:r>
-        <w:rPr>
-          <w:rFonts w:asciiTheme="minorHAnsi" w:hAnsiTheme="minorHAnsi" w:cstheme="minorHAnsi"/>
-        </w:rPr>
-        <w:t>lineárny</w:t>
-      </w:r>
-      <w:r>
-        <w:rPr>
-          <w:rFonts w:asciiTheme="minorHAnsi" w:hAnsiTheme="minorHAnsi" w:cstheme="minorHAnsi"/>
-        </w:rPr>
-        <w:t xml:space="preserve"> pokles výkonu panelov</w:t>
+        <w:t xml:space="preserve">O prevzatí </w:t>
+      </w:r>
+      <w:r>
+        <w:rPr>
+          <w:rFonts w:asciiTheme="minorHAnsi" w:hAnsiTheme="minorHAnsi" w:cstheme="minorHAnsi"/>
+        </w:rPr>
+        <w:t>D</w:t>
+      </w:r>
+      <w:r>
+        <w:rPr>
+          <w:rFonts w:asciiTheme="minorHAnsi" w:hAnsiTheme="minorHAnsi" w:cstheme="minorHAnsi"/>
+        </w:rPr>
+        <w:t xml:space="preserve">iela Objednávateľom spíšu </w:t>
+      </w:r>
+      <w:r>
+        <w:rPr>
+          <w:rFonts w:asciiTheme="minorHAnsi" w:hAnsiTheme="minorHAnsi" w:cstheme="minorHAnsi"/>
+        </w:rPr>
+        <w:t>Z</w:t>
+      </w:r>
+      <w:r>
+        <w:rPr>
+          <w:rFonts w:asciiTheme="minorHAnsi" w:hAnsiTheme="minorHAnsi" w:cstheme="minorHAnsi"/>
+        </w:rPr>
+        <w:t>mluvné strany „Zápis o odovzdaní a prevzatí“, ktorého súčasťou je aj zoznam drobných vád, ktoré nebránia užívaniu, s   určením   záväzku   a   termínu   ich   odstrán</w:t>
+      </w:r>
+      <w:r>
+        <w:rPr>
+          <w:rFonts w:asciiTheme="minorHAnsi" w:hAnsiTheme="minorHAnsi" w:cstheme="minorHAnsi"/>
+        </w:rPr>
+        <w:t>enia</w:t>
+      </w:r>
+      <w:r>
+        <w:rPr>
+          <w:rFonts w:asciiTheme="minorHAnsi" w:hAnsiTheme="minorHAnsi" w:cstheme="minorHAnsi"/>
+        </w:rPr>
+        <w:t xml:space="preserve">   Zhotoviteľom</w:t>
+      </w:r>
+      <w:r>
+        <w:rPr>
+          <w:rFonts w:asciiTheme="minorHAnsi" w:hAnsiTheme="minorHAnsi" w:cstheme="minorHAnsi"/>
+        </w:rPr>
+        <w:t>. Návrh „Zápisu o odovzdaní a prevzatí“ pripraví Zhotoviteľ.</w:t>
       </w:r>
     </w:p>
     <w:p>
@@ -4397,16 +3313,15 @@
         <w:widowControl w:val="0"/>
         <w:numPr>
           <w:ilvl w:val="0"/>
-          <w:numId w:val="37"/>
+          <w:numId w:val="45"/>
         </w:numPr>
         <w:tabs>
           <w:tab w:val="left" w:pos="1014"/>
         </w:tabs>
         <w:autoSpaceDE w:val="0"/>
         <w:autoSpaceDN w:val="0"/>
-        <w:spacing w:before="120"/>
-        <w:ind w:left="1712" w:right="567" w:hanging="357"/>
-        <w:contextualSpacing w:val="0"/>
+        <w:spacing w:line="360" w:lineRule="auto"/>
+        <w:ind w:right="565"/>
         <w:jc w:val="both"/>
         <w:rPr>
           <w:rFonts w:asciiTheme="minorHAnsi" w:hAnsiTheme="minorHAnsi" w:cstheme="minorHAnsi"/>
@@ -4416,41 +3331,49 @@
         <w:rPr>
           <w:rFonts w:asciiTheme="minorHAnsi" w:hAnsiTheme="minorHAnsi" w:cstheme="minorHAnsi"/>
         </w:rPr>
-        <w:t>10</w:t>
-      </w:r>
-      <w:r>
-        <w:rPr>
-          <w:rFonts w:asciiTheme="minorHAnsi" w:hAnsiTheme="minorHAnsi" w:cstheme="minorHAnsi"/>
-        </w:rPr>
-        <w:t xml:space="preserve"> rokov na </w:t>
-      </w:r>
-      <w:proofErr w:type="spellStart"/>
-      <w:r>
-        <w:rPr>
-          <w:rFonts w:asciiTheme="minorHAnsi" w:hAnsiTheme="minorHAnsi" w:cstheme="minorHAnsi"/>
-        </w:rPr>
-        <w:t>fotovoltický</w:t>
-      </w:r>
-      <w:proofErr w:type="spellEnd"/>
-      <w:r>
-        <w:rPr>
-          <w:rFonts w:asciiTheme="minorHAnsi" w:hAnsiTheme="minorHAnsi" w:cstheme="minorHAnsi"/>
-        </w:rPr>
-        <w:t xml:space="preserve"> menič (</w:t>
-      </w:r>
-      <w:proofErr w:type="spellStart"/>
-      <w:r>
-        <w:rPr>
-          <w:rFonts w:asciiTheme="minorHAnsi" w:hAnsiTheme="minorHAnsi" w:cstheme="minorHAnsi"/>
-        </w:rPr>
-        <w:t>striedač</w:t>
-      </w:r>
-      <w:proofErr w:type="spellEnd"/>
-      <w:r>
-        <w:rPr>
-          <w:rFonts w:asciiTheme="minorHAnsi" w:hAnsiTheme="minorHAnsi" w:cstheme="minorHAnsi"/>
-        </w:rPr>
-        <w:t xml:space="preserve">) </w:t>
+        <w:t>Lehota na odstránenie prípadných vád a nedorobkov v zmysle ods.</w:t>
+      </w:r>
+      <w:r>
+        <w:rPr>
+          <w:rFonts w:asciiTheme="minorHAnsi" w:hAnsiTheme="minorHAnsi" w:cstheme="minorHAnsi"/>
+        </w:rPr>
+        <w:t xml:space="preserve"> </w:t>
+      </w:r>
+      <w:r>
+        <w:rPr>
+          <w:rFonts w:asciiTheme="minorHAnsi" w:hAnsiTheme="minorHAnsi" w:cstheme="minorHAnsi"/>
+        </w:rPr>
+        <w:t xml:space="preserve">5.3 tejto zmluvy je dohodnutá na obdobie </w:t>
+      </w:r>
+      <w:r>
+        <w:rPr>
+          <w:rFonts w:asciiTheme="minorHAnsi" w:hAnsiTheme="minorHAnsi" w:cstheme="minorHAnsi"/>
+        </w:rPr>
+        <w:t>30 dní</w:t>
+      </w:r>
+      <w:r>
+        <w:rPr>
+          <w:rFonts w:asciiTheme="minorHAnsi" w:hAnsiTheme="minorHAnsi" w:cstheme="minorHAnsi"/>
+        </w:rPr>
+        <w:t xml:space="preserve"> od odovzdania</w:t>
+      </w:r>
+      <w:r>
+        <w:rPr>
+          <w:rFonts w:asciiTheme="minorHAnsi" w:hAnsiTheme="minorHAnsi" w:cstheme="minorHAnsi"/>
+        </w:rPr>
+        <w:t xml:space="preserve"> a</w:t>
+      </w:r>
+      <w:r>
+        <w:rPr>
+          <w:rFonts w:asciiTheme="minorHAnsi" w:hAnsiTheme="minorHAnsi" w:cstheme="minorHAnsi"/>
+        </w:rPr>
+        <w:t xml:space="preserve"> prevzatia diela</w:t>
+      </w:r>
+      <w:r>
+        <w:rPr>
+          <w:rFonts w:asciiTheme="minorHAnsi" w:hAnsiTheme="minorHAnsi" w:cstheme="minorHAnsi"/>
+        </w:rPr>
+        <w:t>.</w:t>
       </w:r>
     </w:p>
     <w:p>
@@ -4459,15 +3382,304 @@
         <w:widowControl w:val="0"/>
         <w:numPr>
           <w:ilvl w:val="0"/>
-          <w:numId w:val="37"/>
+          <w:numId w:val="45"/>
         </w:numPr>
         <w:tabs>
           <w:tab w:val="left" w:pos="1014"/>
         </w:tabs>
         <w:autoSpaceDE w:val="0"/>
         <w:autoSpaceDN w:val="0"/>
-        <w:spacing w:before="120"/>
-        <w:ind w:left="1712" w:right="567" w:hanging="357"/>
+        <w:spacing w:line="360" w:lineRule="auto"/>
+        <w:ind w:right="565"/>
+        <w:jc w:val="both"/>
+        <w:rPr>
+          <w:rFonts w:asciiTheme="minorHAnsi" w:hAnsiTheme="minorHAnsi" w:cstheme="minorHAnsi"/>
+        </w:rPr>
+      </w:pPr>
+      <w:r>
+        <w:rPr>
+          <w:rFonts w:asciiTheme="minorHAnsi" w:hAnsiTheme="minorHAnsi" w:cstheme="minorHAnsi"/>
+        </w:rPr>
+        <w:t>Ak  pri  preberacom konaní</w:t>
+      </w:r>
+      <w:r>
+        <w:rPr>
+          <w:rFonts w:asciiTheme="minorHAnsi" w:hAnsiTheme="minorHAnsi" w:cstheme="minorHAnsi"/>
+        </w:rPr>
+        <w:t xml:space="preserve"> </w:t>
+      </w:r>
+      <w:r>
+        <w:rPr>
+          <w:rFonts w:asciiTheme="minorHAnsi" w:hAnsiTheme="minorHAnsi" w:cstheme="minorHAnsi"/>
+        </w:rPr>
+        <w:t xml:space="preserve">Objednávateľ zistí, že </w:t>
+      </w:r>
+      <w:r>
+        <w:rPr>
+          <w:rFonts w:asciiTheme="minorHAnsi" w:hAnsiTheme="minorHAnsi" w:cstheme="minorHAnsi"/>
+        </w:rPr>
+        <w:t>D</w:t>
+      </w:r>
+      <w:r>
+        <w:rPr>
+          <w:rFonts w:asciiTheme="minorHAnsi" w:hAnsiTheme="minorHAnsi" w:cstheme="minorHAnsi"/>
+        </w:rPr>
+        <w:t xml:space="preserve">ielo nespĺňa technické parametre dojednané v tejto </w:t>
+      </w:r>
+      <w:r>
+        <w:rPr>
+          <w:rFonts w:asciiTheme="minorHAnsi" w:hAnsiTheme="minorHAnsi" w:cstheme="minorHAnsi"/>
+        </w:rPr>
+        <w:t>Z</w:t>
+      </w:r>
+      <w:r>
+        <w:rPr>
+          <w:rFonts w:asciiTheme="minorHAnsi" w:hAnsiTheme="minorHAnsi" w:cstheme="minorHAnsi"/>
+        </w:rPr>
+        <w:t xml:space="preserve">mluve alebo vykazuje vady a nedorobky brániace jeho riadnemu užívaniu, prípadne nie je kompletná dokladová časť, odmietne prevzatie diela, o čom </w:t>
+      </w:r>
+      <w:r>
+        <w:rPr>
+          <w:rFonts w:asciiTheme="minorHAnsi" w:hAnsiTheme="minorHAnsi" w:cstheme="minorHAnsi"/>
+        </w:rPr>
+        <w:t>Z</w:t>
+      </w:r>
+      <w:r>
+        <w:rPr>
+          <w:rFonts w:asciiTheme="minorHAnsi" w:hAnsiTheme="minorHAnsi" w:cstheme="minorHAnsi"/>
+        </w:rPr>
+        <w:t xml:space="preserve">mluvné strany vyhotovia písomný záznam. Po odstránení vád a nedorobkov, ktoré bránili úspešnému prevzatiu </w:t>
+      </w:r>
+      <w:r>
+        <w:rPr>
+          <w:rFonts w:asciiTheme="minorHAnsi" w:hAnsiTheme="minorHAnsi" w:cstheme="minorHAnsi"/>
+        </w:rPr>
+        <w:t>D</w:t>
+      </w:r>
+      <w:r>
+        <w:rPr>
+          <w:rFonts w:asciiTheme="minorHAnsi" w:hAnsiTheme="minorHAnsi" w:cstheme="minorHAnsi"/>
+        </w:rPr>
+        <w:t xml:space="preserve">iela, oznámi </w:t>
+      </w:r>
+      <w:r>
+        <w:rPr>
+          <w:rFonts w:asciiTheme="minorHAnsi" w:hAnsiTheme="minorHAnsi" w:cstheme="minorHAnsi"/>
+        </w:rPr>
+        <w:t>Z</w:t>
+      </w:r>
+      <w:r>
+        <w:rPr>
+          <w:rFonts w:asciiTheme="minorHAnsi" w:hAnsiTheme="minorHAnsi" w:cstheme="minorHAnsi"/>
+        </w:rPr>
+        <w:t xml:space="preserve">hotoviteľ túto </w:t>
+      </w:r>
+      <w:r>
+        <w:rPr>
+          <w:rFonts w:asciiTheme="minorHAnsi" w:hAnsiTheme="minorHAnsi" w:cstheme="minorHAnsi"/>
+        </w:rPr>
+        <w:lastRenderedPageBreak/>
+        <w:t xml:space="preserve">skutočnosť </w:t>
+      </w:r>
+      <w:r>
+        <w:rPr>
+          <w:rFonts w:asciiTheme="minorHAnsi" w:hAnsiTheme="minorHAnsi" w:cstheme="minorHAnsi"/>
+        </w:rPr>
+        <w:t>O</w:t>
+      </w:r>
+      <w:r>
+        <w:rPr>
+          <w:rFonts w:asciiTheme="minorHAnsi" w:hAnsiTheme="minorHAnsi" w:cstheme="minorHAnsi"/>
+        </w:rPr>
+        <w:t xml:space="preserve">bjednávateľovi a vyzve ho ku prevzatiu </w:t>
+      </w:r>
+      <w:r>
+        <w:rPr>
+          <w:rFonts w:asciiTheme="minorHAnsi" w:hAnsiTheme="minorHAnsi" w:cstheme="minorHAnsi"/>
+        </w:rPr>
+        <w:t>D</w:t>
+      </w:r>
+      <w:r>
+        <w:rPr>
+          <w:rFonts w:asciiTheme="minorHAnsi" w:hAnsiTheme="minorHAnsi" w:cstheme="minorHAnsi"/>
+        </w:rPr>
+        <w:t xml:space="preserve">iela postupom podľa bodu 5.1 tejto </w:t>
+      </w:r>
+      <w:r>
+        <w:rPr>
+          <w:rFonts w:asciiTheme="minorHAnsi" w:hAnsiTheme="minorHAnsi" w:cstheme="minorHAnsi"/>
+        </w:rPr>
+        <w:t>Z</w:t>
+      </w:r>
+      <w:r>
+        <w:rPr>
+          <w:rFonts w:asciiTheme="minorHAnsi" w:hAnsiTheme="minorHAnsi" w:cstheme="minorHAnsi"/>
+        </w:rPr>
+        <w:t>mluvy.</w:t>
+      </w:r>
+    </w:p>
+    <w:p>
+      <w:pPr>
+        <w:pStyle w:val="Odsekzoznamu"/>
+        <w:widowControl w:val="0"/>
+        <w:numPr>
+          <w:ilvl w:val="0"/>
+          <w:numId w:val="45"/>
+        </w:numPr>
+        <w:tabs>
+          <w:tab w:val="left" w:pos="1014"/>
+        </w:tabs>
+        <w:autoSpaceDE w:val="0"/>
+        <w:autoSpaceDN w:val="0"/>
+        <w:spacing w:line="360" w:lineRule="auto"/>
+        <w:ind w:right="565"/>
+        <w:jc w:val="both"/>
+        <w:rPr>
+          <w:rFonts w:asciiTheme="minorHAnsi" w:hAnsiTheme="minorHAnsi" w:cstheme="minorHAnsi"/>
+        </w:rPr>
+      </w:pPr>
+      <w:r>
+        <w:rPr>
+          <w:rFonts w:asciiTheme="minorHAnsi" w:hAnsiTheme="minorHAnsi" w:cstheme="minorHAnsi"/>
+        </w:rPr>
+        <w:t xml:space="preserve">Vadou sa rozumie odchýlka v kvalite, rozsahu a parametroch </w:t>
+      </w:r>
+      <w:r>
+        <w:rPr>
+          <w:rFonts w:asciiTheme="minorHAnsi" w:hAnsiTheme="minorHAnsi" w:cstheme="minorHAnsi"/>
+        </w:rPr>
+        <w:t>D</w:t>
+      </w:r>
+      <w:r>
+        <w:rPr>
+          <w:rFonts w:asciiTheme="minorHAnsi" w:hAnsiTheme="minorHAnsi" w:cstheme="minorHAnsi"/>
+        </w:rPr>
+        <w:t xml:space="preserve">iela stanovených </w:t>
+      </w:r>
+      <w:r>
+        <w:rPr>
+          <w:rFonts w:asciiTheme="minorHAnsi" w:hAnsiTheme="minorHAnsi" w:cstheme="minorHAnsi"/>
+        </w:rPr>
+        <w:t>C</w:t>
+      </w:r>
+      <w:r>
+        <w:rPr>
+          <w:rFonts w:asciiTheme="minorHAnsi" w:hAnsiTheme="minorHAnsi" w:cstheme="minorHAnsi"/>
+        </w:rPr>
+        <w:t xml:space="preserve">enovou ponukou, touto </w:t>
+      </w:r>
+      <w:r>
+        <w:rPr>
+          <w:rFonts w:asciiTheme="minorHAnsi" w:hAnsiTheme="minorHAnsi" w:cstheme="minorHAnsi"/>
+        </w:rPr>
+        <w:t>Z</w:t>
+      </w:r>
+      <w:r>
+        <w:rPr>
+          <w:rFonts w:asciiTheme="minorHAnsi" w:hAnsiTheme="minorHAnsi" w:cstheme="minorHAnsi"/>
+        </w:rPr>
+        <w:t xml:space="preserve">mluvou alebo všeobecne záväznými predpismi a normami. Zhotoviteľ zodpovedá aj za vady, ktoré existovali pred odovzdaním diela, ale stali sa zjavné až po odovzdaní diela (skryté vady). Vadou sa rozumie aj nedokončená práca oproti </w:t>
+      </w:r>
+      <w:r>
+        <w:rPr>
+          <w:rFonts w:asciiTheme="minorHAnsi" w:hAnsiTheme="minorHAnsi" w:cstheme="minorHAnsi"/>
+        </w:rPr>
+        <w:t>C</w:t>
+      </w:r>
+      <w:r>
+        <w:rPr>
+          <w:rFonts w:asciiTheme="minorHAnsi" w:hAnsiTheme="minorHAnsi" w:cstheme="minorHAnsi"/>
+        </w:rPr>
+        <w:t>enovej ponuke.</w:t>
+      </w:r>
+    </w:p>
+    <w:p>
+      <w:pPr>
+        <w:pStyle w:val="Odsekzoznamu"/>
+        <w:widowControl w:val="0"/>
+        <w:numPr>
+          <w:ilvl w:val="0"/>
+          <w:numId w:val="45"/>
+        </w:numPr>
+        <w:tabs>
+          <w:tab w:val="left" w:pos="1014"/>
+        </w:tabs>
+        <w:autoSpaceDE w:val="0"/>
+        <w:autoSpaceDN w:val="0"/>
+        <w:spacing w:line="360" w:lineRule="auto"/>
+        <w:ind w:right="565"/>
+        <w:jc w:val="both"/>
+        <w:rPr>
+          <w:rFonts w:asciiTheme="minorHAnsi" w:hAnsiTheme="minorHAnsi" w:cstheme="minorHAnsi"/>
+        </w:rPr>
+      </w:pPr>
+      <w:r>
+        <w:rPr>
+          <w:rFonts w:asciiTheme="minorHAnsi" w:hAnsiTheme="minorHAnsi" w:cstheme="minorHAnsi"/>
+        </w:rPr>
+        <w:t xml:space="preserve">V prípade vzniku vyššej moci, ktorá by bránila zhotoviteľovi vo výkone prác v zmysle dohodnutých termínov sa tento časový posun nebude považovať za nedodržanie termínu. O tejto skutočnosti sa spíše záznam v </w:t>
+      </w:r>
+      <w:r>
+        <w:rPr>
+          <w:rFonts w:asciiTheme="minorHAnsi" w:hAnsiTheme="minorHAnsi" w:cstheme="minorHAnsi"/>
+        </w:rPr>
+        <w:t>montážnom</w:t>
+      </w:r>
+      <w:r>
+        <w:rPr>
+          <w:rFonts w:asciiTheme="minorHAnsi" w:hAnsiTheme="minorHAnsi" w:cstheme="minorHAnsi"/>
+        </w:rPr>
+        <w:t xml:space="preserve"> denníku a dohodne sa náhradný záväzný termín.</w:t>
+      </w:r>
+    </w:p>
+    <w:p>
+      <w:pPr>
+        <w:pStyle w:val="Odsekzoznamu"/>
+        <w:widowControl w:val="0"/>
+        <w:numPr>
+          <w:ilvl w:val="0"/>
+          <w:numId w:val="45"/>
+        </w:numPr>
+        <w:tabs>
+          <w:tab w:val="left" w:pos="1014"/>
+        </w:tabs>
+        <w:autoSpaceDE w:val="0"/>
+        <w:autoSpaceDN w:val="0"/>
+        <w:spacing w:line="360" w:lineRule="auto"/>
+        <w:ind w:right="565"/>
+        <w:jc w:val="both"/>
+        <w:rPr>
+          <w:rFonts w:asciiTheme="minorHAnsi" w:hAnsiTheme="minorHAnsi" w:cstheme="minorHAnsi"/>
+        </w:rPr>
+      </w:pPr>
+      <w:r>
+        <w:rPr>
+          <w:rFonts w:asciiTheme="minorHAnsi" w:hAnsiTheme="minorHAnsi" w:cstheme="minorHAnsi"/>
+        </w:rPr>
+        <w:t>Vyššou mocou sa pre účely tejto zmluvy rozumejú prekážky objektívne znemožňujúce riadne vykonávanie dohodnutých prác v zmysle dodržania technologického postupu, ako sú extrémne poveternostné podmienky</w:t>
+      </w:r>
+      <w:r>
+        <w:rPr>
+          <w:rFonts w:asciiTheme="minorHAnsi" w:hAnsiTheme="minorHAnsi" w:cstheme="minorHAnsi"/>
+        </w:rPr>
+        <w:t>.</w:t>
+      </w:r>
+    </w:p>
+    <w:p>
+      <w:pPr>
+        <w:pStyle w:val="Odsekzoznamu"/>
+        <w:widowControl w:val="0"/>
+        <w:numPr>
+          <w:ilvl w:val="0"/>
+          <w:numId w:val="45"/>
+        </w:numPr>
+        <w:tabs>
+          <w:tab w:val="left" w:pos="1014"/>
+        </w:tabs>
+        <w:autoSpaceDE w:val="0"/>
+        <w:autoSpaceDN w:val="0"/>
+        <w:spacing w:line="360" w:lineRule="auto"/>
+        <w:ind w:right="565"/>
         <w:contextualSpacing w:val="0"/>
         <w:jc w:val="both"/>
         <w:rPr>
@@ -4478,20 +3690,462 @@
         <w:rPr>
           <w:rFonts w:asciiTheme="minorHAnsi" w:hAnsiTheme="minorHAnsi" w:cstheme="minorHAnsi"/>
         </w:rPr>
-        <w:t>2 roky na funkčnosť diela</w:t>
+        <w:t>Zhotoviteľ sa zaväzuje, že vec bude mať náležitosti stanovené technickými normami, ktoré sa na jej zhotovenie vzťahujú</w:t>
+      </w:r>
+      <w:r>
+        <w:rPr>
+          <w:rFonts w:asciiTheme="minorHAnsi" w:hAnsiTheme="minorHAnsi" w:cstheme="minorHAnsi"/>
+        </w:rPr>
+        <w:t>.</w:t>
       </w:r>
     </w:p>
     <w:p>
       <w:pPr>
         <w:pStyle w:val="Odsekzoznamu"/>
         <w:widowControl w:val="0"/>
+        <w:numPr>
+          <w:ilvl w:val="0"/>
+          <w:numId w:val="45"/>
+        </w:numPr>
+        <w:tabs>
+          <w:tab w:val="left" w:pos="1014"/>
+        </w:tabs>
+        <w:autoSpaceDE w:val="0"/>
+        <w:autoSpaceDN w:val="0"/>
+        <w:spacing w:line="360" w:lineRule="auto"/>
+        <w:ind w:right="565"/>
+        <w:contextualSpacing w:val="0"/>
+        <w:jc w:val="both"/>
+        <w:rPr>
+          <w:rFonts w:ascii="Calibri" w:hAnsi="Calibri" w:cs="Calibri"/>
+        </w:rPr>
+      </w:pPr>
+      <w:r>
+        <w:rPr>
+          <w:rFonts w:asciiTheme="minorHAnsi" w:hAnsiTheme="minorHAnsi" w:cstheme="minorHAnsi"/>
+        </w:rPr>
+        <w:t xml:space="preserve">Záruka </w:t>
+      </w:r>
+      <w:r>
+        <w:rPr>
+          <w:rFonts w:asciiTheme="minorHAnsi" w:hAnsiTheme="minorHAnsi" w:cstheme="minorHAnsi"/>
+        </w:rPr>
+        <w:t xml:space="preserve">na </w:t>
+      </w:r>
+      <w:r>
+        <w:rPr>
+          <w:rFonts w:asciiTheme="minorHAnsi" w:hAnsiTheme="minorHAnsi" w:cstheme="minorHAnsi"/>
+        </w:rPr>
+        <w:t>D</w:t>
+      </w:r>
+      <w:r>
+        <w:rPr>
+          <w:rFonts w:asciiTheme="minorHAnsi" w:hAnsiTheme="minorHAnsi" w:cstheme="minorHAnsi"/>
+        </w:rPr>
+        <w:t xml:space="preserve">ielo je </w:t>
+      </w:r>
+      <w:r>
+        <w:rPr>
+          <w:rFonts w:asciiTheme="minorHAnsi" w:hAnsiTheme="minorHAnsi" w:cstheme="minorHAnsi"/>
+        </w:rPr>
+        <w:t xml:space="preserve">v </w:t>
+      </w:r>
+      <w:r>
+        <w:rPr>
+          <w:rFonts w:asciiTheme="minorHAnsi" w:hAnsiTheme="minorHAnsi" w:cstheme="minorHAnsi"/>
+        </w:rPr>
+        <w:t xml:space="preserve">zmysle </w:t>
+      </w:r>
+      <w:r>
+        <w:rPr>
+          <w:rFonts w:asciiTheme="minorHAnsi" w:hAnsiTheme="minorHAnsi" w:cstheme="minorHAnsi"/>
+        </w:rPr>
+        <w:t>C</w:t>
+      </w:r>
+      <w:r>
+        <w:rPr>
+          <w:rFonts w:asciiTheme="minorHAnsi" w:hAnsiTheme="minorHAnsi" w:cstheme="minorHAnsi"/>
+        </w:rPr>
+        <w:t>enovej ponuky</w:t>
+      </w:r>
+      <w:r>
+        <w:rPr>
+          <w:rFonts w:asciiTheme="minorHAnsi" w:hAnsiTheme="minorHAnsi" w:cstheme="minorHAnsi"/>
+        </w:rPr>
+        <w:t xml:space="preserve"> dodávateľa</w:t>
+      </w:r>
+      <w:r>
+        <w:rPr>
+          <w:rFonts w:asciiTheme="minorHAnsi" w:hAnsiTheme="minorHAnsi" w:cstheme="minorHAnsi"/>
+        </w:rPr>
+        <w:t>, ktorá je</w:t>
+      </w:r>
+      <w:r>
+        <w:rPr>
+          <w:rFonts w:asciiTheme="minorHAnsi" w:hAnsiTheme="minorHAnsi" w:cstheme="minorHAnsi"/>
+        </w:rPr>
+        <w:t xml:space="preserve"> neoddeliteľnou </w:t>
+      </w:r>
+      <w:r>
+        <w:rPr>
+          <w:rFonts w:ascii="Calibri" w:hAnsi="Calibri" w:cs="Calibri"/>
+        </w:rPr>
+        <w:t xml:space="preserve">prílohou tejto </w:t>
+      </w:r>
+      <w:r>
+        <w:rPr>
+          <w:rFonts w:ascii="Calibri" w:hAnsi="Calibri" w:cs="Calibri"/>
+        </w:rPr>
+        <w:t>Z</w:t>
+      </w:r>
+      <w:r>
+        <w:rPr>
+          <w:rFonts w:ascii="Calibri" w:hAnsi="Calibri" w:cs="Calibri"/>
+        </w:rPr>
+        <w:t>mluvy a je nasledovná:</w:t>
+      </w:r>
+    </w:p>
+    <w:p>
+      <w:pPr>
+        <w:pStyle w:val="Odsekzoznamu"/>
+        <w:widowControl w:val="0"/>
+        <w:numPr>
+          <w:ilvl w:val="0"/>
+          <w:numId w:val="40"/>
+        </w:numPr>
         <w:tabs>
           <w:tab w:val="left" w:pos="1014"/>
         </w:tabs>
         <w:autoSpaceDE w:val="0"/>
         <w:autoSpaceDN w:val="0"/>
         <w:spacing w:before="195" w:line="360" w:lineRule="auto"/>
-        <w:ind w:left="993" w:right="565"/>
+        <w:ind w:right="565"/>
+        <w:jc w:val="both"/>
+        <w:rPr>
+          <w:rFonts w:ascii="Calibri" w:hAnsi="Calibri" w:cs="Calibri"/>
+        </w:rPr>
+      </w:pPr>
+      <w:r>
+        <w:rPr>
+          <w:rFonts w:ascii="Calibri" w:hAnsi="Calibri" w:cs="Calibri"/>
+          <w:b/>
+          <w:bCs/>
+        </w:rPr>
+        <w:t>15 rokov</w:t>
+      </w:r>
+      <w:r>
+        <w:rPr>
+          <w:rFonts w:ascii="Calibri" w:hAnsi="Calibri" w:cs="Calibri"/>
+        </w:rPr>
+        <w:t xml:space="preserve"> produktová záruka na fotovoltické panely – od výrobcu.</w:t>
+      </w:r>
+    </w:p>
+    <w:p>
+      <w:pPr>
+        <w:pStyle w:val="Odsekzoznamu"/>
+        <w:widowControl w:val="0"/>
+        <w:numPr>
+          <w:ilvl w:val="0"/>
+          <w:numId w:val="40"/>
+        </w:numPr>
+        <w:tabs>
+          <w:tab w:val="left" w:pos="1014"/>
+        </w:tabs>
+        <w:autoSpaceDE w:val="0"/>
+        <w:autoSpaceDN w:val="0"/>
+        <w:spacing w:before="195" w:line="360" w:lineRule="auto"/>
+        <w:ind w:right="565"/>
+        <w:jc w:val="both"/>
+        <w:rPr>
+          <w:rFonts w:ascii="Calibri" w:hAnsi="Calibri" w:cs="Calibri"/>
+        </w:rPr>
+      </w:pPr>
+      <w:r>
+        <w:rPr>
+          <w:rFonts w:ascii="Calibri" w:hAnsi="Calibri" w:cs="Calibri"/>
+          <w:b/>
+          <w:bCs/>
+        </w:rPr>
+        <w:t>Minimálne 25 rokov</w:t>
+      </w:r>
+      <w:r>
+        <w:rPr>
+          <w:rFonts w:ascii="Calibri" w:hAnsi="Calibri" w:cs="Calibri"/>
+        </w:rPr>
+        <w:t xml:space="preserve"> lineárna výkonová záruka na fotovoltické panely – od výrobcu.</w:t>
+      </w:r>
+    </w:p>
+    <w:p>
+      <w:pPr>
+        <w:pStyle w:val="Odsekzoznamu"/>
+        <w:widowControl w:val="0"/>
+        <w:numPr>
+          <w:ilvl w:val="0"/>
+          <w:numId w:val="40"/>
+        </w:numPr>
+        <w:tabs>
+          <w:tab w:val="left" w:pos="1014"/>
+        </w:tabs>
+        <w:autoSpaceDE w:val="0"/>
+        <w:autoSpaceDN w:val="0"/>
+        <w:spacing w:before="195" w:line="360" w:lineRule="auto"/>
+        <w:ind w:right="565"/>
+        <w:jc w:val="both"/>
+        <w:rPr>
+          <w:rFonts w:ascii="Calibri" w:hAnsi="Calibri" w:cs="Calibri"/>
+        </w:rPr>
+      </w:pPr>
+      <w:r>
+        <w:rPr>
+          <w:rFonts w:ascii="Calibri" w:hAnsi="Calibri" w:cs="Calibri"/>
+          <w:b/>
+          <w:bCs/>
+        </w:rPr>
+        <w:t>10 rokov záruka na fotovoltický menič (striedač)</w:t>
+      </w:r>
+      <w:r>
+        <w:rPr>
+          <w:rFonts w:ascii="Calibri" w:hAnsi="Calibri" w:cs="Calibri"/>
+        </w:rPr>
+        <w:t xml:space="preserve"> – od výrobcu.</w:t>
+      </w:r>
+    </w:p>
+    <w:p>
+      <w:pPr>
+        <w:pStyle w:val="Odsekzoznamu"/>
+        <w:widowControl w:val="0"/>
+        <w:numPr>
+          <w:ilvl w:val="0"/>
+          <w:numId w:val="40"/>
+        </w:numPr>
+        <w:tabs>
+          <w:tab w:val="left" w:pos="1014"/>
+        </w:tabs>
+        <w:autoSpaceDE w:val="0"/>
+        <w:autoSpaceDN w:val="0"/>
+        <w:spacing w:before="195" w:line="360" w:lineRule="auto"/>
+        <w:ind w:right="565"/>
+        <w:jc w:val="both"/>
+        <w:rPr>
+          <w:rFonts w:ascii="Calibri" w:hAnsi="Calibri" w:cs="Calibri"/>
+        </w:rPr>
+      </w:pPr>
+      <w:r>
+        <w:rPr>
+          <w:rFonts w:ascii="Calibri" w:hAnsi="Calibri" w:cs="Calibri"/>
+          <w:b/>
+          <w:bCs/>
+        </w:rPr>
+        <w:t>Minimálne 2 roky</w:t>
+      </w:r>
+      <w:r>
+        <w:rPr>
+          <w:rFonts w:ascii="Calibri" w:hAnsi="Calibri" w:cs="Calibri"/>
+        </w:rPr>
+        <w:t xml:space="preserve"> záruka na nabíjaciu stanicu (wallbox) – od výrobcu, ak je predmetom diela.</w:t>
+      </w:r>
+    </w:p>
+    <w:p>
+      <w:pPr>
+        <w:pStyle w:val="Odsekzoznamu"/>
+        <w:widowControl w:val="0"/>
+        <w:numPr>
+          <w:ilvl w:val="0"/>
+          <w:numId w:val="40"/>
+        </w:numPr>
+        <w:tabs>
+          <w:tab w:val="left" w:pos="1014"/>
+        </w:tabs>
+        <w:autoSpaceDE w:val="0"/>
+        <w:autoSpaceDN w:val="0"/>
+        <w:spacing w:before="195" w:line="360" w:lineRule="auto"/>
+        <w:ind w:right="565"/>
+        <w:jc w:val="both"/>
+        <w:rPr>
+          <w:rFonts w:ascii="Calibri" w:hAnsi="Calibri" w:cs="Calibri"/>
+        </w:rPr>
+      </w:pPr>
+      <w:r>
+        <w:rPr>
+          <w:rFonts w:ascii="Calibri" w:hAnsi="Calibri" w:cs="Calibri"/>
+          <w:b/>
+          <w:bCs/>
+        </w:rPr>
+        <w:t>Minimálne 10 rokov</w:t>
+      </w:r>
+      <w:r>
+        <w:rPr>
+          <w:rFonts w:ascii="Calibri" w:hAnsi="Calibri" w:cs="Calibri"/>
+        </w:rPr>
+        <w:t xml:space="preserve"> záruka na batériové úložisko – od výrobcu, ak je predmetom diela.</w:t>
+      </w:r>
+    </w:p>
+    <w:p>
+      <w:pPr>
+        <w:pStyle w:val="Odsekzoznamu"/>
+        <w:widowControl w:val="0"/>
+        <w:numPr>
+          <w:ilvl w:val="0"/>
+          <w:numId w:val="40"/>
+        </w:numPr>
+        <w:tabs>
+          <w:tab w:val="left" w:pos="1014"/>
+        </w:tabs>
+        <w:autoSpaceDE w:val="0"/>
+        <w:autoSpaceDN w:val="0"/>
+        <w:spacing w:before="195" w:line="360" w:lineRule="auto"/>
+        <w:ind w:right="565"/>
+        <w:jc w:val="both"/>
+        <w:rPr>
+          <w:rFonts w:ascii="Calibri" w:hAnsi="Calibri" w:cs="Calibri"/>
+        </w:rPr>
+      </w:pPr>
+      <w:r>
+        <w:rPr>
+          <w:rFonts w:ascii="Calibri" w:hAnsi="Calibri" w:cs="Calibri"/>
+          <w:b/>
+          <w:bCs/>
+        </w:rPr>
+        <w:t>10 rokov</w:t>
+      </w:r>
+      <w:r>
+        <w:rPr>
+          <w:rFonts w:ascii="Calibri" w:hAnsi="Calibri" w:cs="Calibri"/>
+        </w:rPr>
+        <w:t xml:space="preserve"> záruka na nosnú konštrukciu fotovoltických panelov – od výrobcu.</w:t>
+      </w:r>
+    </w:p>
+    <w:p>
+      <w:pPr>
+        <w:pStyle w:val="Odsekzoznamu"/>
+        <w:widowControl w:val="0"/>
+        <w:numPr>
+          <w:ilvl w:val="0"/>
+          <w:numId w:val="40"/>
+        </w:numPr>
+        <w:tabs>
+          <w:tab w:val="left" w:pos="1014"/>
+        </w:tabs>
+        <w:autoSpaceDE w:val="0"/>
+        <w:autoSpaceDN w:val="0"/>
+        <w:spacing w:before="195" w:line="360" w:lineRule="auto"/>
+        <w:ind w:right="565"/>
+        <w:jc w:val="both"/>
+        <w:rPr>
+          <w:rFonts w:ascii="Calibri" w:hAnsi="Calibri" w:cs="Calibri"/>
+        </w:rPr>
+      </w:pPr>
+      <w:r>
+        <w:rPr>
+          <w:rFonts w:ascii="Calibri" w:hAnsi="Calibri" w:cs="Calibri"/>
+          <w:b/>
+          <w:bCs/>
+        </w:rPr>
+        <w:t>10 rokov</w:t>
+      </w:r>
+      <w:r>
+        <w:rPr>
+          <w:rFonts w:ascii="Calibri" w:hAnsi="Calibri" w:cs="Calibri"/>
+        </w:rPr>
+        <w:t xml:space="preserve"> záruka na montáž nosnej konštrukcie – od zhotoviteľa.</w:t>
+      </w:r>
+    </w:p>
+    <w:p>
+      <w:pPr>
+        <w:pStyle w:val="Odsekzoznamu"/>
+        <w:widowControl w:val="0"/>
+        <w:numPr>
+          <w:ilvl w:val="0"/>
+          <w:numId w:val="40"/>
+        </w:numPr>
+        <w:tabs>
+          <w:tab w:val="left" w:pos="1014"/>
+        </w:tabs>
+        <w:autoSpaceDE w:val="0"/>
+        <w:autoSpaceDN w:val="0"/>
+        <w:spacing w:before="195" w:line="360" w:lineRule="auto"/>
+        <w:ind w:right="565"/>
+        <w:jc w:val="both"/>
+        <w:rPr>
+          <w:rFonts w:ascii="Calibri" w:hAnsi="Calibri" w:cs="Calibri"/>
+        </w:rPr>
+      </w:pPr>
+      <w:r>
+        <w:rPr>
+          <w:rFonts w:ascii="Calibri" w:hAnsi="Calibri" w:cs="Calibri"/>
+          <w:b/>
+          <w:bCs/>
+        </w:rPr>
+        <w:t>2 roky</w:t>
+      </w:r>
+      <w:r>
+        <w:rPr>
+          <w:rFonts w:ascii="Calibri" w:hAnsi="Calibri" w:cs="Calibri"/>
+        </w:rPr>
+        <w:t xml:space="preserve"> záruka na ostatné vykonané montážne a elektroinštalačné práce – od zhotoviteľa, pokiaľ právne predpisy neustanovujú dlhšiu záručnú dobu.</w:t>
+      </w:r>
+    </w:p>
+    <w:p>
+      <w:pPr>
+        <w:pStyle w:val="Odsekzoznamu"/>
+        <w:keepLines/>
+        <w:widowControl w:val="0"/>
+        <w:tabs>
+          <w:tab w:val="left" w:pos="1014"/>
+        </w:tabs>
+        <w:autoSpaceDE w:val="0"/>
+        <w:autoSpaceDN w:val="0"/>
+        <w:spacing w:before="195" w:line="360" w:lineRule="auto"/>
+        <w:ind w:left="305" w:right="565"/>
+        <w:jc w:val="both"/>
+        <w:rPr>
+          <w:rFonts w:ascii="Calibri" w:hAnsi="Calibri" w:cs="Calibri"/>
+        </w:rPr>
+      </w:pPr>
+      <w:r>
+        <w:rPr>
+          <w:rFonts w:ascii="Calibri" w:hAnsi="Calibri" w:cs="Calibri"/>
+        </w:rPr>
+        <w:t>Záruky poskytované výrobcami sa riadia záručnými podmienkami príslušných výrobcov jednotlivých zariadení.</w:t>
+      </w:r>
+    </w:p>
+    <w:p>
+      <w:pPr>
+        <w:pStyle w:val="Odsekzoznamu"/>
+        <w:keepLines/>
+        <w:widowControl w:val="0"/>
+        <w:tabs>
+          <w:tab w:val="left" w:pos="1014"/>
+        </w:tabs>
+        <w:autoSpaceDE w:val="0"/>
+        <w:autoSpaceDN w:val="0"/>
+        <w:spacing w:before="195" w:line="360" w:lineRule="auto"/>
+        <w:ind w:left="305" w:right="565"/>
+        <w:jc w:val="both"/>
+        <w:rPr>
+          <w:rFonts w:ascii="Calibri" w:hAnsi="Calibri" w:cs="Calibri"/>
+        </w:rPr>
+      </w:pPr>
+      <w:r>
+        <w:rPr>
+          <w:rFonts w:ascii="Calibri" w:hAnsi="Calibri" w:cs="Calibri"/>
+        </w:rPr>
+        <w:lastRenderedPageBreak/>
+        <w:t>Uvedené záručné podmienky nemajú vplyv na zákonné práva Objednávateľa zo zodpovednosti za vady diela.</w:t>
+      </w:r>
+    </w:p>
+    <w:p>
+      <w:pPr>
+        <w:pStyle w:val="Odsekzoznamu"/>
+        <w:keepLines/>
+        <w:widowControl w:val="0"/>
+        <w:tabs>
+          <w:tab w:val="left" w:pos="1014"/>
+        </w:tabs>
+        <w:autoSpaceDE w:val="0"/>
+        <w:autoSpaceDN w:val="0"/>
+        <w:spacing w:before="195" w:line="360" w:lineRule="auto"/>
+        <w:ind w:left="305" w:right="565"/>
         <w:contextualSpacing w:val="0"/>
         <w:jc w:val="both"/>
         <w:rPr>
@@ -4502,13 +4156,53 @@
         <w:rPr>
           <w:rFonts w:asciiTheme="minorHAnsi" w:hAnsiTheme="minorHAnsi" w:cstheme="minorHAnsi"/>
         </w:rPr>
-        <w:t xml:space="preserve"> Záruka sa nevzťahuje na prípady, kedy</w:t>
+        <w:t>Záruka sa nevzťahuje na prípady, kedy</w:t>
       </w:r>
       <w:r>
         <w:rPr>
           <w:rFonts w:asciiTheme="minorHAnsi" w:hAnsiTheme="minorHAnsi" w:cstheme="minorHAnsi"/>
         </w:rPr>
         <w:t xml:space="preserve"> dôjde k poškodeniu namontovaného materiálu v dôsledku násilného zásahu, nedodržaním prevádzkových parametrov, a inými vplyvmi zavinenými treťou osobou, prípadne živelnými pohromami.</w:t>
+      </w:r>
+    </w:p>
+    <w:p>
+      <w:pPr>
+        <w:pStyle w:val="Odsekzoznamu"/>
+        <w:widowControl w:val="0"/>
+        <w:numPr>
+          <w:ilvl w:val="0"/>
+          <w:numId w:val="45"/>
+        </w:numPr>
+        <w:tabs>
+          <w:tab w:val="left" w:pos="1014"/>
+        </w:tabs>
+        <w:autoSpaceDE w:val="0"/>
+        <w:autoSpaceDN w:val="0"/>
+        <w:spacing w:before="195" w:line="360" w:lineRule="auto"/>
+        <w:ind w:right="565"/>
+        <w:contextualSpacing w:val="0"/>
+        <w:jc w:val="both"/>
+        <w:rPr>
+          <w:rFonts w:ascii="Calibri" w:hAnsi="Calibri" w:cs="Calibri"/>
+        </w:rPr>
+      </w:pPr>
+      <w:r>
+        <w:rPr>
+          <w:rFonts w:asciiTheme="minorHAnsi" w:hAnsiTheme="minorHAnsi" w:cstheme="minorHAnsi"/>
+        </w:rPr>
+        <w:t xml:space="preserve">Zhotoviteľ sa zaväzuje poskytnúť Objednávateľovi maximálnu súčinnosť a predložiť všetky potrebné dokumenty a podklady nevyhnutné na podanie žiadosti a úspešné preplatenie poukážky z programu Zelená domácnostiam (SIEA), a to najneskôr do </w:t>
+      </w:r>
+      <w:r>
+        <w:rPr>
+          <w:rFonts w:asciiTheme="minorHAnsi" w:hAnsiTheme="minorHAnsi" w:cstheme="minorHAnsi"/>
+        </w:rPr>
+        <w:t>30</w:t>
+      </w:r>
+      <w:r>
+        <w:rPr>
+          <w:rFonts w:asciiTheme="minorHAnsi" w:hAnsiTheme="minorHAnsi" w:cstheme="minorHAnsi"/>
+        </w:rPr>
+        <w:t xml:space="preserve"> kalendárnych dní od dokončenia montáže.</w:t>
       </w:r>
     </w:p>
     <w:p>
@@ -4531,6 +4225,7 @@
     </w:p>
     <w:p>
       <w:pPr>
+        <w:keepNext/>
         <w:spacing w:after="120"/>
         <w:ind w:left="142" w:right="848"/>
         <w:jc w:val="center"/>
@@ -4562,6 +4257,7 @@
     </w:p>
     <w:p>
       <w:pPr>
+        <w:keepNext/>
         <w:ind w:left="142" w:right="848"/>
         <w:jc w:val="center"/>
         <w:rPr>
@@ -4579,6 +4275,7 @@
     </w:p>
     <w:p>
       <w:pPr>
+        <w:keepNext/>
         <w:spacing w:line="360" w:lineRule="auto"/>
         <w:ind w:left="142" w:right="851"/>
         <w:jc w:val="center"/>
@@ -4591,11 +4288,8 @@
     <w:p>
       <w:pPr>
         <w:pStyle w:val="Odsekzoznamu"/>
+        <w:keepNext/>
         <w:widowControl w:val="0"/>
-        <w:numPr>
-          <w:ilvl w:val="0"/>
-          <w:numId w:val="28"/>
-        </w:numPr>
         <w:tabs>
           <w:tab w:val="left" w:pos="1730"/>
           <w:tab w:val="left" w:pos="1731"/>
@@ -4616,18 +4310,16 @@
         <w:pStyle w:val="Odsekzoznamu"/>
         <w:widowControl w:val="0"/>
         <w:numPr>
-          <w:ilvl w:val="1"/>
-          <w:numId w:val="28"/>
+          <w:ilvl w:val="0"/>
+          <w:numId w:val="46"/>
         </w:numPr>
         <w:tabs>
-          <w:tab w:val="left" w:pos="1730"/>
-          <w:tab w:val="left" w:pos="1731"/>
-          <w:tab w:val="left" w:pos="8505"/>
+          <w:tab w:val="left" w:pos="1014"/>
         </w:tabs>
         <w:autoSpaceDE w:val="0"/>
         <w:autoSpaceDN w:val="0"/>
         <w:spacing w:line="360" w:lineRule="auto"/>
-        <w:ind w:left="993" w:right="565"/>
+        <w:ind w:right="565"/>
         <w:jc w:val="both"/>
         <w:rPr>
           <w:rFonts w:asciiTheme="minorHAnsi" w:hAnsiTheme="minorHAnsi" w:cstheme="minorHAnsi"/>
@@ -4759,18 +4451,16 @@
         <w:pStyle w:val="Odsekzoznamu"/>
         <w:widowControl w:val="0"/>
         <w:numPr>
-          <w:ilvl w:val="1"/>
-          <w:numId w:val="28"/>
+          <w:ilvl w:val="0"/>
+          <w:numId w:val="46"/>
         </w:numPr>
         <w:tabs>
-          <w:tab w:val="left" w:pos="1730"/>
-          <w:tab w:val="left" w:pos="1731"/>
-          <w:tab w:val="left" w:pos="8505"/>
+          <w:tab w:val="left" w:pos="1014"/>
         </w:tabs>
         <w:autoSpaceDE w:val="0"/>
         <w:autoSpaceDN w:val="0"/>
         <w:spacing w:line="360" w:lineRule="auto"/>
-        <w:ind w:left="993" w:right="565"/>
+        <w:ind w:right="565"/>
         <w:jc w:val="both"/>
         <w:rPr>
           <w:rFonts w:asciiTheme="minorHAnsi" w:hAnsiTheme="minorHAnsi" w:cstheme="minorHAnsi"/>
@@ -4900,7 +4590,7 @@
         <w:rPr>
           <w:rFonts w:asciiTheme="minorHAnsi" w:hAnsiTheme="minorHAnsi" w:cstheme="minorHAnsi"/>
         </w:rPr>
-        <w:t>vytvorenia</w:t>
+        <w:t>protokolárneho odovzdania</w:t>
       </w:r>
       <w:r>
         <w:rPr>
@@ -4914,57 +4604,6 @@
         </w:rPr>
         <w:t>Diela.</w:t>
       </w:r>
-    </w:p>
-    <w:p>
-      <w:pPr>
-        <w:pStyle w:val="Odsekzoznamu"/>
-        <w:widowControl w:val="0"/>
-        <w:tabs>
-          <w:tab w:val="left" w:pos="1014"/>
-        </w:tabs>
-        <w:autoSpaceDE w:val="0"/>
-        <w:autoSpaceDN w:val="0"/>
-        <w:spacing w:before="120" w:line="360" w:lineRule="auto"/>
-        <w:ind w:left="306" w:right="851"/>
-        <w:contextualSpacing w:val="0"/>
-        <w:rPr>
-          <w:rFonts w:asciiTheme="minorHAnsi" w:hAnsiTheme="minorHAnsi" w:cstheme="minorHAnsi"/>
-        </w:rPr>
-      </w:pPr>
-    </w:p>
-    <w:p>
-      <w:pPr>
-        <w:pStyle w:val="Odsekzoznamu"/>
-        <w:widowControl w:val="0"/>
-        <w:tabs>
-          <w:tab w:val="left" w:pos="1014"/>
-        </w:tabs>
-        <w:autoSpaceDE w:val="0"/>
-        <w:autoSpaceDN w:val="0"/>
-        <w:spacing w:before="120" w:line="360" w:lineRule="auto"/>
-        <w:ind w:left="306" w:right="851"/>
-        <w:contextualSpacing w:val="0"/>
-        <w:rPr>
-          <w:rFonts w:asciiTheme="minorHAnsi" w:hAnsiTheme="minorHAnsi" w:cstheme="minorHAnsi"/>
-        </w:rPr>
-      </w:pPr>
-    </w:p>
-    <w:p>
-      <w:pPr>
-        <w:pStyle w:val="Odsekzoznamu"/>
-        <w:widowControl w:val="0"/>
-        <w:tabs>
-          <w:tab w:val="left" w:pos="1014"/>
-        </w:tabs>
-        <w:autoSpaceDE w:val="0"/>
-        <w:autoSpaceDN w:val="0"/>
-        <w:spacing w:before="120" w:line="360" w:lineRule="auto"/>
-        <w:ind w:left="306" w:right="851"/>
-        <w:contextualSpacing w:val="0"/>
-        <w:rPr>
-          <w:rFonts w:asciiTheme="minorHAnsi" w:hAnsiTheme="minorHAnsi" w:cstheme="minorHAnsi"/>
-        </w:rPr>
-      </w:pPr>
     </w:p>
     <w:p>
       <w:pPr>
@@ -4983,6 +4622,7 @@
     </w:p>
     <w:p>
       <w:pPr>
+        <w:keepNext/>
         <w:spacing w:after="120"/>
         <w:ind w:left="142" w:right="848"/>
         <w:jc w:val="center"/>
@@ -5000,7 +4640,6 @@
           <w:bCs/>
           <w:iCs/>
         </w:rPr>
-        <w:lastRenderedPageBreak/>
         <w:t xml:space="preserve">ČLÁNOK </w:t>
       </w:r>
       <w:r>
@@ -5015,6 +4654,7 @@
     </w:p>
     <w:p>
       <w:pPr>
+        <w:keepNext/>
         <w:ind w:left="142" w:right="848"/>
         <w:jc w:val="center"/>
         <w:rPr>
@@ -5032,6 +4672,7 @@
     </w:p>
     <w:p>
       <w:pPr>
+        <w:keepNext/>
         <w:spacing w:line="360" w:lineRule="auto"/>
         <w:ind w:left="142" w:right="851"/>
         <w:jc w:val="center"/>
@@ -5044,11 +4685,8 @@
     <w:p>
       <w:pPr>
         <w:pStyle w:val="Odsekzoznamu"/>
+        <w:keepNext/>
         <w:widowControl w:val="0"/>
-        <w:numPr>
-          <w:ilvl w:val="0"/>
-          <w:numId w:val="28"/>
-        </w:numPr>
         <w:tabs>
           <w:tab w:val="left" w:pos="1730"/>
           <w:tab w:val="left" w:pos="1731"/>
@@ -5069,17 +4707,16 @@
         <w:pStyle w:val="Odsekzoznamu"/>
         <w:widowControl w:val="0"/>
         <w:numPr>
-          <w:ilvl w:val="1"/>
-          <w:numId w:val="28"/>
+          <w:ilvl w:val="0"/>
+          <w:numId w:val="47"/>
         </w:numPr>
         <w:tabs>
-          <w:tab w:val="left" w:pos="1730"/>
-          <w:tab w:val="left" w:pos="1731"/>
+          <w:tab w:val="left" w:pos="1014"/>
         </w:tabs>
         <w:autoSpaceDE w:val="0"/>
         <w:autoSpaceDN w:val="0"/>
         <w:spacing w:line="360" w:lineRule="auto"/>
-        <w:ind w:left="993" w:right="565"/>
+        <w:ind w:right="565"/>
         <w:jc w:val="both"/>
         <w:rPr>
           <w:rFonts w:asciiTheme="minorHAnsi" w:hAnsiTheme="minorHAnsi" w:cstheme="minorHAnsi"/>
@@ -5089,13 +4726,13 @@
         <w:rPr>
           <w:rFonts w:asciiTheme="minorHAnsi" w:hAnsiTheme="minorHAnsi" w:cstheme="minorHAnsi"/>
         </w:rPr>
-        <w:t xml:space="preserve">Pre prípadné nedodržania </w:t>
-      </w:r>
-      <w:r>
-        <w:rPr>
-          <w:rFonts w:asciiTheme="minorHAnsi" w:hAnsiTheme="minorHAnsi" w:cstheme="minorHAnsi"/>
-        </w:rPr>
-        <w:t>termínu inštalácie v zmysle bodu 2.1</w:t>
+        <w:t>Pre prípad nedodržania termínu</w:t>
+      </w:r>
+      <w:r>
+        <w:rPr>
+          <w:rFonts w:asciiTheme="minorHAnsi" w:hAnsiTheme="minorHAnsi" w:cstheme="minorHAnsi"/>
+        </w:rPr>
+        <w:t xml:space="preserve"> inštalácie v zmysle bodu 2.1</w:t>
       </w:r>
       <w:r>
         <w:rPr>
@@ -5415,17 +5052,16 @@
         <w:pStyle w:val="Odsekzoznamu"/>
         <w:widowControl w:val="0"/>
         <w:numPr>
-          <w:ilvl w:val="1"/>
-          <w:numId w:val="28"/>
+          <w:ilvl w:val="0"/>
+          <w:numId w:val="47"/>
         </w:numPr>
         <w:tabs>
-          <w:tab w:val="left" w:pos="1730"/>
-          <w:tab w:val="left" w:pos="1731"/>
+          <w:tab w:val="left" w:pos="1014"/>
         </w:tabs>
         <w:autoSpaceDE w:val="0"/>
         <w:autoSpaceDN w:val="0"/>
         <w:spacing w:line="360" w:lineRule="auto"/>
-        <w:ind w:left="993" w:right="565"/>
+        <w:ind w:right="565"/>
         <w:jc w:val="both"/>
         <w:rPr>
           <w:rFonts w:asciiTheme="minorHAnsi" w:hAnsiTheme="minorHAnsi" w:cstheme="minorHAnsi"/>
@@ -5755,292 +5391,295 @@
         </w:rPr>
         <w:t>omeškania.</w:t>
       </w:r>
+    </w:p>
+    <w:p>
+      <w:pPr>
+        <w:pStyle w:val="Odsekzoznamu"/>
+        <w:keepLines/>
+        <w:widowControl w:val="0"/>
+        <w:numPr>
+          <w:ilvl w:val="0"/>
+          <w:numId w:val="47"/>
+        </w:numPr>
+        <w:tabs>
+          <w:tab w:val="left" w:pos="1014"/>
+        </w:tabs>
+        <w:autoSpaceDE w:val="0"/>
+        <w:autoSpaceDN w:val="0"/>
+        <w:spacing w:line="360" w:lineRule="auto"/>
+        <w:ind w:right="565"/>
+        <w:jc w:val="both"/>
+        <w:rPr>
+          <w:rFonts w:asciiTheme="minorHAnsi" w:hAnsiTheme="minorHAnsi" w:cstheme="minorHAnsi"/>
+        </w:rPr>
+      </w:pPr>
+      <w:r>
+        <w:rPr>
+          <w:rFonts w:asciiTheme="minorHAnsi" w:hAnsiTheme="minorHAnsi" w:cstheme="minorHAnsi"/>
+        </w:rPr>
+        <w:lastRenderedPageBreak/>
+        <w:t>N</w:t>
+      </w:r>
+      <w:r>
+        <w:rPr>
+          <w:rFonts w:asciiTheme="minorHAnsi" w:hAnsiTheme="minorHAnsi" w:cstheme="minorHAnsi"/>
+        </w:rPr>
+        <w:t>a</w:t>
+      </w:r>
+      <w:r>
+        <w:rPr>
+          <w:rFonts w:asciiTheme="minorHAnsi" w:hAnsiTheme="minorHAnsi" w:cstheme="minorHAnsi"/>
+        </w:rPr>
+        <w:t xml:space="preserve"> ne</w:t>
+      </w:r>
+      <w:r>
+        <w:rPr>
+          <w:rFonts w:asciiTheme="minorHAnsi" w:hAnsiTheme="minorHAnsi" w:cstheme="minorHAnsi"/>
+        </w:rPr>
+        <w:t>spr</w:t>
+      </w:r>
+      <w:r>
+        <w:rPr>
+          <w:rFonts w:asciiTheme="minorHAnsi" w:hAnsiTheme="minorHAnsi" w:cstheme="minorHAnsi"/>
+        </w:rPr>
+        <w:t>í</w:t>
+      </w:r>
+      <w:r>
+        <w:rPr>
+          <w:rFonts w:asciiTheme="minorHAnsi" w:hAnsiTheme="minorHAnsi" w:cstheme="minorHAnsi"/>
+        </w:rPr>
+        <w:t>st</w:t>
+      </w:r>
+      <w:r>
+        <w:rPr>
+          <w:rFonts w:asciiTheme="minorHAnsi" w:hAnsiTheme="minorHAnsi" w:cstheme="minorHAnsi"/>
+        </w:rPr>
+        <w:t>upnen</w:t>
+      </w:r>
+      <w:r>
+        <w:rPr>
+          <w:rFonts w:asciiTheme="minorHAnsi" w:hAnsiTheme="minorHAnsi" w:cstheme="minorHAnsi"/>
+        </w:rPr>
+        <w:t>ie</w:t>
+      </w:r>
+      <w:r>
+        <w:rPr>
+          <w:rFonts w:asciiTheme="minorHAnsi" w:hAnsiTheme="minorHAnsi" w:cstheme="minorHAnsi"/>
+        </w:rPr>
+        <w:t xml:space="preserve"> </w:t>
+      </w:r>
+      <w:r>
+        <w:rPr>
+          <w:rFonts w:asciiTheme="minorHAnsi" w:hAnsiTheme="minorHAnsi" w:cstheme="minorHAnsi"/>
+        </w:rPr>
+        <w:t>m</w:t>
+      </w:r>
+      <w:r>
+        <w:rPr>
+          <w:rFonts w:asciiTheme="minorHAnsi" w:hAnsiTheme="minorHAnsi" w:cstheme="minorHAnsi"/>
+        </w:rPr>
+        <w:t>iest</w:t>
+      </w:r>
+      <w:r>
+        <w:rPr>
+          <w:rFonts w:asciiTheme="minorHAnsi" w:hAnsiTheme="minorHAnsi" w:cstheme="minorHAnsi"/>
+        </w:rPr>
+        <w:t>a</w:t>
+      </w:r>
+      <w:r>
+        <w:rPr>
+          <w:rFonts w:asciiTheme="minorHAnsi" w:hAnsiTheme="minorHAnsi" w:cstheme="minorHAnsi"/>
+        </w:rPr>
+        <w:t xml:space="preserve"> </w:t>
+      </w:r>
+      <w:r>
+        <w:rPr>
+          <w:rFonts w:asciiTheme="minorHAnsi" w:hAnsiTheme="minorHAnsi" w:cstheme="minorHAnsi"/>
+        </w:rPr>
+        <w:t>sa</w:t>
+      </w:r>
+      <w:r>
+        <w:rPr>
+          <w:rFonts w:asciiTheme="minorHAnsi" w:hAnsiTheme="minorHAnsi" w:cstheme="minorHAnsi"/>
+        </w:rPr>
+        <w:t xml:space="preserve"> nebud</w:t>
+      </w:r>
+      <w:r>
+        <w:rPr>
+          <w:rFonts w:asciiTheme="minorHAnsi" w:hAnsiTheme="minorHAnsi" w:cstheme="minorHAnsi"/>
+        </w:rPr>
+        <w:t>e</w:t>
+      </w:r>
+      <w:r>
+        <w:rPr>
+          <w:rFonts w:asciiTheme="minorHAnsi" w:hAnsiTheme="minorHAnsi" w:cstheme="minorHAnsi"/>
+        </w:rPr>
+        <w:t xml:space="preserve"> vzťahovať termí</w:t>
+      </w:r>
+      <w:r>
+        <w:rPr>
+          <w:rFonts w:asciiTheme="minorHAnsi" w:hAnsiTheme="minorHAnsi" w:cstheme="minorHAnsi"/>
+        </w:rPr>
+        <w:t>n</w:t>
+      </w:r>
+      <w:r>
+        <w:rPr>
+          <w:rFonts w:asciiTheme="minorHAnsi" w:hAnsiTheme="minorHAnsi" w:cstheme="minorHAnsi"/>
+        </w:rPr>
+        <w:t xml:space="preserve"> ukončeni</w:t>
+      </w:r>
+      <w:r>
+        <w:rPr>
+          <w:rFonts w:asciiTheme="minorHAnsi" w:hAnsiTheme="minorHAnsi" w:cstheme="minorHAnsi"/>
+        </w:rPr>
+        <w:t>a</w:t>
+      </w:r>
+      <w:r>
+        <w:rPr>
+          <w:rFonts w:asciiTheme="minorHAnsi" w:hAnsiTheme="minorHAnsi" w:cstheme="minorHAnsi"/>
+        </w:rPr>
+        <w:t xml:space="preserve"> prá</w:t>
+      </w:r>
+      <w:r>
+        <w:rPr>
+          <w:rFonts w:asciiTheme="minorHAnsi" w:hAnsiTheme="minorHAnsi" w:cstheme="minorHAnsi"/>
+        </w:rPr>
+        <w:t>c</w:t>
+      </w:r>
+      <w:r>
+        <w:rPr>
+          <w:rFonts w:asciiTheme="minorHAnsi" w:hAnsiTheme="minorHAnsi" w:cstheme="minorHAnsi"/>
+        </w:rPr>
+        <w:t xml:space="preserve"> an</w:t>
+      </w:r>
+      <w:r>
+        <w:rPr>
+          <w:rFonts w:asciiTheme="minorHAnsi" w:hAnsiTheme="minorHAnsi" w:cstheme="minorHAnsi"/>
+        </w:rPr>
+        <w:t xml:space="preserve">i </w:t>
+      </w:r>
+      <w:r>
+        <w:rPr>
+          <w:rFonts w:asciiTheme="minorHAnsi" w:hAnsiTheme="minorHAnsi" w:cstheme="minorHAnsi"/>
+        </w:rPr>
+        <w:t xml:space="preserve">zmluvné pokuty. Uvedená skutočnosť bude oznámená </w:t>
+      </w:r>
+      <w:r>
+        <w:rPr>
+          <w:rFonts w:asciiTheme="minorHAnsi" w:hAnsiTheme="minorHAnsi" w:cstheme="minorHAnsi"/>
+        </w:rPr>
+        <w:t>O</w:t>
+      </w:r>
+      <w:r>
+        <w:rPr>
+          <w:rFonts w:asciiTheme="minorHAnsi" w:hAnsiTheme="minorHAnsi" w:cstheme="minorHAnsi"/>
+        </w:rPr>
+        <w:t>bjednávateľovi.</w:t>
+      </w:r>
+    </w:p>
+    <w:p>
+      <w:pPr>
+        <w:spacing w:after="120"/>
+        <w:ind w:left="142" w:right="848"/>
+        <w:jc w:val="center"/>
+        <w:rPr>
+          <w:rFonts w:asciiTheme="minorHAnsi" w:hAnsiTheme="minorHAnsi" w:cstheme="minorHAnsi"/>
+          <w:b/>
+          <w:bCs/>
+          <w:iCs/>
+        </w:rPr>
+      </w:pPr>
+    </w:p>
+    <w:p>
+      <w:pPr>
+        <w:keepNext/>
+        <w:spacing w:after="120"/>
+        <w:ind w:left="142" w:right="848"/>
+        <w:jc w:val="center"/>
+        <w:rPr>
+          <w:rFonts w:asciiTheme="minorHAnsi" w:hAnsiTheme="minorHAnsi" w:cstheme="minorHAnsi"/>
+          <w:b/>
+          <w:bCs/>
+          <w:iCs/>
+        </w:rPr>
+      </w:pPr>
+      <w:r>
+        <w:rPr>
+          <w:rFonts w:asciiTheme="minorHAnsi" w:hAnsiTheme="minorHAnsi" w:cstheme="minorHAnsi"/>
+          <w:b/>
+          <w:bCs/>
+          <w:iCs/>
+        </w:rPr>
+        <w:t xml:space="preserve">ČLÁNOK </w:t>
+      </w:r>
+      <w:r>
+        <w:rPr>
+          <w:rFonts w:asciiTheme="minorHAnsi" w:hAnsiTheme="minorHAnsi" w:cstheme="minorHAnsi"/>
+          <w:b/>
+          <w:bCs/>
+          <w:iCs/>
+        </w:rPr>
+        <w:t>VIII</w:t>
+      </w:r>
+    </w:p>
+    <w:p>
+      <w:pPr>
+        <w:keepNext/>
+        <w:ind w:left="142" w:right="848"/>
+        <w:jc w:val="center"/>
+        <w:rPr>
+          <w:rFonts w:asciiTheme="minorHAnsi" w:hAnsiTheme="minorHAnsi" w:cstheme="minorHAnsi"/>
+          <w:iCs/>
+        </w:rPr>
+      </w:pPr>
+      <w:r>
+        <w:rPr>
+          <w:rFonts w:asciiTheme="minorHAnsi" w:hAnsiTheme="minorHAnsi" w:cstheme="minorHAnsi"/>
+          <w:iCs/>
+        </w:rPr>
+        <w:t>Odstúpenie od Zmluvy</w:t>
+      </w:r>
+    </w:p>
+    <w:p>
+      <w:pPr>
+        <w:keepNext/>
+        <w:spacing w:line="360" w:lineRule="auto"/>
+        <w:ind w:left="142" w:right="565"/>
+        <w:jc w:val="center"/>
+        <w:rPr>
+          <w:rFonts w:asciiTheme="minorHAnsi" w:hAnsiTheme="minorHAnsi" w:cstheme="minorHAnsi"/>
+          <w:iCs/>
+        </w:rPr>
+      </w:pPr>
     </w:p>
     <w:p>
       <w:pPr>
         <w:pStyle w:val="Odsekzoznamu"/>
         <w:widowControl w:val="0"/>
         <w:numPr>
-          <w:ilvl w:val="1"/>
-          <w:numId w:val="28"/>
+          <w:ilvl w:val="0"/>
+          <w:numId w:val="48"/>
         </w:numPr>
         <w:tabs>
-          <w:tab w:val="left" w:pos="1730"/>
-          <w:tab w:val="left" w:pos="1731"/>
-        </w:tabs>
-        <w:autoSpaceDE w:val="0"/>
-        <w:autoSpaceDN w:val="0"/>
-        <w:spacing w:line="360" w:lineRule="auto"/>
-        <w:ind w:left="993" w:right="565"/>
-        <w:jc w:val="both"/>
-        <w:rPr>
-          <w:rFonts w:asciiTheme="minorHAnsi" w:hAnsiTheme="minorHAnsi" w:cstheme="minorHAnsi"/>
-        </w:rPr>
-      </w:pPr>
-      <w:r>
-        <w:rPr>
-          <w:rFonts w:asciiTheme="minorHAnsi" w:hAnsiTheme="minorHAnsi" w:cstheme="minorHAnsi"/>
-        </w:rPr>
-        <w:t>N</w:t>
-      </w:r>
-      <w:r>
-        <w:rPr>
-          <w:rFonts w:asciiTheme="minorHAnsi" w:hAnsiTheme="minorHAnsi" w:cstheme="minorHAnsi"/>
-        </w:rPr>
-        <w:t>a</w:t>
-      </w:r>
-      <w:r>
-        <w:rPr>
-          <w:rFonts w:asciiTheme="minorHAnsi" w:hAnsiTheme="minorHAnsi" w:cstheme="minorHAnsi"/>
-        </w:rPr>
-        <w:t xml:space="preserve"> ne</w:t>
-      </w:r>
-      <w:r>
-        <w:rPr>
-          <w:rFonts w:asciiTheme="minorHAnsi" w:hAnsiTheme="minorHAnsi" w:cstheme="minorHAnsi"/>
-        </w:rPr>
-        <w:t>spr</w:t>
-      </w:r>
-      <w:r>
-        <w:rPr>
-          <w:rFonts w:asciiTheme="minorHAnsi" w:hAnsiTheme="minorHAnsi" w:cstheme="minorHAnsi"/>
-        </w:rPr>
-        <w:t>í</w:t>
-      </w:r>
-      <w:r>
-        <w:rPr>
-          <w:rFonts w:asciiTheme="minorHAnsi" w:hAnsiTheme="minorHAnsi" w:cstheme="minorHAnsi"/>
-        </w:rPr>
-        <w:t>st</w:t>
-      </w:r>
-      <w:r>
-        <w:rPr>
-          <w:rFonts w:asciiTheme="minorHAnsi" w:hAnsiTheme="minorHAnsi" w:cstheme="minorHAnsi"/>
-        </w:rPr>
-        <w:t>upnen</w:t>
-      </w:r>
-      <w:r>
-        <w:rPr>
-          <w:rFonts w:asciiTheme="minorHAnsi" w:hAnsiTheme="minorHAnsi" w:cstheme="minorHAnsi"/>
-        </w:rPr>
-        <w:t>ie</w:t>
-      </w:r>
-      <w:r>
-        <w:rPr>
-          <w:rFonts w:asciiTheme="minorHAnsi" w:hAnsiTheme="minorHAnsi" w:cstheme="minorHAnsi"/>
-        </w:rPr>
-        <w:t xml:space="preserve"> </w:t>
-      </w:r>
-      <w:r>
-        <w:rPr>
-          <w:rFonts w:asciiTheme="minorHAnsi" w:hAnsiTheme="minorHAnsi" w:cstheme="minorHAnsi"/>
-        </w:rPr>
-        <w:t>m</w:t>
-      </w:r>
-      <w:r>
-        <w:rPr>
-          <w:rFonts w:asciiTheme="minorHAnsi" w:hAnsiTheme="minorHAnsi" w:cstheme="minorHAnsi"/>
-        </w:rPr>
-        <w:t>iest</w:t>
-      </w:r>
-      <w:r>
-        <w:rPr>
-          <w:rFonts w:asciiTheme="minorHAnsi" w:hAnsiTheme="minorHAnsi" w:cstheme="minorHAnsi"/>
-        </w:rPr>
-        <w:t>a</w:t>
-      </w:r>
-      <w:r>
-        <w:rPr>
-          <w:rFonts w:asciiTheme="minorHAnsi" w:hAnsiTheme="minorHAnsi" w:cstheme="minorHAnsi"/>
-        </w:rPr>
-        <w:t xml:space="preserve"> </w:t>
-      </w:r>
-      <w:r>
-        <w:rPr>
-          <w:rFonts w:asciiTheme="minorHAnsi" w:hAnsiTheme="minorHAnsi" w:cstheme="minorHAnsi"/>
-        </w:rPr>
-        <w:t>sa</w:t>
-      </w:r>
-      <w:r>
-        <w:rPr>
-          <w:rFonts w:asciiTheme="minorHAnsi" w:hAnsiTheme="minorHAnsi" w:cstheme="minorHAnsi"/>
-        </w:rPr>
-        <w:t xml:space="preserve"> nebud</w:t>
-      </w:r>
-      <w:r>
-        <w:rPr>
-          <w:rFonts w:asciiTheme="minorHAnsi" w:hAnsiTheme="minorHAnsi" w:cstheme="minorHAnsi"/>
-        </w:rPr>
-        <w:t>e</w:t>
-      </w:r>
-      <w:r>
-        <w:rPr>
-          <w:rFonts w:asciiTheme="minorHAnsi" w:hAnsiTheme="minorHAnsi" w:cstheme="minorHAnsi"/>
-        </w:rPr>
-        <w:t xml:space="preserve"> vzťahovať termí</w:t>
-      </w:r>
-      <w:r>
-        <w:rPr>
-          <w:rFonts w:asciiTheme="minorHAnsi" w:hAnsiTheme="minorHAnsi" w:cstheme="minorHAnsi"/>
-        </w:rPr>
-        <w:t>n</w:t>
-      </w:r>
-      <w:r>
-        <w:rPr>
-          <w:rFonts w:asciiTheme="minorHAnsi" w:hAnsiTheme="minorHAnsi" w:cstheme="minorHAnsi"/>
-        </w:rPr>
-        <w:t xml:space="preserve"> ukončeni</w:t>
-      </w:r>
-      <w:r>
-        <w:rPr>
-          <w:rFonts w:asciiTheme="minorHAnsi" w:hAnsiTheme="minorHAnsi" w:cstheme="minorHAnsi"/>
-        </w:rPr>
-        <w:t>a</w:t>
-      </w:r>
-      <w:r>
-        <w:rPr>
-          <w:rFonts w:asciiTheme="minorHAnsi" w:hAnsiTheme="minorHAnsi" w:cstheme="minorHAnsi"/>
-        </w:rPr>
-        <w:t xml:space="preserve"> prá</w:t>
-      </w:r>
-      <w:r>
-        <w:rPr>
-          <w:rFonts w:asciiTheme="minorHAnsi" w:hAnsiTheme="minorHAnsi" w:cstheme="minorHAnsi"/>
-        </w:rPr>
-        <w:t>c</w:t>
-      </w:r>
-      <w:r>
-        <w:rPr>
-          <w:rFonts w:asciiTheme="minorHAnsi" w:hAnsiTheme="minorHAnsi" w:cstheme="minorHAnsi"/>
-        </w:rPr>
-        <w:t xml:space="preserve"> an</w:t>
-      </w:r>
-      <w:r>
-        <w:rPr>
-          <w:rFonts w:asciiTheme="minorHAnsi" w:hAnsiTheme="minorHAnsi" w:cstheme="minorHAnsi"/>
-        </w:rPr>
-        <w:t xml:space="preserve">i </w:t>
-      </w:r>
-      <w:r>
-        <w:rPr>
-          <w:rFonts w:asciiTheme="minorHAnsi" w:hAnsiTheme="minorHAnsi" w:cstheme="minorHAnsi"/>
-        </w:rPr>
-        <w:t xml:space="preserve">zmluvné pokuty. Uvedená skutočnosť bude oznámená </w:t>
-      </w:r>
-      <w:r>
-        <w:rPr>
-          <w:rFonts w:asciiTheme="minorHAnsi" w:hAnsiTheme="minorHAnsi" w:cstheme="minorHAnsi"/>
-        </w:rPr>
-        <w:t>O</w:t>
-      </w:r>
-      <w:r>
-        <w:rPr>
-          <w:rFonts w:asciiTheme="minorHAnsi" w:hAnsiTheme="minorHAnsi" w:cstheme="minorHAnsi"/>
-        </w:rPr>
-        <w:t>bjednávateľovi.</w:t>
-      </w:r>
-    </w:p>
-    <w:p>
-      <w:pPr>
-        <w:spacing w:after="120"/>
-        <w:ind w:left="142" w:right="848"/>
-        <w:jc w:val="center"/>
-        <w:rPr>
-          <w:rFonts w:asciiTheme="minorHAnsi" w:hAnsiTheme="minorHAnsi" w:cstheme="minorHAnsi"/>
-          <w:b/>
-          <w:bCs/>
-          <w:iCs/>
-        </w:rPr>
-      </w:pPr>
-    </w:p>
-    <w:p>
-      <w:pPr>
-        <w:spacing w:after="120"/>
-        <w:ind w:left="142" w:right="848"/>
-        <w:jc w:val="center"/>
-        <w:rPr>
-          <w:rFonts w:asciiTheme="minorHAnsi" w:hAnsiTheme="minorHAnsi" w:cstheme="minorHAnsi"/>
-          <w:b/>
-          <w:bCs/>
-          <w:iCs/>
-        </w:rPr>
-      </w:pPr>
-      <w:r>
-        <w:rPr>
-          <w:rFonts w:asciiTheme="minorHAnsi" w:hAnsiTheme="minorHAnsi" w:cstheme="minorHAnsi"/>
-          <w:b/>
-          <w:bCs/>
-          <w:iCs/>
-        </w:rPr>
-        <w:t xml:space="preserve">ČLÁNOK </w:t>
-      </w:r>
-      <w:r>
-        <w:rPr>
-          <w:rFonts w:asciiTheme="minorHAnsi" w:hAnsiTheme="minorHAnsi" w:cstheme="minorHAnsi"/>
-          <w:b/>
-          <w:bCs/>
-          <w:iCs/>
-        </w:rPr>
-        <w:t>VIII</w:t>
-      </w:r>
-    </w:p>
-    <w:p>
-      <w:pPr>
-        <w:ind w:left="142" w:right="848"/>
-        <w:jc w:val="center"/>
-        <w:rPr>
-          <w:rFonts w:asciiTheme="minorHAnsi" w:hAnsiTheme="minorHAnsi" w:cstheme="minorHAnsi"/>
-          <w:iCs/>
-        </w:rPr>
-      </w:pPr>
-      <w:r>
-        <w:rPr>
-          <w:rFonts w:asciiTheme="minorHAnsi" w:hAnsiTheme="minorHAnsi" w:cstheme="minorHAnsi"/>
-          <w:iCs/>
-        </w:rPr>
-        <w:t>Odstúpenie od Zmluvy</w:t>
-      </w:r>
-    </w:p>
-    <w:p>
-      <w:pPr>
-        <w:spacing w:line="360" w:lineRule="auto"/>
-        <w:ind w:left="142" w:right="565"/>
-        <w:jc w:val="center"/>
-        <w:rPr>
-          <w:rFonts w:asciiTheme="minorHAnsi" w:hAnsiTheme="minorHAnsi" w:cstheme="minorHAnsi"/>
-          <w:iCs/>
-        </w:rPr>
-      </w:pPr>
-    </w:p>
-    <w:p>
-      <w:pPr>
-        <w:pStyle w:val="Odsekzoznamu"/>
-        <w:widowControl w:val="0"/>
-        <w:numPr>
-          <w:ilvl w:val="1"/>
-          <w:numId w:val="33"/>
-        </w:numPr>
-        <w:tabs>
-          <w:tab w:val="left" w:pos="1013"/>
           <w:tab w:val="left" w:pos="1014"/>
         </w:tabs>
         <w:autoSpaceDE w:val="0"/>
         <w:autoSpaceDN w:val="0"/>
         <w:spacing w:before="1" w:line="360" w:lineRule="auto"/>
-        <w:ind w:right="565" w:hanging="709"/>
+        <w:ind w:right="565"/>
         <w:contextualSpacing w:val="0"/>
         <w:rPr>
           <w:rFonts w:asciiTheme="minorHAnsi" w:hAnsiTheme="minorHAnsi" w:cstheme="minorHAnsi"/>
         </w:rPr>
       </w:pPr>
-      <w:bookmarkStart w:id="0" w:name="_Hlk98159196"/>
+      <w:bookmarkStart w:id="15" w:name="_Hlk98159196"/>
       <w:r>
         <w:rPr>
           <w:rFonts w:asciiTheme="minorHAnsi" w:hAnsiTheme="minorHAnsi" w:cstheme="minorHAnsi"/>
         </w:rPr>
         <w:t>Objednávateľ má právo od tejto Zmluvy odstúpiť v prípade, že:</w:t>
       </w:r>
-      <w:bookmarkEnd w:id="0"/>
+      <w:bookmarkEnd w:id="15"/>
     </w:p>
     <w:p>
       <w:pPr>
@@ -6114,19 +5753,7 @@
         <w:rPr>
           <w:rFonts w:asciiTheme="minorHAnsi" w:hAnsiTheme="minorHAnsi" w:cstheme="minorHAnsi"/>
         </w:rPr>
-        <w:t xml:space="preserve">Zhotoviteľom oznámené okolnosti vyššej moci trvajú dlhšie než 180 dní </w:t>
-      </w:r>
-      <w:r>
-        <w:rPr>
-          <w:rFonts w:asciiTheme="minorHAnsi" w:hAnsiTheme="minorHAnsi" w:cstheme="minorHAnsi"/>
-        </w:rPr>
-        <w:br/>
-      </w:r>
-      <w:r>
-        <w:rPr>
-          <w:rFonts w:asciiTheme="minorHAnsi" w:hAnsiTheme="minorHAnsi" w:cstheme="minorHAnsi"/>
-        </w:rPr>
-        <w:t xml:space="preserve">a </w:t>
+        <w:t xml:space="preserve">Zhotoviteľom oznámené okolnosti vyššej moci trvajú dlhšie než 180 dní a </w:t>
       </w:r>
       <w:r>
         <w:rPr>
@@ -6168,17 +5795,16 @@
         <w:pStyle w:val="Odsekzoznamu"/>
         <w:widowControl w:val="0"/>
         <w:numPr>
-          <w:ilvl w:val="1"/>
-          <w:numId w:val="33"/>
+          <w:ilvl w:val="0"/>
+          <w:numId w:val="48"/>
         </w:numPr>
         <w:tabs>
-          <w:tab w:val="left" w:pos="1013"/>
           <w:tab w:val="left" w:pos="1014"/>
         </w:tabs>
         <w:autoSpaceDE w:val="0"/>
         <w:autoSpaceDN w:val="0"/>
         <w:spacing w:before="1" w:line="360" w:lineRule="auto"/>
-        <w:ind w:right="565" w:hanging="709"/>
+        <w:ind w:right="565"/>
         <w:contextualSpacing w:val="0"/>
         <w:rPr>
           <w:rFonts w:asciiTheme="minorHAnsi" w:hAnsiTheme="minorHAnsi" w:cstheme="minorHAnsi"/>
@@ -6263,14 +5889,7 @@
         <w:rPr>
           <w:rFonts w:asciiTheme="minorHAnsi" w:hAnsiTheme="minorHAnsi" w:cstheme="minorHAnsi"/>
         </w:rPr>
-        <w:t xml:space="preserve">Objednávateľ vstúpi do likvidácie alebo bude na jeho majetok súdom vyhlásený konkurz, alebo bude zamietnutý návrh na vyhlásenie konkurzu pre nedostatok majetku, alebo zanikne bez likvidácie a/alebo bude súdom vyhlásený úpadok </w:t>
-      </w:r>
-      <w:r>
-        <w:rPr>
-          <w:rFonts w:asciiTheme="minorHAnsi" w:hAnsiTheme="minorHAnsi" w:cstheme="minorHAnsi"/>
-        </w:rPr>
-        <w:lastRenderedPageBreak/>
-        <w:t>Objednávateľa a/alebo Objednávateľ sa stane platobne neschopným</w:t>
+        <w:t>Objednávateľ vstúpi do likvidácie alebo bude na jeho majetok súdom vyhlásený konkurz, alebo bude zamietnutý návrh na vyhlásenie konkurzu pre nedostatok majetku, alebo zanikne bez likvidácie a/alebo bude súdom vyhlásený úpadok Objednávateľa a/alebo Objednávateľ sa stane platobne neschopným</w:t>
       </w:r>
       <w:r>
         <w:rPr>
@@ -6305,19 +5924,7 @@
         <w:rPr>
           <w:rFonts w:asciiTheme="minorHAnsi" w:hAnsiTheme="minorHAnsi" w:cstheme="minorHAnsi"/>
         </w:rPr>
-        <w:t xml:space="preserve">Objednávateľom oznámené okolnosti vyššej moci trvajú dlhšie než 30 dní </w:t>
-      </w:r>
-      <w:r>
-        <w:rPr>
-          <w:rFonts w:asciiTheme="minorHAnsi" w:hAnsiTheme="minorHAnsi" w:cstheme="minorHAnsi"/>
-        </w:rPr>
-        <w:br/>
-      </w:r>
-      <w:r>
-        <w:rPr>
-          <w:rFonts w:asciiTheme="minorHAnsi" w:hAnsiTheme="minorHAnsi" w:cstheme="minorHAnsi"/>
-        </w:rPr>
-        <w:t xml:space="preserve">a </w:t>
+        <w:t xml:space="preserve">Objednávateľom oznámené okolnosti vyššej moci trvajú dlhšie než 30 dní a </w:t>
       </w:r>
       <w:r>
         <w:rPr>
@@ -6344,18 +5951,16 @@
         <w:widowControl w:val="0"/>
         <w:numPr>
           <w:ilvl w:val="0"/>
-          <w:numId w:val="35"/>
+          <w:numId w:val="48"/>
         </w:numPr>
         <w:tabs>
-          <w:tab w:val="left" w:pos="1013"/>
           <w:tab w:val="left" w:pos="1014"/>
         </w:tabs>
         <w:autoSpaceDE w:val="0"/>
         <w:autoSpaceDN w:val="0"/>
-        <w:spacing w:line="360" w:lineRule="auto"/>
-        <w:ind w:left="993" w:right="565"/>
+        <w:spacing w:before="1" w:line="360" w:lineRule="auto"/>
+        <w:ind w:right="565"/>
         <w:contextualSpacing w:val="0"/>
-        <w:jc w:val="both"/>
         <w:rPr>
           <w:rFonts w:asciiTheme="minorHAnsi" w:hAnsiTheme="minorHAnsi" w:cstheme="minorHAnsi"/>
         </w:rPr>
@@ -6376,19 +5981,7 @@
         <w:rPr>
           <w:rFonts w:asciiTheme="minorHAnsi" w:hAnsiTheme="minorHAnsi" w:cstheme="minorHAnsi"/>
         </w:rPr>
-        <w:t xml:space="preserve">mluvná  strana  má  právo  odstúpiť  od  tejto  Zmluvy  aj  </w:t>
-      </w:r>
-      <w:r>
-        <w:rPr>
-          <w:rFonts w:asciiTheme="minorHAnsi" w:hAnsiTheme="minorHAnsi" w:cstheme="minorHAnsi"/>
-        </w:rPr>
-        <w:br/>
-      </w:r>
-      <w:r>
-        <w:rPr>
-          <w:rFonts w:asciiTheme="minorHAnsi" w:hAnsiTheme="minorHAnsi" w:cstheme="minorHAnsi"/>
-        </w:rPr>
-        <w:t>z ktoréhokoľvek zákonného dôvodu</w:t>
+        <w:t>mluvná  strana  má  právo  odstúpiť  od  tejto  Zmluvy  aj  z ktoréhokoľvek zákonného dôvodu</w:t>
       </w:r>
       <w:r>
         <w:rPr>
@@ -6403,18 +5996,16 @@
         <w:widowControl w:val="0"/>
         <w:numPr>
           <w:ilvl w:val="0"/>
-          <w:numId w:val="35"/>
+          <w:numId w:val="48"/>
         </w:numPr>
         <w:tabs>
-          <w:tab w:val="left" w:pos="1013"/>
           <w:tab w:val="left" w:pos="1014"/>
         </w:tabs>
         <w:autoSpaceDE w:val="0"/>
         <w:autoSpaceDN w:val="0"/>
-        <w:spacing w:line="360" w:lineRule="auto"/>
-        <w:ind w:left="993" w:right="565"/>
+        <w:spacing w:before="1" w:line="360" w:lineRule="auto"/>
+        <w:ind w:right="565"/>
         <w:contextualSpacing w:val="0"/>
-        <w:jc w:val="both"/>
         <w:rPr>
           <w:rFonts w:asciiTheme="minorHAnsi" w:hAnsiTheme="minorHAnsi" w:cstheme="minorHAnsi"/>
         </w:rPr>
@@ -6429,12 +6020,19 @@
     <w:p>
       <w:pPr>
         <w:pStyle w:val="Odsekzoznamu"/>
+        <w:widowControl w:val="0"/>
         <w:numPr>
           <w:ilvl w:val="0"/>
-          <w:numId w:val="35"/>
+          <w:numId w:val="48"/>
         </w:numPr>
-        <w:spacing w:line="360" w:lineRule="auto"/>
-        <w:ind w:left="992" w:right="565" w:hanging="357"/>
+        <w:tabs>
+          <w:tab w:val="left" w:pos="1014"/>
+        </w:tabs>
+        <w:autoSpaceDE w:val="0"/>
+        <w:autoSpaceDN w:val="0"/>
+        <w:spacing w:before="1" w:line="360" w:lineRule="auto"/>
+        <w:ind w:right="565"/>
+        <w:contextualSpacing w:val="0"/>
         <w:rPr>
           <w:rFonts w:asciiTheme="minorHAnsi" w:hAnsiTheme="minorHAnsi" w:cstheme="minorHAnsi"/>
         </w:rPr>
@@ -6461,6 +6059,7 @@
     </w:p>
     <w:p>
       <w:pPr>
+        <w:keepNext/>
         <w:spacing w:after="120"/>
         <w:ind w:left="142" w:right="848"/>
         <w:jc w:val="center"/>
@@ -6492,6 +6091,7 @@
     </w:p>
     <w:p>
       <w:pPr>
+        <w:keepNext/>
         <w:ind w:left="142" w:right="848"/>
         <w:jc w:val="center"/>
         <w:rPr>
@@ -6509,6 +6109,7 @@
     </w:p>
     <w:p>
       <w:pPr>
+        <w:keepNext/>
         <w:widowControl w:val="0"/>
         <w:tabs>
           <w:tab w:val="left" w:pos="1730"/>
@@ -6527,11 +6128,8 @@
     <w:p>
       <w:pPr>
         <w:pStyle w:val="Odsekzoznamu"/>
+        <w:keepNext/>
         <w:widowControl w:val="0"/>
-        <w:numPr>
-          <w:ilvl w:val="0"/>
-          <w:numId w:val="28"/>
-        </w:numPr>
         <w:tabs>
           <w:tab w:val="left" w:pos="1730"/>
           <w:tab w:val="left" w:pos="1731"/>
@@ -6550,11 +6148,8 @@
     <w:p>
       <w:pPr>
         <w:pStyle w:val="Odsekzoznamu"/>
+        <w:keepNext/>
         <w:widowControl w:val="0"/>
-        <w:numPr>
-          <w:ilvl w:val="0"/>
-          <w:numId w:val="28"/>
-        </w:numPr>
         <w:tabs>
           <w:tab w:val="left" w:pos="1730"/>
           <w:tab w:val="left" w:pos="1731"/>
@@ -6575,18 +6170,16 @@
         <w:pStyle w:val="Odsekzoznamu"/>
         <w:widowControl w:val="0"/>
         <w:numPr>
-          <w:ilvl w:val="1"/>
-          <w:numId w:val="28"/>
+          <w:ilvl w:val="0"/>
+          <w:numId w:val="49"/>
         </w:numPr>
         <w:tabs>
-          <w:tab w:val="left" w:pos="1730"/>
-          <w:tab w:val="left" w:pos="1731"/>
-          <w:tab w:val="left" w:pos="8364"/>
+          <w:tab w:val="left" w:pos="1014"/>
         </w:tabs>
         <w:autoSpaceDE w:val="0"/>
         <w:autoSpaceDN w:val="0"/>
-        <w:spacing w:line="360" w:lineRule="auto"/>
-        <w:ind w:left="993" w:right="565"/>
+        <w:spacing w:line="324" w:lineRule="auto"/>
+        <w:ind w:right="565"/>
         <w:jc w:val="both"/>
         <w:rPr>
           <w:rFonts w:asciiTheme="minorHAnsi" w:hAnsiTheme="minorHAnsi" w:cstheme="minorHAnsi"/>
@@ -6610,18 +6203,16 @@
         <w:pStyle w:val="Odsekzoznamu"/>
         <w:widowControl w:val="0"/>
         <w:numPr>
-          <w:ilvl w:val="1"/>
-          <w:numId w:val="28"/>
+          <w:ilvl w:val="0"/>
+          <w:numId w:val="49"/>
         </w:numPr>
         <w:tabs>
-          <w:tab w:val="left" w:pos="1730"/>
-          <w:tab w:val="left" w:pos="1731"/>
-          <w:tab w:val="left" w:pos="8364"/>
+          <w:tab w:val="left" w:pos="1014"/>
         </w:tabs>
         <w:autoSpaceDE w:val="0"/>
         <w:autoSpaceDN w:val="0"/>
-        <w:spacing w:line="360" w:lineRule="auto"/>
-        <w:ind w:left="993" w:right="565"/>
+        <w:spacing w:line="324" w:lineRule="auto"/>
+        <w:ind w:right="565"/>
         <w:jc w:val="both"/>
         <w:rPr>
           <w:rFonts w:asciiTheme="minorHAnsi" w:hAnsiTheme="minorHAnsi" w:cstheme="minorHAnsi"/>
@@ -6644,6 +6235,12 @@
           <w:rFonts w:asciiTheme="minorHAnsi" w:hAnsiTheme="minorHAnsi" w:cstheme="minorHAnsi"/>
         </w:rPr>
         <w:t>mluvy.</w:t>
+      </w:r>
+      <w:r>
+        <w:rPr>
+          <w:rFonts w:asciiTheme="minorHAnsi" w:hAnsiTheme="minorHAnsi" w:cstheme="minorHAnsi"/>
+        </w:rPr>
+        <w:t xml:space="preserve"> Výnimkou sú zmeny rozsahu a ceny prác písomne odsúhlasené postupom podľa článku IV tejto Zmluvy, pri ktorých sa samostatný očíslovaný dodatok nevyžaduje.</w:t>
       </w:r>
     </w:p>
     <w:p>
@@ -6651,18 +6248,16 @@
         <w:pStyle w:val="Odsekzoznamu"/>
         <w:widowControl w:val="0"/>
         <w:numPr>
-          <w:ilvl w:val="1"/>
-          <w:numId w:val="28"/>
+          <w:ilvl w:val="0"/>
+          <w:numId w:val="49"/>
         </w:numPr>
         <w:tabs>
-          <w:tab w:val="left" w:pos="1730"/>
-          <w:tab w:val="left" w:pos="1731"/>
-          <w:tab w:val="left" w:pos="8364"/>
+          <w:tab w:val="left" w:pos="1014"/>
         </w:tabs>
         <w:autoSpaceDE w:val="0"/>
         <w:autoSpaceDN w:val="0"/>
-        <w:spacing w:line="360" w:lineRule="auto"/>
-        <w:ind w:left="993" w:right="565"/>
+        <w:spacing w:line="324" w:lineRule="auto"/>
+        <w:ind w:right="565"/>
         <w:jc w:val="both"/>
         <w:rPr>
           <w:rFonts w:asciiTheme="minorHAnsi" w:hAnsiTheme="minorHAnsi" w:cstheme="minorHAnsi"/>
@@ -6752,19 +6347,16 @@
         <w:pStyle w:val="Odsekzoznamu"/>
         <w:widowControl w:val="0"/>
         <w:numPr>
-          <w:ilvl w:val="1"/>
-          <w:numId w:val="28"/>
+          <w:ilvl w:val="0"/>
+          <w:numId w:val="49"/>
         </w:numPr>
         <w:tabs>
-          <w:tab w:val="left" w:pos="1730"/>
-          <w:tab w:val="left" w:pos="1731"/>
-          <w:tab w:val="left" w:pos="6663"/>
-          <w:tab w:val="left" w:pos="8364"/>
+          <w:tab w:val="left" w:pos="1014"/>
         </w:tabs>
         <w:autoSpaceDE w:val="0"/>
         <w:autoSpaceDN w:val="0"/>
-        <w:spacing w:line="360" w:lineRule="auto"/>
-        <w:ind w:left="993" w:right="565"/>
+        <w:spacing w:line="324" w:lineRule="auto"/>
+        <w:ind w:right="565"/>
         <w:jc w:val="both"/>
         <w:rPr>
           <w:rFonts w:asciiTheme="minorHAnsi" w:hAnsiTheme="minorHAnsi" w:cstheme="minorHAnsi"/>
@@ -6842,18 +6434,16 @@
         <w:pStyle w:val="Odsekzoznamu"/>
         <w:widowControl w:val="0"/>
         <w:numPr>
-          <w:ilvl w:val="1"/>
-          <w:numId w:val="28"/>
+          <w:ilvl w:val="0"/>
+          <w:numId w:val="49"/>
         </w:numPr>
         <w:tabs>
-          <w:tab w:val="left" w:pos="1730"/>
-          <w:tab w:val="left" w:pos="1731"/>
-          <w:tab w:val="left" w:pos="8364"/>
+          <w:tab w:val="left" w:pos="1014"/>
         </w:tabs>
         <w:autoSpaceDE w:val="0"/>
         <w:autoSpaceDN w:val="0"/>
-        <w:spacing w:line="360" w:lineRule="auto"/>
-        <w:ind w:left="993" w:right="565"/>
+        <w:spacing w:line="324" w:lineRule="auto"/>
+        <w:ind w:right="565"/>
         <w:jc w:val="both"/>
         <w:rPr>
           <w:rFonts w:asciiTheme="minorHAnsi" w:hAnsiTheme="minorHAnsi" w:cstheme="minorHAnsi"/>
@@ -6877,18 +6467,16 @@
         <w:pStyle w:val="Odsekzoznamu"/>
         <w:widowControl w:val="0"/>
         <w:numPr>
-          <w:ilvl w:val="1"/>
-          <w:numId w:val="28"/>
+          <w:ilvl w:val="0"/>
+          <w:numId w:val="49"/>
         </w:numPr>
         <w:tabs>
-          <w:tab w:val="left" w:pos="1730"/>
-          <w:tab w:val="left" w:pos="1731"/>
-          <w:tab w:val="left" w:pos="8364"/>
+          <w:tab w:val="left" w:pos="1014"/>
         </w:tabs>
         <w:autoSpaceDE w:val="0"/>
         <w:autoSpaceDN w:val="0"/>
-        <w:spacing w:line="360" w:lineRule="auto"/>
-        <w:ind w:left="993" w:right="565"/>
+        <w:spacing w:line="324" w:lineRule="auto"/>
+        <w:ind w:right="565"/>
         <w:jc w:val="both"/>
         <w:rPr>
           <w:rFonts w:asciiTheme="minorHAnsi" w:hAnsiTheme="minorHAnsi" w:cstheme="minorHAnsi"/>
@@ -6906,18 +6494,16 @@
         <w:pStyle w:val="Odsekzoznamu"/>
         <w:widowControl w:val="0"/>
         <w:numPr>
-          <w:ilvl w:val="1"/>
-          <w:numId w:val="28"/>
+          <w:ilvl w:val="0"/>
+          <w:numId w:val="49"/>
         </w:numPr>
         <w:tabs>
-          <w:tab w:val="left" w:pos="1730"/>
-          <w:tab w:val="left" w:pos="1731"/>
-          <w:tab w:val="left" w:pos="8364"/>
+          <w:tab w:val="left" w:pos="1014"/>
         </w:tabs>
         <w:autoSpaceDE w:val="0"/>
         <w:autoSpaceDN w:val="0"/>
-        <w:spacing w:line="360" w:lineRule="auto"/>
-        <w:ind w:left="993" w:right="565"/>
+        <w:spacing w:line="324" w:lineRule="auto"/>
+        <w:ind w:right="565"/>
         <w:jc w:val="both"/>
         <w:rPr>
           <w:rFonts w:asciiTheme="minorHAnsi" w:hAnsiTheme="minorHAnsi" w:cstheme="minorHAnsi"/>
@@ -6947,18 +6533,16 @@
         <w:pStyle w:val="Odsekzoznamu"/>
         <w:widowControl w:val="0"/>
         <w:numPr>
-          <w:ilvl w:val="1"/>
-          <w:numId w:val="28"/>
+          <w:ilvl w:val="0"/>
+          <w:numId w:val="49"/>
         </w:numPr>
         <w:tabs>
-          <w:tab w:val="left" w:pos="1730"/>
-          <w:tab w:val="left" w:pos="1731"/>
-          <w:tab w:val="left" w:pos="8364"/>
+          <w:tab w:val="left" w:pos="1014"/>
         </w:tabs>
         <w:autoSpaceDE w:val="0"/>
         <w:autoSpaceDN w:val="0"/>
-        <w:spacing w:line="360" w:lineRule="auto"/>
-        <w:ind w:left="993" w:right="565"/>
+        <w:spacing w:line="324" w:lineRule="auto"/>
+        <w:ind w:right="565"/>
         <w:jc w:val="both"/>
         <w:rPr>
           <w:rFonts w:asciiTheme="minorHAnsi" w:hAnsiTheme="minorHAnsi" w:cstheme="minorHAnsi"/>
@@ -7012,66 +6596,81 @@
         <w:pStyle w:val="Odsekzoznamu"/>
         <w:widowControl w:val="0"/>
         <w:numPr>
-          <w:ilvl w:val="1"/>
-          <w:numId w:val="28"/>
+          <w:ilvl w:val="0"/>
+          <w:numId w:val="49"/>
         </w:numPr>
+        <w:tabs>
+          <w:tab w:val="left" w:pos="1014"/>
+        </w:tabs>
+        <w:autoSpaceDE w:val="0"/>
+        <w:autoSpaceDN w:val="0"/>
+        <w:spacing w:line="324" w:lineRule="auto"/>
+        <w:ind w:right="565"/>
+        <w:jc w:val="both"/>
+        <w:rPr>
+          <w:rFonts w:asciiTheme="minorHAnsi" w:hAnsiTheme="minorHAnsi" w:cstheme="minorHAnsi"/>
+        </w:rPr>
+      </w:pPr>
+      <w:r>
+        <w:rPr>
+          <w:rFonts w:asciiTheme="minorHAnsi" w:hAnsiTheme="minorHAnsi" w:cstheme="minorHAnsi"/>
+        </w:rPr>
+        <w:t xml:space="preserve">Táto </w:t>
+      </w:r>
+      <w:r>
+        <w:rPr>
+          <w:rFonts w:asciiTheme="minorHAnsi" w:hAnsiTheme="minorHAnsi" w:cstheme="minorHAnsi"/>
+        </w:rPr>
+        <w:t>Z</w:t>
+      </w:r>
+      <w:r>
+        <w:rPr>
+          <w:rFonts w:asciiTheme="minorHAnsi" w:hAnsiTheme="minorHAnsi" w:cstheme="minorHAnsi"/>
+        </w:rPr>
+        <w:t xml:space="preserve">mluva je vyhotovená v 2 rovnopisoch s platnosťou originálu, z ktorých po ich podpísaní každá zmluvná strana obdrží </w:t>
+      </w:r>
+      <w:r>
+        <w:rPr>
+          <w:rFonts w:asciiTheme="minorHAnsi" w:hAnsiTheme="minorHAnsi" w:cstheme="minorHAnsi"/>
+        </w:rPr>
+        <w:t>jedno</w:t>
+      </w:r>
+      <w:r>
+        <w:rPr>
+          <w:rFonts w:asciiTheme="minorHAnsi" w:hAnsiTheme="minorHAnsi" w:cstheme="minorHAnsi"/>
+        </w:rPr>
+        <w:t xml:space="preserve"> vyhotoveni</w:t>
+      </w:r>
+      <w:r>
+        <w:rPr>
+          <w:rFonts w:asciiTheme="minorHAnsi" w:hAnsiTheme="minorHAnsi" w:cstheme="minorHAnsi"/>
+        </w:rPr>
+        <w:t>e</w:t>
+      </w:r>
+      <w:r>
+        <w:rPr>
+          <w:rFonts w:asciiTheme="minorHAnsi" w:hAnsiTheme="minorHAnsi" w:cstheme="minorHAnsi"/>
+        </w:rPr>
+        <w:t>.</w:t>
+      </w:r>
+    </w:p>
+    <w:p>
+      <w:pPr>
+        <w:widowControl w:val="0"/>
         <w:tabs>
           <w:tab w:val="left" w:pos="1730"/>
           <w:tab w:val="left" w:pos="1731"/>
-          <w:tab w:val="left" w:pos="8364"/>
         </w:tabs>
         <w:autoSpaceDE w:val="0"/>
         <w:autoSpaceDN w:val="0"/>
-        <w:spacing w:line="360" w:lineRule="auto"/>
-        <w:ind w:left="993" w:right="565"/>
+        <w:spacing w:line="20" w:lineRule="exact"/>
+        <w:ind w:right="851"/>
         <w:jc w:val="both"/>
         <w:rPr>
           <w:rFonts w:asciiTheme="minorHAnsi" w:hAnsiTheme="minorHAnsi" w:cstheme="minorHAnsi"/>
-        </w:rPr>
-      </w:pPr>
-      <w:r>
-        <w:rPr>
-          <w:rFonts w:asciiTheme="minorHAnsi" w:hAnsiTheme="minorHAnsi" w:cstheme="minorHAnsi"/>
-        </w:rPr>
-        <w:lastRenderedPageBreak/>
-        <w:t xml:space="preserve">Táto </w:t>
-      </w:r>
-      <w:r>
-        <w:rPr>
-          <w:rFonts w:asciiTheme="minorHAnsi" w:hAnsiTheme="minorHAnsi" w:cstheme="minorHAnsi"/>
-        </w:rPr>
-        <w:t>Z</w:t>
-      </w:r>
-      <w:r>
-        <w:rPr>
-          <w:rFonts w:asciiTheme="minorHAnsi" w:hAnsiTheme="minorHAnsi" w:cstheme="minorHAnsi"/>
-        </w:rPr>
-        <w:t xml:space="preserve">mluva je vyhotovená v 2 rovnopisoch s platnosťou originálu, z ktorých po ich podpísaní každá zmluvná strana obdrží </w:t>
-      </w:r>
-      <w:r>
-        <w:rPr>
-          <w:rFonts w:asciiTheme="minorHAnsi" w:hAnsiTheme="minorHAnsi" w:cstheme="minorHAnsi"/>
-        </w:rPr>
-        <w:t>jedno</w:t>
-      </w:r>
-      <w:r>
-        <w:rPr>
-          <w:rFonts w:asciiTheme="minorHAnsi" w:hAnsiTheme="minorHAnsi" w:cstheme="minorHAnsi"/>
-        </w:rPr>
-        <w:t xml:space="preserve"> vyhotoveni</w:t>
-      </w:r>
-      <w:r>
-        <w:rPr>
-          <w:rFonts w:asciiTheme="minorHAnsi" w:hAnsiTheme="minorHAnsi" w:cstheme="minorHAnsi"/>
-        </w:rPr>
-        <w:t>e</w:t>
-      </w:r>
-      <w:r>
-        <w:rPr>
-          <w:rFonts w:asciiTheme="minorHAnsi" w:hAnsiTheme="minorHAnsi" w:cstheme="minorHAnsi"/>
-        </w:rPr>
-        <w:t>.</w:t>
-      </w:r>
+          <w:sz w:val="2"/>
+        </w:rPr>
+      </w:pPr>
     </w:p>
     <w:p>
       <w:pPr>
@@ -7082,15 +6681,19 @@
         </w:tabs>
         <w:autoSpaceDE w:val="0"/>
         <w:autoSpaceDN w:val="0"/>
+        <w:spacing w:line="20" w:lineRule="exact"/>
         <w:ind w:right="851"/>
         <w:jc w:val="both"/>
         <w:rPr>
           <w:rFonts w:asciiTheme="minorHAnsi" w:hAnsiTheme="minorHAnsi" w:cstheme="minorHAnsi"/>
-        </w:rPr>
-      </w:pPr>
-    </w:p>
-    <w:p>
-      <w:pPr>
+          <w:sz w:val="2"/>
+        </w:rPr>
+      </w:pPr>
+    </w:p>
+    <w:p>
+      <w:pPr>
+        <w:pStyle w:val="Odsekzoznamu"/>
+        <w:keepNext/>
         <w:widowControl w:val="0"/>
         <w:tabs>
           <w:tab w:val="left" w:pos="1730"/>
@@ -7098,16 +6701,31 @@
         </w:tabs>
         <w:autoSpaceDE w:val="0"/>
         <w:autoSpaceDN w:val="0"/>
-        <w:ind w:right="851"/>
+        <w:spacing w:before="160" w:after="80" w:line="360" w:lineRule="auto"/>
+        <w:ind w:left="284" w:right="848"/>
         <w:jc w:val="both"/>
         <w:rPr>
           <w:rFonts w:asciiTheme="minorHAnsi" w:hAnsiTheme="minorHAnsi" w:cstheme="minorHAnsi"/>
         </w:rPr>
       </w:pPr>
+      <w:r>
+        <w:rPr>
+          <w:rFonts w:asciiTheme="minorHAnsi" w:hAnsiTheme="minorHAnsi" w:cstheme="minorHAnsi"/>
+        </w:rPr>
+        <w:t xml:space="preserve">V Bratislave, dňa </w:t>
+      </w:r>
+      <w:r>
+        <w:rPr>
+          <w:rFonts w:asciiTheme="minorHAnsi" w:hAnsiTheme="minorHAnsi" w:cstheme="minorHAnsi"/>
+          <w:highlight w:val="yellow"/>
+        </w:rPr>
+        <w:t>XX.XX.2026</w:t>
+      </w:r>
     </w:p>
     <w:p>
       <w:pPr>
         <w:pStyle w:val="Odsekzoznamu"/>
+        <w:keepNext/>
         <w:widowControl w:val="0"/>
         <w:tabs>
           <w:tab w:val="left" w:pos="1730"/>
@@ -7115,23 +6733,19 @@
         </w:tabs>
         <w:autoSpaceDE w:val="0"/>
         <w:autoSpaceDN w:val="0"/>
-        <w:spacing w:line="360" w:lineRule="auto"/>
+        <w:spacing w:line="20" w:lineRule="exact"/>
         <w:ind w:left="284" w:right="848"/>
         <w:jc w:val="both"/>
         <w:rPr>
           <w:rFonts w:asciiTheme="minorHAnsi" w:hAnsiTheme="minorHAnsi" w:cstheme="minorHAnsi"/>
-        </w:rPr>
-      </w:pPr>
-      <w:r>
-        <w:rPr>
-          <w:rFonts w:asciiTheme="minorHAnsi" w:hAnsiTheme="minorHAnsi" w:cstheme="minorHAnsi"/>
-        </w:rPr>
-        <w:t>V Bratislave, dňa XX.XX.2025</w:t>
-      </w:r>
+          <w:sz w:val="2"/>
+        </w:rPr>
+      </w:pPr>
     </w:p>
     <w:p>
       <w:pPr>
         <w:pStyle w:val="Odsekzoznamu"/>
+        <w:keepNext/>
         <w:widowControl w:val="0"/>
         <w:tabs>
           <w:tab w:val="left" w:pos="1730"/>
@@ -7139,17 +6753,18 @@
         </w:tabs>
         <w:autoSpaceDE w:val="0"/>
         <w:autoSpaceDN w:val="0"/>
-        <w:spacing w:line="360" w:lineRule="auto"/>
+        <w:spacing w:line="20" w:lineRule="exact"/>
         <w:ind w:left="284" w:right="848"/>
         <w:jc w:val="both"/>
         <w:rPr>
           <w:rFonts w:asciiTheme="minorHAnsi" w:hAnsiTheme="minorHAnsi" w:cstheme="minorHAnsi"/>
-        </w:rPr>
-      </w:pPr>
-    </w:p>
-    <w:p>
-      <w:pPr>
-        <w:pStyle w:val="Odsekzoznamu"/>
+          <w:sz w:val="2"/>
+        </w:rPr>
+      </w:pPr>
+    </w:p>
+    <w:p>
+      <w:pPr>
+        <w:keepNext/>
         <w:widowControl w:val="0"/>
         <w:tabs>
           <w:tab w:val="left" w:pos="1730"/>
@@ -7157,47 +6772,22 @@
         </w:tabs>
         <w:autoSpaceDE w:val="0"/>
         <w:autoSpaceDN w:val="0"/>
-        <w:spacing w:line="360" w:lineRule="auto"/>
-        <w:ind w:left="284" w:right="848"/>
+        <w:spacing w:after="40"/>
+        <w:ind w:left="284" w:right="851"/>
         <w:jc w:val="both"/>
         <w:rPr>
           <w:rFonts w:asciiTheme="minorHAnsi" w:hAnsiTheme="minorHAnsi" w:cstheme="minorHAnsi"/>
         </w:rPr>
       </w:pPr>
-    </w:p>
-    <w:p>
-      <w:pPr>
-        <w:widowControl w:val="0"/>
-        <w:tabs>
-          <w:tab w:val="left" w:pos="1730"/>
-          <w:tab w:val="left" w:pos="1731"/>
-        </w:tabs>
-        <w:autoSpaceDE w:val="0"/>
-        <w:autoSpaceDN w:val="0"/>
-        <w:spacing w:after="120" w:line="360" w:lineRule="auto"/>
-        <w:ind w:right="851"/>
-        <w:jc w:val="both"/>
-        <w:rPr>
-          <w:rFonts w:asciiTheme="minorHAnsi" w:hAnsiTheme="minorHAnsi" w:cstheme="minorHAnsi"/>
-        </w:rPr>
-      </w:pPr>
       <w:r>
         <w:rPr>
           <w:rFonts w:asciiTheme="minorHAnsi" w:hAnsiTheme="minorHAnsi" w:cstheme="minorHAnsi"/>
           <w:noProof/>
         </w:rPr>
         <w:drawing>
-          <wp:anchor distT="0" distB="0" distL="114300" distR="114300" simplePos="0" relativeHeight="251658240" behindDoc="0" locked="0" layoutInCell="1" allowOverlap="1" wp14:anchorId="4C992D91" wp14:editId="05970E9A">
-            <wp:simplePos x="0" y="0"/>
-            <wp:positionH relativeFrom="column">
-              <wp:posOffset>90170</wp:posOffset>
-            </wp:positionH>
-            <wp:positionV relativeFrom="paragraph">
-              <wp:posOffset>5715</wp:posOffset>
-            </wp:positionV>
+          <wp:inline distT="0" distB="0" distL="0" distR="0" wp14:anchorId="7CCB4F83" wp14:editId="1EB65432">
             <wp:extent cx="1662308" cy="1017270"/>
             <wp:effectExtent l="0" t="0" r="0" b="0"/>
-            <wp:wrapNone/>
             <wp:docPr id="3" name="Obrázok 3" descr="Obrázok, na ktorom je text&#10;&#10;Automaticky generovaný popis"/>
             <wp:cNvGraphicFramePr>
               <a:graphicFrameLocks xmlns:a="http://schemas.openxmlformats.org/drawingml/2006/main" noChangeAspect="1"/>
@@ -7210,7 +6800,7 @@
                     <pic:cNvPicPr/>
                   </pic:nvPicPr>
                   <pic:blipFill>
-                    <a:blip r:embed="rId11" cstate="print">
+                    <a:blip r:embed="rId15" cstate="print">
                       <a:extLst>
                         <a:ext uri="{28A0092B-C50C-407E-A947-70E740481C1C}">
                           <a14:useLocalDpi xmlns:a14="http://schemas.microsoft.com/office/drawing/2010/main" val="0"/>
@@ -7233,18 +6823,13 @@
                 </pic:pic>
               </a:graphicData>
             </a:graphic>
-            <wp14:sizeRelH relativeFrom="margin">
-              <wp14:pctWidth>0</wp14:pctWidth>
-            </wp14:sizeRelH>
-            <wp14:sizeRelV relativeFrom="margin">
-              <wp14:pctHeight>0</wp14:pctHeight>
-            </wp14:sizeRelV>
-          </wp:anchor>
+          </wp:inline>
         </w:drawing>
       </w:r>
     </w:p>
     <w:p>
       <w:pPr>
+        <w:keepNext/>
         <w:widowControl w:val="0"/>
         <w:tabs>
           <w:tab w:val="left" w:pos="1730"/>
@@ -7252,16 +6837,18 @@
         </w:tabs>
         <w:autoSpaceDE w:val="0"/>
         <w:autoSpaceDN w:val="0"/>
-        <w:spacing w:after="120" w:line="360" w:lineRule="auto"/>
+        <w:spacing w:line="20" w:lineRule="exact"/>
         <w:ind w:right="851"/>
         <w:jc w:val="both"/>
         <w:rPr>
           <w:rFonts w:asciiTheme="minorHAnsi" w:hAnsiTheme="minorHAnsi" w:cstheme="minorHAnsi"/>
-        </w:rPr>
-      </w:pPr>
-    </w:p>
-    <w:p>
-      <w:pPr>
+          <w:sz w:val="2"/>
+        </w:rPr>
+      </w:pPr>
+    </w:p>
+    <w:p>
+      <w:pPr>
+        <w:keepNext/>
         <w:widowControl w:val="0"/>
         <w:tabs>
           <w:tab w:val="left" w:pos="1730"/>
@@ -7269,21 +6856,22 @@
         </w:tabs>
         <w:autoSpaceDE w:val="0"/>
         <w:autoSpaceDN w:val="0"/>
-        <w:spacing w:after="120" w:line="360" w:lineRule="auto"/>
+        <w:spacing w:line="20" w:lineRule="exact"/>
         <w:ind w:right="851"/>
         <w:jc w:val="both"/>
         <w:rPr>
           <w:rFonts w:asciiTheme="minorHAnsi" w:hAnsiTheme="minorHAnsi" w:cstheme="minorHAnsi"/>
+          <w:sz w:val="2"/>
         </w:rPr>
       </w:pPr>
     </w:p>
     <w:p>
       <w:pPr>
         <w:pStyle w:val="Odsekzoznamu"/>
+        <w:keepNext/>
         <w:widowControl w:val="0"/>
         <w:tabs>
-          <w:tab w:val="left" w:pos="1985"/>
-          <w:tab w:val="left" w:pos="6521"/>
+          <w:tab w:val="right" w:pos="8786"/>
         </w:tabs>
         <w:autoSpaceDE w:val="0"/>
         <w:autoSpaceDN w:val="0"/>
@@ -7304,9 +6892,6 @@
           <w:bCs/>
         </w:rPr>
         <w:t>Lukáš Bago</w:t>
-        <w:tab/>
-        <w:t xml:space="preserve">                                                                                           XXX</w:t>
-        <w:tab/>
       </w:r>
       <w:r>
         <w:rPr>
@@ -7314,41 +6899,16 @@
           <w:b/>
           <w:bCs/>
         </w:rPr>
+        <w:tab/>
       </w:r>
       <w:r>
         <w:rPr>
           <w:rFonts w:asciiTheme="minorHAnsi" w:hAnsiTheme="minorHAnsi" w:cstheme="minorHAnsi"/>
           <w:b/>
           <w:bCs/>
-        </w:rPr>
-      </w:r>
-      <w:r>
-        <w:rPr>
-          <w:rFonts w:asciiTheme="minorHAnsi" w:hAnsiTheme="minorHAnsi" w:cstheme="minorHAnsi"/>
-          <w:b/>
-          <w:bCs/>
-        </w:rPr>
-      </w:r>
-      <w:r>
-        <w:rPr>
-          <w:rFonts w:asciiTheme="minorHAnsi" w:hAnsiTheme="minorHAnsi" w:cstheme="minorHAnsi"/>
-          <w:b/>
-          <w:bCs/>
-        </w:rPr>
-      </w:r>
-      <w:r>
-        <w:rPr>
-          <w:rFonts w:asciiTheme="minorHAnsi" w:hAnsiTheme="minorHAnsi" w:cstheme="minorHAnsi"/>
-          <w:b/>
-          <w:bCs/>
-        </w:rPr>
-      </w:r>
-      <w:r>
-        <w:rPr>
-          <w:rFonts w:asciiTheme="minorHAnsi" w:hAnsiTheme="minorHAnsi" w:cstheme="minorHAnsi"/>
-          <w:b/>
-          <w:bCs/>
-        </w:rPr>
+          <w:highlight w:val="yellow"/>
+        </w:rPr>
+        <w:t>XXX</w:t>
       </w:r>
     </w:p>
     <w:p>
@@ -7388,8 +6948,8 @@
       </w:pPr>
     </w:p>
     <w:sectPr>
-      <w:headerReference w:type="default" r:id="rId12"/>
-      <w:footerReference w:type="default" r:id="rId13"/>
+      <w:headerReference w:type="default" r:id="rId16"/>
+      <w:footerReference w:type="default" r:id="rId17"/>
       <w:pgSz w:w="11906" w:h="16838" w:code="9"/>
       <w:pgMar w:top="1843" w:right="851" w:bottom="992" w:left="1418" w:header="709" w:footer="567" w:gutter="0"/>
       <w:cols w:space="708"/>
@@ -7477,7 +7037,7 @@
         <w:color w:val="000000"/>
         <w:sz w:val="16"/>
       </w:rPr>
-      <w:t>Zmluva o dielo - FO</w:t>
+      <w:t>zmluva_edited_1791277937831</w:t>
     </w:r>
     <w:r>
       <w:rPr>
@@ -7654,7 +7214,6 @@
               <w:szCs w:val="24"/>
             </w:rPr>
           </w:pPr>
-          <w:proofErr w:type="spellStart"/>
           <w:r>
             <w:rPr>
               <w:rFonts w:asciiTheme="minorHAnsi" w:hAnsiTheme="minorHAnsi" w:cstheme="minorHAnsi"/>
@@ -7662,37 +7221,7 @@
               <w:bCs/>
               <w:szCs w:val="24"/>
             </w:rPr>
-            <w:t>Energovision</w:t>
-          </w:r>
-          <w:proofErr w:type="spellEnd"/>
-          <w:r>
-            <w:rPr>
-              <w:rFonts w:asciiTheme="minorHAnsi" w:hAnsiTheme="minorHAnsi" w:cstheme="minorHAnsi"/>
-              <w:b/>
-              <w:bCs/>
-              <w:szCs w:val="24"/>
-            </w:rPr>
-            <w:t xml:space="preserve"> </w:t>
-          </w:r>
-          <w:proofErr w:type="spellStart"/>
-          <w:r>
-            <w:rPr>
-              <w:rFonts w:asciiTheme="minorHAnsi" w:hAnsiTheme="minorHAnsi" w:cstheme="minorHAnsi"/>
-              <w:b/>
-              <w:bCs/>
-              <w:szCs w:val="24"/>
-            </w:rPr>
-            <w:t>s.r.o</w:t>
-          </w:r>
-          <w:proofErr w:type="spellEnd"/>
-          <w:r>
-            <w:rPr>
-              <w:rFonts w:asciiTheme="minorHAnsi" w:hAnsiTheme="minorHAnsi" w:cstheme="minorHAnsi"/>
-              <w:b/>
-              <w:bCs/>
-              <w:szCs w:val="24"/>
-            </w:rPr>
-            <w:t>.</w:t>
+            <w:t>Energovision s.r.o.</w:t>
           </w:r>
         </w:p>
       </w:tc>
@@ -7713,7 +7242,21 @@
               <w:rFonts w:asciiTheme="minorHAnsi" w:hAnsiTheme="minorHAnsi" w:cstheme="minorHAnsi"/>
               <w:szCs w:val="24"/>
             </w:rPr>
-            <w:t>Lamačská cesta 1783/111</w:t>
+            <w:t>Lamačská cesta 17</w:t>
+          </w:r>
+          <w:r>
+            <w:rPr>
+              <w:rFonts w:asciiTheme="minorHAnsi" w:hAnsiTheme="minorHAnsi" w:cstheme="minorHAnsi"/>
+              <w:szCs w:val="24"/>
+            </w:rPr>
+            <w:t>38</w:t>
+          </w:r>
+          <w:r>
+            <w:rPr>
+              <w:rFonts w:asciiTheme="minorHAnsi" w:hAnsiTheme="minorHAnsi" w:cstheme="minorHAnsi"/>
+              <w:szCs w:val="24"/>
+            </w:rPr>
+            <w:t>/111</w:t>
           </w:r>
         </w:p>
       </w:tc>
@@ -8407,6 +7950,23 @@
     </w:lvl>
   </w:abstractNum>
   <w:abstractNum w:abstractNumId="5" w15:restartNumberingAfterBreak="0">
+    <w:nsid w:val="0AC72124"/>
+    <w:multiLevelType w:val="singleLevel"/>
+    <w:tmpl w:val="5930FD2E"/>
+    <w:lvl w:ilvl="0">
+      <w:start w:val="1"/>
+      <w:numFmt w:val="decimal"/>
+      <w:lvlText w:val="3.%1."/>
+      <w:lvlJc w:val="left"/>
+      <w:pPr>
+        <w:tabs>
+          <w:tab w:val="num" w:pos="1014"/>
+        </w:tabs>
+        <w:ind w:left="1014" w:hanging="709"/>
+      </w:pPr>
+    </w:lvl>
+  </w:abstractNum>
+  <w:abstractNum w:abstractNumId="6" w15:restartNumberingAfterBreak="0">
     <w:nsid w:val="0B9203A8"/>
     <w:multiLevelType w:val="multilevel"/>
     <w:tmpl w:val="2A9601EC"/>
@@ -8519,7 +8079,7 @@
       </w:rPr>
     </w:lvl>
   </w:abstractNum>
-  <w:abstractNum w:abstractNumId="6" w15:restartNumberingAfterBreak="0">
+  <w:abstractNum w:abstractNumId="7" w15:restartNumberingAfterBreak="0">
     <w:nsid w:val="0D9956C2"/>
     <w:multiLevelType w:val="hybridMultilevel"/>
     <w:tmpl w:val="41EC62C8"/>
@@ -8632,7 +8192,7 @@
       </w:rPr>
     </w:lvl>
   </w:abstractNum>
-  <w:abstractNum w:abstractNumId="7" w15:restartNumberingAfterBreak="0">
+  <w:abstractNum w:abstractNumId="8" w15:restartNumberingAfterBreak="0">
     <w:nsid w:val="0EF17634"/>
     <w:multiLevelType w:val="hybridMultilevel"/>
     <w:tmpl w:val="D334F6D8"/>
@@ -8745,7 +8305,7 @@
       </w:rPr>
     </w:lvl>
   </w:abstractNum>
-  <w:abstractNum w:abstractNumId="8" w15:restartNumberingAfterBreak="0">
+  <w:abstractNum w:abstractNumId="9" w15:restartNumberingAfterBreak="0">
     <w:nsid w:val="11313106"/>
     <w:multiLevelType w:val="hybridMultilevel"/>
     <w:tmpl w:val="B554F01A"/>
@@ -8831,7 +8391,24 @@
       </w:pPr>
     </w:lvl>
   </w:abstractNum>
-  <w:abstractNum w:abstractNumId="9" w15:restartNumberingAfterBreak="0">
+  <w:abstractNum w:abstractNumId="10" w15:restartNumberingAfterBreak="0">
+    <w:nsid w:val="154A76C5"/>
+    <w:multiLevelType w:val="singleLevel"/>
+    <w:tmpl w:val="56C4120A"/>
+    <w:lvl w:ilvl="0">
+      <w:start w:val="1"/>
+      <w:numFmt w:val="decimal"/>
+      <w:lvlText w:val="8.%1."/>
+      <w:lvlJc w:val="left"/>
+      <w:pPr>
+        <w:tabs>
+          <w:tab w:val="num" w:pos="1014"/>
+        </w:tabs>
+        <w:ind w:left="1014" w:hanging="709"/>
+      </w:pPr>
+    </w:lvl>
+  </w:abstractNum>
+  <w:abstractNum w:abstractNumId="11" w15:restartNumberingAfterBreak="0">
     <w:nsid w:val="162E0D5E"/>
     <w:multiLevelType w:val="hybridMultilevel"/>
     <w:tmpl w:val="B554F01A"/>
@@ -8917,7 +8494,7 @@
       </w:pPr>
     </w:lvl>
   </w:abstractNum>
-  <w:abstractNum w:abstractNumId="10" w15:restartNumberingAfterBreak="0">
+  <w:abstractNum w:abstractNumId="12" w15:restartNumberingAfterBreak="0">
     <w:nsid w:val="17B363B3"/>
     <w:multiLevelType w:val="multilevel"/>
     <w:tmpl w:val="07B06994"/>
@@ -9066,7 +8643,7 @@
       </w:rPr>
     </w:lvl>
   </w:abstractNum>
-  <w:abstractNum w:abstractNumId="11" w15:restartNumberingAfterBreak="0">
+  <w:abstractNum w:abstractNumId="13" w15:restartNumberingAfterBreak="0">
     <w:nsid w:val="19E7598B"/>
     <w:multiLevelType w:val="multilevel"/>
     <w:tmpl w:val="DB7256FC"/>
@@ -9185,7 +8762,7 @@
       </w:rPr>
     </w:lvl>
   </w:abstractNum>
-  <w:abstractNum w:abstractNumId="12" w15:restartNumberingAfterBreak="0">
+  <w:abstractNum w:abstractNumId="14" w15:restartNumberingAfterBreak="0">
     <w:nsid w:val="1A340035"/>
     <w:multiLevelType w:val="hybridMultilevel"/>
     <w:tmpl w:val="5BC4D09C"/>
@@ -9274,7 +8851,75 @@
       </w:pPr>
     </w:lvl>
   </w:abstractNum>
-  <w:abstractNum w:abstractNumId="13" w15:restartNumberingAfterBreak="0">
+  <w:abstractNum w:abstractNumId="15" w15:restartNumberingAfterBreak="0">
+    <w:nsid w:val="1D517354"/>
+    <w:multiLevelType w:val="singleLevel"/>
+    <w:tmpl w:val="61264702"/>
+    <w:lvl w:ilvl="0">
+      <w:start w:val="1"/>
+      <w:numFmt w:val="decimal"/>
+      <w:lvlText w:val="7.%1."/>
+      <w:lvlJc w:val="left"/>
+      <w:pPr>
+        <w:tabs>
+          <w:tab w:val="num" w:pos="1014"/>
+        </w:tabs>
+        <w:ind w:left="1014" w:hanging="709"/>
+      </w:pPr>
+    </w:lvl>
+  </w:abstractNum>
+  <w:abstractNum w:abstractNumId="16" w15:restartNumberingAfterBreak="0">
+    <w:nsid w:val="1DEF1D87"/>
+    <w:multiLevelType w:val="singleLevel"/>
+    <w:tmpl w:val="EBF6F108"/>
+    <w:lvl w:ilvl="0">
+      <w:start w:val="1"/>
+      <w:numFmt w:val="decimal"/>
+      <w:lvlText w:val="2.%1."/>
+      <w:lvlJc w:val="left"/>
+      <w:pPr>
+        <w:tabs>
+          <w:tab w:val="num" w:pos="1014"/>
+        </w:tabs>
+        <w:ind w:left="1014" w:hanging="709"/>
+      </w:pPr>
+    </w:lvl>
+  </w:abstractNum>
+  <w:abstractNum w:abstractNumId="17" w15:restartNumberingAfterBreak="0">
+    <w:nsid w:val="1E5E28AC"/>
+    <w:multiLevelType w:val="singleLevel"/>
+    <w:tmpl w:val="3392C97A"/>
+    <w:lvl w:ilvl="0">
+      <w:start w:val="1"/>
+      <w:numFmt w:val="decimal"/>
+      <w:lvlText w:val="5.%1."/>
+      <w:lvlJc w:val="left"/>
+      <w:pPr>
+        <w:tabs>
+          <w:tab w:val="num" w:pos="1014"/>
+        </w:tabs>
+        <w:ind w:left="1014" w:hanging="709"/>
+      </w:pPr>
+    </w:lvl>
+  </w:abstractNum>
+  <w:abstractNum w:abstractNumId="18" w15:restartNumberingAfterBreak="0">
+    <w:nsid w:val="1F0B2587"/>
+    <w:multiLevelType w:val="singleLevel"/>
+    <w:tmpl w:val="BB123F00"/>
+    <w:lvl w:ilvl="0">
+      <w:start w:val="1"/>
+      <w:numFmt w:val="decimal"/>
+      <w:lvlText w:val="4.%1."/>
+      <w:lvlJc w:val="left"/>
+      <w:pPr>
+        <w:tabs>
+          <w:tab w:val="num" w:pos="1014"/>
+        </w:tabs>
+        <w:ind w:left="1014" w:hanging="709"/>
+      </w:pPr>
+    </w:lvl>
+  </w:abstractNum>
+  <w:abstractNum w:abstractNumId="19" w15:restartNumberingAfterBreak="0">
     <w:nsid w:val="22037629"/>
     <w:multiLevelType w:val="hybridMultilevel"/>
     <w:tmpl w:val="B554F01A"/>
@@ -9360,7 +9005,156 @@
       </w:pPr>
     </w:lvl>
   </w:abstractNum>
-  <w:abstractNum w:abstractNumId="14" w15:restartNumberingAfterBreak="0">
+  <w:abstractNum w:abstractNumId="20" w15:restartNumberingAfterBreak="0">
+    <w:nsid w:val="284B7035"/>
+    <w:multiLevelType w:val="multilevel"/>
+    <w:tmpl w:val="C5641C2A"/>
+    <w:lvl w:ilvl="0">
+      <w:start w:val="1"/>
+      <w:numFmt w:val="bullet"/>
+      <w:lvlText w:val=""/>
+      <w:lvlJc w:val="left"/>
+      <w:pPr>
+        <w:tabs>
+          <w:tab w:val="num" w:pos="1068"/>
+        </w:tabs>
+        <w:ind w:left="1068" w:hanging="360"/>
+      </w:pPr>
+      <w:rPr>
+        <w:rFonts w:ascii="Symbol" w:hAnsi="Symbol" w:hint="default"/>
+        <w:sz w:val="20"/>
+      </w:rPr>
+    </w:lvl>
+    <w:lvl w:ilvl="1" w:tentative="1">
+      <w:start w:val="1"/>
+      <w:numFmt w:val="bullet"/>
+      <w:lvlText w:val="o"/>
+      <w:lvlJc w:val="left"/>
+      <w:pPr>
+        <w:tabs>
+          <w:tab w:val="num" w:pos="1788"/>
+        </w:tabs>
+        <w:ind w:left="1788" w:hanging="360"/>
+      </w:pPr>
+      <w:rPr>
+        <w:rFonts w:ascii="Courier New" w:hAnsi="Courier New" w:hint="default"/>
+        <w:sz w:val="20"/>
+      </w:rPr>
+    </w:lvl>
+    <w:lvl w:ilvl="2" w:tentative="1">
+      <w:start w:val="1"/>
+      <w:numFmt w:val="bullet"/>
+      <w:lvlText w:val=""/>
+      <w:lvlJc w:val="left"/>
+      <w:pPr>
+        <w:tabs>
+          <w:tab w:val="num" w:pos="2508"/>
+        </w:tabs>
+        <w:ind w:left="2508" w:hanging="360"/>
+      </w:pPr>
+      <w:rPr>
+        <w:rFonts w:ascii="Wingdings" w:hAnsi="Wingdings" w:hint="default"/>
+        <w:sz w:val="20"/>
+      </w:rPr>
+    </w:lvl>
+    <w:lvl w:ilvl="3" w:tentative="1">
+      <w:start w:val="1"/>
+      <w:numFmt w:val="bullet"/>
+      <w:lvlText w:val=""/>
+      <w:lvlJc w:val="left"/>
+      <w:pPr>
+        <w:tabs>
+          <w:tab w:val="num" w:pos="3228"/>
+        </w:tabs>
+        <w:ind w:left="3228" w:hanging="360"/>
+      </w:pPr>
+      <w:rPr>
+        <w:rFonts w:ascii="Wingdings" w:hAnsi="Wingdings" w:hint="default"/>
+        <w:sz w:val="20"/>
+      </w:rPr>
+    </w:lvl>
+    <w:lvl w:ilvl="4" w:tentative="1">
+      <w:start w:val="1"/>
+      <w:numFmt w:val="bullet"/>
+      <w:lvlText w:val=""/>
+      <w:lvlJc w:val="left"/>
+      <w:pPr>
+        <w:tabs>
+          <w:tab w:val="num" w:pos="3948"/>
+        </w:tabs>
+        <w:ind w:left="3948" w:hanging="360"/>
+      </w:pPr>
+      <w:rPr>
+        <w:rFonts w:ascii="Wingdings" w:hAnsi="Wingdings" w:hint="default"/>
+        <w:sz w:val="20"/>
+      </w:rPr>
+    </w:lvl>
+    <w:lvl w:ilvl="5" w:tentative="1">
+      <w:start w:val="1"/>
+      <w:numFmt w:val="bullet"/>
+      <w:lvlText w:val=""/>
+      <w:lvlJc w:val="left"/>
+      <w:pPr>
+        <w:tabs>
+          <w:tab w:val="num" w:pos="4668"/>
+        </w:tabs>
+        <w:ind w:left="4668" w:hanging="360"/>
+      </w:pPr>
+      <w:rPr>
+        <w:rFonts w:ascii="Wingdings" w:hAnsi="Wingdings" w:hint="default"/>
+        <w:sz w:val="20"/>
+      </w:rPr>
+    </w:lvl>
+    <w:lvl w:ilvl="6" w:tentative="1">
+      <w:start w:val="1"/>
+      <w:numFmt w:val="bullet"/>
+      <w:lvlText w:val=""/>
+      <w:lvlJc w:val="left"/>
+      <w:pPr>
+        <w:tabs>
+          <w:tab w:val="num" w:pos="5388"/>
+        </w:tabs>
+        <w:ind w:left="5388" w:hanging="360"/>
+      </w:pPr>
+      <w:rPr>
+        <w:rFonts w:ascii="Wingdings" w:hAnsi="Wingdings" w:hint="default"/>
+        <w:sz w:val="20"/>
+      </w:rPr>
+    </w:lvl>
+    <w:lvl w:ilvl="7" w:tentative="1">
+      <w:start w:val="1"/>
+      <w:numFmt w:val="bullet"/>
+      <w:lvlText w:val=""/>
+      <w:lvlJc w:val="left"/>
+      <w:pPr>
+        <w:tabs>
+          <w:tab w:val="num" w:pos="6108"/>
+        </w:tabs>
+        <w:ind w:left="6108" w:hanging="360"/>
+      </w:pPr>
+      <w:rPr>
+        <w:rFonts w:ascii="Wingdings" w:hAnsi="Wingdings" w:hint="default"/>
+        <w:sz w:val="20"/>
+      </w:rPr>
+    </w:lvl>
+    <w:lvl w:ilvl="8" w:tentative="1">
+      <w:start w:val="1"/>
+      <w:numFmt w:val="bullet"/>
+      <w:lvlText w:val=""/>
+      <w:lvlJc w:val="left"/>
+      <w:pPr>
+        <w:tabs>
+          <w:tab w:val="num" w:pos="6828"/>
+        </w:tabs>
+        <w:ind w:left="6828" w:hanging="360"/>
+      </w:pPr>
+      <w:rPr>
+        <w:rFonts w:ascii="Wingdings" w:hAnsi="Wingdings" w:hint="default"/>
+        <w:sz w:val="20"/>
+      </w:rPr>
+    </w:lvl>
+  </w:abstractNum>
+  <w:abstractNum w:abstractNumId="21" w15:restartNumberingAfterBreak="0">
     <w:nsid w:val="2923664D"/>
     <w:multiLevelType w:val="multilevel"/>
     <w:tmpl w:val="CC72EE6A"/>
@@ -9479,7 +9273,7 @@
       </w:rPr>
     </w:lvl>
   </w:abstractNum>
-  <w:abstractNum w:abstractNumId="15" w15:restartNumberingAfterBreak="0">
+  <w:abstractNum w:abstractNumId="22" w15:restartNumberingAfterBreak="0">
     <w:nsid w:val="2A92604E"/>
     <w:multiLevelType w:val="multilevel"/>
     <w:tmpl w:val="111CB314"/>
@@ -9629,7 +9423,7 @@
       </w:rPr>
     </w:lvl>
   </w:abstractNum>
-  <w:abstractNum w:abstractNumId="16" w15:restartNumberingAfterBreak="0">
+  <w:abstractNum w:abstractNumId="23" w15:restartNumberingAfterBreak="0">
     <w:nsid w:val="2AB51DCF"/>
     <w:multiLevelType w:val="hybridMultilevel"/>
     <w:tmpl w:val="66B6D4EA"/>
@@ -9742,7 +9536,7 @@
       </w:rPr>
     </w:lvl>
   </w:abstractNum>
-  <w:abstractNum w:abstractNumId="17" w15:restartNumberingAfterBreak="0">
+  <w:abstractNum w:abstractNumId="24" w15:restartNumberingAfterBreak="0">
     <w:nsid w:val="2F6151D8"/>
     <w:multiLevelType w:val="hybridMultilevel"/>
     <w:tmpl w:val="13841208"/>
@@ -9828,7 +9622,7 @@
       </w:pPr>
     </w:lvl>
   </w:abstractNum>
-  <w:abstractNum w:abstractNumId="18" w15:restartNumberingAfterBreak="0">
+  <w:abstractNum w:abstractNumId="25" w15:restartNumberingAfterBreak="0">
     <w:nsid w:val="30D0496A"/>
     <w:multiLevelType w:val="multilevel"/>
     <w:tmpl w:val="115EA508"/>
@@ -9948,7 +9742,7 @@
       </w:rPr>
     </w:lvl>
   </w:abstractNum>
-  <w:abstractNum w:abstractNumId="19" w15:restartNumberingAfterBreak="0">
+  <w:abstractNum w:abstractNumId="26" w15:restartNumberingAfterBreak="0">
     <w:nsid w:val="354B404A"/>
     <w:multiLevelType w:val="hybridMultilevel"/>
     <w:tmpl w:val="D376E122"/>
@@ -10088,7 +9882,24 @@
       </w:rPr>
     </w:lvl>
   </w:abstractNum>
-  <w:abstractNum w:abstractNumId="20" w15:restartNumberingAfterBreak="0">
+  <w:abstractNum w:abstractNumId="27" w15:restartNumberingAfterBreak="0">
+    <w:nsid w:val="3722599A"/>
+    <w:multiLevelType w:val="singleLevel"/>
+    <w:tmpl w:val="73D6377A"/>
+    <w:lvl w:ilvl="0">
+      <w:start w:val="1"/>
+      <w:numFmt w:val="decimal"/>
+      <w:lvlText w:val="6.%1."/>
+      <w:lvlJc w:val="left"/>
+      <w:pPr>
+        <w:tabs>
+          <w:tab w:val="num" w:pos="1014"/>
+        </w:tabs>
+        <w:ind w:left="1014" w:hanging="709"/>
+      </w:pPr>
+    </w:lvl>
+  </w:abstractNum>
+  <w:abstractNum w:abstractNumId="28" w15:restartNumberingAfterBreak="0">
     <w:nsid w:val="3BD75DCF"/>
     <w:multiLevelType w:val="multilevel"/>
     <w:tmpl w:val="6554D9E4"/>
@@ -10207,7 +10018,7 @@
       </w:rPr>
     </w:lvl>
   </w:abstractNum>
-  <w:abstractNum w:abstractNumId="21" w15:restartNumberingAfterBreak="0">
+  <w:abstractNum w:abstractNumId="29" w15:restartNumberingAfterBreak="0">
     <w:nsid w:val="413A0031"/>
     <w:multiLevelType w:val="multilevel"/>
     <w:tmpl w:val="2A9601EC"/>
@@ -10320,7 +10131,7 @@
       </w:rPr>
     </w:lvl>
   </w:abstractNum>
-  <w:abstractNum w:abstractNumId="22" w15:restartNumberingAfterBreak="0">
+  <w:abstractNum w:abstractNumId="30" w15:restartNumberingAfterBreak="0">
     <w:nsid w:val="41454879"/>
     <w:multiLevelType w:val="hybridMultilevel"/>
     <w:tmpl w:val="B554F01A"/>
@@ -10406,7 +10217,7 @@
       </w:pPr>
     </w:lvl>
   </w:abstractNum>
-  <w:abstractNum w:abstractNumId="23" w15:restartNumberingAfterBreak="0">
+  <w:abstractNum w:abstractNumId="31" w15:restartNumberingAfterBreak="0">
     <w:nsid w:val="42BC790A"/>
     <w:multiLevelType w:val="multilevel"/>
     <w:tmpl w:val="AC7A616E"/>
@@ -10530,7 +10341,7 @@
       </w:rPr>
     </w:lvl>
   </w:abstractNum>
-  <w:abstractNum w:abstractNumId="24" w15:restartNumberingAfterBreak="0">
+  <w:abstractNum w:abstractNumId="32" w15:restartNumberingAfterBreak="0">
     <w:nsid w:val="46807116"/>
     <w:multiLevelType w:val="hybridMultilevel"/>
     <w:tmpl w:val="590A61F2"/>
@@ -10643,7 +10454,7 @@
       </w:rPr>
     </w:lvl>
   </w:abstractNum>
-  <w:abstractNum w:abstractNumId="25" w15:restartNumberingAfterBreak="0">
+  <w:abstractNum w:abstractNumId="33" w15:restartNumberingAfterBreak="0">
     <w:nsid w:val="47154274"/>
     <w:multiLevelType w:val="hybridMultilevel"/>
     <w:tmpl w:val="99921756"/>
@@ -10756,7 +10567,7 @@
       </w:rPr>
     </w:lvl>
   </w:abstractNum>
-  <w:abstractNum w:abstractNumId="26" w15:restartNumberingAfterBreak="0">
+  <w:abstractNum w:abstractNumId="34" w15:restartNumberingAfterBreak="0">
     <w:nsid w:val="4A0C63B5"/>
     <w:multiLevelType w:val="multilevel"/>
     <w:tmpl w:val="63148C44"/>
@@ -10875,7 +10686,7 @@
       </w:rPr>
     </w:lvl>
   </w:abstractNum>
-  <w:abstractNum w:abstractNumId="27" w15:restartNumberingAfterBreak="0">
+  <w:abstractNum w:abstractNumId="35" w15:restartNumberingAfterBreak="0">
     <w:nsid w:val="57547234"/>
     <w:multiLevelType w:val="hybridMultilevel"/>
     <w:tmpl w:val="35AC5F1E"/>
@@ -10987,7 +10798,24 @@
       </w:rPr>
     </w:lvl>
   </w:abstractNum>
-  <w:abstractNum w:abstractNumId="28" w15:restartNumberingAfterBreak="0">
+  <w:abstractNum w:abstractNumId="36" w15:restartNumberingAfterBreak="0">
+    <w:nsid w:val="63737FC5"/>
+    <w:multiLevelType w:val="singleLevel"/>
+    <w:tmpl w:val="06DC7A12"/>
+    <w:lvl w:ilvl="0">
+      <w:start w:val="1"/>
+      <w:numFmt w:val="decimal"/>
+      <w:lvlText w:val="9.%1."/>
+      <w:lvlJc w:val="left"/>
+      <w:pPr>
+        <w:tabs>
+          <w:tab w:val="num" w:pos="1014"/>
+        </w:tabs>
+        <w:ind w:left="1014" w:hanging="709"/>
+      </w:pPr>
+    </w:lvl>
+  </w:abstractNum>
+  <w:abstractNum w:abstractNumId="37" w15:restartNumberingAfterBreak="0">
     <w:nsid w:val="662035D3"/>
     <w:multiLevelType w:val="multilevel"/>
     <w:tmpl w:val="34482184"/>
@@ -11106,7 +10934,7 @@
       </w:rPr>
     </w:lvl>
   </w:abstractNum>
-  <w:abstractNum w:abstractNumId="29" w15:restartNumberingAfterBreak="0">
+  <w:abstractNum w:abstractNumId="38" w15:restartNumberingAfterBreak="0">
     <w:nsid w:val="6B944DB6"/>
     <w:multiLevelType w:val="multilevel"/>
     <w:tmpl w:val="97926402"/>
@@ -11228,7 +11056,7 @@
       </w:rPr>
     </w:lvl>
   </w:abstractNum>
-  <w:abstractNum w:abstractNumId="30" w15:restartNumberingAfterBreak="0">
+  <w:abstractNum w:abstractNumId="39" w15:restartNumberingAfterBreak="0">
     <w:nsid w:val="6DAA59DC"/>
     <w:multiLevelType w:val="hybridMultilevel"/>
     <w:tmpl w:val="B554F01A"/>
@@ -11314,7 +11142,120 @@
       </w:pPr>
     </w:lvl>
   </w:abstractNum>
-  <w:abstractNum w:abstractNumId="31" w15:restartNumberingAfterBreak="0">
+  <w:abstractNum w:abstractNumId="40" w15:restartNumberingAfterBreak="0">
+    <w:nsid w:val="6E504057"/>
+    <w:multiLevelType w:val="hybridMultilevel"/>
+    <w:tmpl w:val="298C30DA"/>
+    <w:lvl w:ilvl="0" w:tplc="041B0001">
+      <w:start w:val="1"/>
+      <w:numFmt w:val="bullet"/>
+      <w:lvlText w:val=""/>
+      <w:lvlJc w:val="left"/>
+      <w:pPr>
+        <w:ind w:left="1025" w:hanging="360"/>
+      </w:pPr>
+      <w:rPr>
+        <w:rFonts w:ascii="Symbol" w:hAnsi="Symbol" w:hint="default"/>
+      </w:rPr>
+    </w:lvl>
+    <w:lvl w:ilvl="1" w:tplc="041B0003" w:tentative="1">
+      <w:start w:val="1"/>
+      <w:numFmt w:val="bullet"/>
+      <w:lvlText w:val="o"/>
+      <w:lvlJc w:val="left"/>
+      <w:pPr>
+        <w:ind w:left="1745" w:hanging="360"/>
+      </w:pPr>
+      <w:rPr>
+        <w:rFonts w:ascii="Courier New" w:hAnsi="Courier New" w:cs="Courier New" w:hint="default"/>
+      </w:rPr>
+    </w:lvl>
+    <w:lvl w:ilvl="2" w:tplc="041B0005" w:tentative="1">
+      <w:start w:val="1"/>
+      <w:numFmt w:val="bullet"/>
+      <w:lvlText w:val=""/>
+      <w:lvlJc w:val="left"/>
+      <w:pPr>
+        <w:ind w:left="2465" w:hanging="360"/>
+      </w:pPr>
+      <w:rPr>
+        <w:rFonts w:ascii="Wingdings" w:hAnsi="Wingdings" w:hint="default"/>
+      </w:rPr>
+    </w:lvl>
+    <w:lvl w:ilvl="3" w:tplc="041B0001" w:tentative="1">
+      <w:start w:val="1"/>
+      <w:numFmt w:val="bullet"/>
+      <w:lvlText w:val=""/>
+      <w:lvlJc w:val="left"/>
+      <w:pPr>
+        <w:ind w:left="3185" w:hanging="360"/>
+      </w:pPr>
+      <w:rPr>
+        <w:rFonts w:ascii="Symbol" w:hAnsi="Symbol" w:hint="default"/>
+      </w:rPr>
+    </w:lvl>
+    <w:lvl w:ilvl="4" w:tplc="041B0003" w:tentative="1">
+      <w:start w:val="1"/>
+      <w:numFmt w:val="bullet"/>
+      <w:lvlText w:val="o"/>
+      <w:lvlJc w:val="left"/>
+      <w:pPr>
+        <w:ind w:left="3905" w:hanging="360"/>
+      </w:pPr>
+      <w:rPr>
+        <w:rFonts w:ascii="Courier New" w:hAnsi="Courier New" w:cs="Courier New" w:hint="default"/>
+      </w:rPr>
+    </w:lvl>
+    <w:lvl w:ilvl="5" w:tplc="041B0005" w:tentative="1">
+      <w:start w:val="1"/>
+      <w:numFmt w:val="bullet"/>
+      <w:lvlText w:val=""/>
+      <w:lvlJc w:val="left"/>
+      <w:pPr>
+        <w:ind w:left="4625" w:hanging="360"/>
+      </w:pPr>
+      <w:rPr>
+        <w:rFonts w:ascii="Wingdings" w:hAnsi="Wingdings" w:hint="default"/>
+      </w:rPr>
+    </w:lvl>
+    <w:lvl w:ilvl="6" w:tplc="041B0001" w:tentative="1">
+      <w:start w:val="1"/>
+      <w:numFmt w:val="bullet"/>
+      <w:lvlText w:val=""/>
+      <w:lvlJc w:val="left"/>
+      <w:pPr>
+        <w:ind w:left="5345" w:hanging="360"/>
+      </w:pPr>
+      <w:rPr>
+        <w:rFonts w:ascii="Symbol" w:hAnsi="Symbol" w:hint="default"/>
+      </w:rPr>
+    </w:lvl>
+    <w:lvl w:ilvl="7" w:tplc="041B0003" w:tentative="1">
+      <w:start w:val="1"/>
+      <w:numFmt w:val="bullet"/>
+      <w:lvlText w:val="o"/>
+      <w:lvlJc w:val="left"/>
+      <w:pPr>
+        <w:ind w:left="6065" w:hanging="360"/>
+      </w:pPr>
+      <w:rPr>
+        <w:rFonts w:ascii="Courier New" w:hAnsi="Courier New" w:cs="Courier New" w:hint="default"/>
+      </w:rPr>
+    </w:lvl>
+    <w:lvl w:ilvl="8" w:tplc="041B0005" w:tentative="1">
+      <w:start w:val="1"/>
+      <w:numFmt w:val="bullet"/>
+      <w:lvlText w:val=""/>
+      <w:lvlJc w:val="left"/>
+      <w:pPr>
+        <w:ind w:left="6785" w:hanging="360"/>
+      </w:pPr>
+      <w:rPr>
+        <w:rFonts w:ascii="Wingdings" w:hAnsi="Wingdings" w:hint="default"/>
+      </w:rPr>
+    </w:lvl>
+  </w:abstractNum>
+  <w:abstractNum w:abstractNumId="41" w15:restartNumberingAfterBreak="0">
     <w:nsid w:val="74011BF3"/>
     <w:multiLevelType w:val="hybridMultilevel"/>
     <w:tmpl w:val="05E0C9FE"/>
@@ -11427,7 +11368,7 @@
       </w:rPr>
     </w:lvl>
   </w:abstractNum>
-  <w:abstractNum w:abstractNumId="32" w15:restartNumberingAfterBreak="0">
+  <w:abstractNum w:abstractNumId="42" w15:restartNumberingAfterBreak="0">
     <w:nsid w:val="747047B5"/>
     <w:multiLevelType w:val="hybridMultilevel"/>
     <w:tmpl w:val="3E722B7A"/>
@@ -11568,7 +11509,24 @@
       </w:rPr>
     </w:lvl>
   </w:abstractNum>
-  <w:abstractNum w:abstractNumId="33" w15:restartNumberingAfterBreak="0">
+  <w:abstractNum w:abstractNumId="43" w15:restartNumberingAfterBreak="0">
+    <w:nsid w:val="77CB6AEF"/>
+    <w:multiLevelType w:val="singleLevel"/>
+    <w:tmpl w:val="4F90C470"/>
+    <w:lvl w:ilvl="0">
+      <w:start w:val="1"/>
+      <w:numFmt w:val="decimal"/>
+      <w:lvlText w:val="1.%1."/>
+      <w:lvlJc w:val="left"/>
+      <w:pPr>
+        <w:tabs>
+          <w:tab w:val="num" w:pos="1014"/>
+        </w:tabs>
+        <w:ind w:left="1014" w:hanging="709"/>
+      </w:pPr>
+    </w:lvl>
+  </w:abstractNum>
+  <w:abstractNum w:abstractNumId="44" w15:restartNumberingAfterBreak="0">
     <w:nsid w:val="7D613FE9"/>
     <w:multiLevelType w:val="hybridMultilevel"/>
     <w:tmpl w:val="441C715C"/>
@@ -11681,7 +11639,7 @@
       </w:rPr>
     </w:lvl>
   </w:abstractNum>
-  <w:abstractNum w:abstractNumId="34" w15:restartNumberingAfterBreak="0">
+  <w:abstractNum w:abstractNumId="45" w15:restartNumberingAfterBreak="0">
     <w:nsid w:val="7E19519C"/>
     <w:multiLevelType w:val="hybridMultilevel"/>
     <w:tmpl w:val="0D4207AE"/>
@@ -11768,10 +11726,10 @@
     </w:lvl>
   </w:abstractNum>
   <w:num w:numId="1" w16cid:durableId="1959680176">
-    <w:abstractNumId w:val="32"/>
+    <w:abstractNumId w:val="42"/>
   </w:num>
   <w:num w:numId="2" w16cid:durableId="1094089820">
-    <w:abstractNumId w:val="15"/>
+    <w:abstractNumId w:val="22"/>
   </w:num>
   <w:num w:numId="3" w16cid:durableId="1772699828">
     <w:abstractNumId w:val="2"/>
@@ -11780,22 +11738,22 @@
     <w:abstractNumId w:val="0"/>
   </w:num>
   <w:num w:numId="5" w16cid:durableId="1655068631">
-    <w:abstractNumId w:val="27"/>
+    <w:abstractNumId w:val="35"/>
   </w:num>
   <w:num w:numId="6" w16cid:durableId="675570226">
-    <w:abstractNumId w:val="6"/>
+    <w:abstractNumId w:val="7"/>
   </w:num>
   <w:num w:numId="7" w16cid:durableId="716709137">
-    <w:abstractNumId w:val="24"/>
+    <w:abstractNumId w:val="32"/>
   </w:num>
   <w:num w:numId="8" w16cid:durableId="96759760">
     <w:abstractNumId w:val="1"/>
   </w:num>
   <w:num w:numId="9" w16cid:durableId="194343623">
-    <w:abstractNumId w:val="25"/>
+    <w:abstractNumId w:val="33"/>
   </w:num>
   <w:num w:numId="10" w16cid:durableId="40986182">
-    <w:abstractNumId w:val="15"/>
+    <w:abstractNumId w:val="22"/>
     <w:lvlOverride w:ilvl="0">
       <w:startOverride w:val="1"/>
     </w:lvlOverride>
@@ -11825,13 +11783,13 @@
     </w:lvlOverride>
   </w:num>
   <w:num w:numId="11" w16cid:durableId="165902884">
-    <w:abstractNumId w:val="19"/>
+    <w:abstractNumId w:val="26"/>
   </w:num>
   <w:num w:numId="12" w16cid:durableId="1368792700">
     <w:abstractNumId w:val="3"/>
   </w:num>
   <w:num w:numId="13" w16cid:durableId="1177190123">
-    <w:abstractNumId w:val="15"/>
+    <w:abstractNumId w:val="22"/>
     <w:lvlOverride w:ilvl="0">
       <w:startOverride w:val="1"/>
     </w:lvlOverride>
@@ -11861,79 +11819,112 @@
     </w:lvlOverride>
   </w:num>
   <w:num w:numId="14" w16cid:durableId="805437923">
-    <w:abstractNumId w:val="33"/>
+    <w:abstractNumId w:val="44"/>
   </w:num>
   <w:num w:numId="15" w16cid:durableId="1232738072">
-    <w:abstractNumId w:val="16"/>
+    <w:abstractNumId w:val="23"/>
   </w:num>
   <w:num w:numId="16" w16cid:durableId="1115565067">
-    <w:abstractNumId w:val="13"/>
+    <w:abstractNumId w:val="19"/>
   </w:num>
   <w:num w:numId="17" w16cid:durableId="1989554162">
-    <w:abstractNumId w:val="15"/>
+    <w:abstractNumId w:val="22"/>
   </w:num>
   <w:num w:numId="18" w16cid:durableId="1378971182">
-    <w:abstractNumId w:val="7"/>
+    <w:abstractNumId w:val="8"/>
   </w:num>
   <w:num w:numId="19" w16cid:durableId="1106120493">
-    <w:abstractNumId w:val="12"/>
+    <w:abstractNumId w:val="14"/>
   </w:num>
   <w:num w:numId="20" w16cid:durableId="831414586">
     <w:abstractNumId w:val="4"/>
   </w:num>
   <w:num w:numId="21" w16cid:durableId="1906455635">
-    <w:abstractNumId w:val="8"/>
+    <w:abstractNumId w:val="9"/>
   </w:num>
   <w:num w:numId="22" w16cid:durableId="1965503706">
-    <w:abstractNumId w:val="22"/>
+    <w:abstractNumId w:val="30"/>
   </w:num>
   <w:num w:numId="23" w16cid:durableId="748766457">
-    <w:abstractNumId w:val="30"/>
+    <w:abstractNumId w:val="39"/>
   </w:num>
   <w:num w:numId="24" w16cid:durableId="1320618334">
-    <w:abstractNumId w:val="9"/>
+    <w:abstractNumId w:val="11"/>
   </w:num>
   <w:num w:numId="25" w16cid:durableId="51539632">
-    <w:abstractNumId w:val="26"/>
+    <w:abstractNumId w:val="34"/>
   </w:num>
   <w:num w:numId="26" w16cid:durableId="1056321549">
+    <w:abstractNumId w:val="38"/>
+  </w:num>
+  <w:num w:numId="27" w16cid:durableId="1215240698">
+    <w:abstractNumId w:val="13"/>
+  </w:num>
+  <w:num w:numId="28" w16cid:durableId="825635552">
+    <w:abstractNumId w:val="6"/>
+  </w:num>
+  <w:num w:numId="29" w16cid:durableId="1121998969">
+    <w:abstractNumId w:val="25"/>
+  </w:num>
+  <w:num w:numId="30" w16cid:durableId="1858419546">
+    <w:abstractNumId w:val="21"/>
+  </w:num>
+  <w:num w:numId="31" w16cid:durableId="1975209982">
+    <w:abstractNumId w:val="28"/>
+  </w:num>
+  <w:num w:numId="32" w16cid:durableId="2045210703">
     <w:abstractNumId w:val="29"/>
   </w:num>
-  <w:num w:numId="27" w16cid:durableId="1215240698">
-    <w:abstractNumId w:val="11"/>
+  <w:num w:numId="33" w16cid:durableId="1784376419">
+    <w:abstractNumId w:val="31"/>
   </w:num>
-  <w:num w:numId="28" w16cid:durableId="825635552">
+  <w:num w:numId="34" w16cid:durableId="656611322">
+    <w:abstractNumId w:val="24"/>
+  </w:num>
+  <w:num w:numId="35" w16cid:durableId="309558030">
+    <w:abstractNumId w:val="45"/>
+  </w:num>
+  <w:num w:numId="36" w16cid:durableId="1214348092">
+    <w:abstractNumId w:val="37"/>
+  </w:num>
+  <w:num w:numId="37" w16cid:durableId="368649010">
+    <w:abstractNumId w:val="41"/>
+  </w:num>
+  <w:num w:numId="38" w16cid:durableId="328757376">
+    <w:abstractNumId w:val="12"/>
+  </w:num>
+  <w:num w:numId="39" w16cid:durableId="85422537">
+    <w:abstractNumId w:val="40"/>
+  </w:num>
+  <w:num w:numId="40" w16cid:durableId="1717924877">
+    <w:abstractNumId w:val="20"/>
+  </w:num>
+  <w:num w:numId="41" w16cid:durableId="1204710246">
+    <w:abstractNumId w:val="43"/>
+  </w:num>
+  <w:num w:numId="42" w16cid:durableId="310450373">
+    <w:abstractNumId w:val="16"/>
+  </w:num>
+  <w:num w:numId="43" w16cid:durableId="1062829779">
     <w:abstractNumId w:val="5"/>
   </w:num>
-  <w:num w:numId="29" w16cid:durableId="1121998969">
+  <w:num w:numId="44" w16cid:durableId="421754640">
     <w:abstractNumId w:val="18"/>
   </w:num>
-  <w:num w:numId="30" w16cid:durableId="1858419546">
-    <w:abstractNumId w:val="14"/>
-  </w:num>
-  <w:num w:numId="31" w16cid:durableId="1975209982">
-    <w:abstractNumId w:val="20"/>
-  </w:num>
-  <w:num w:numId="32" w16cid:durableId="2045210703">
-    <w:abstractNumId w:val="21"/>
-  </w:num>
-  <w:num w:numId="33" w16cid:durableId="1784376419">
-    <w:abstractNumId w:val="23"/>
-  </w:num>
-  <w:num w:numId="34" w16cid:durableId="656611322">
+  <w:num w:numId="45" w16cid:durableId="36123118">
     <w:abstractNumId w:val="17"/>
   </w:num>
-  <w:num w:numId="35" w16cid:durableId="309558030">
-    <w:abstractNumId w:val="34"/>
+  <w:num w:numId="46" w16cid:durableId="1376156256">
+    <w:abstractNumId w:val="27"/>
   </w:num>
-  <w:num w:numId="36" w16cid:durableId="1214348092">
-    <w:abstractNumId w:val="28"/>
+  <w:num w:numId="47" w16cid:durableId="664431876">
+    <w:abstractNumId w:val="15"/>
   </w:num>
-  <w:num w:numId="37" w16cid:durableId="368649010">
-    <w:abstractNumId w:val="31"/>
+  <w:num w:numId="48" w16cid:durableId="1525243301">
+    <w:abstractNumId w:val="10"/>
   </w:num>
-  <w:num w:numId="38" w16cid:durableId="328757376">
-    <w:abstractNumId w:val="10"/>
+  <w:num w:numId="49" w16cid:durableId="293608878">
+    <w:abstractNumId w:val="36"/>
   </w:num>
   <w:numIdMacAtCleanup w:val="8"/>
 </w:numbering>
@@ -13176,6 +13167,36 @@
       <w:lang w:val="sk-SK" w:eastAsia="sk-SK"/>
     </w:rPr>
   </w:style>
+  <w:style w:type="paragraph" w:styleId="Textkomentra">
+    <w:name w:val="annotation text"/>
+    <w:basedOn w:val="Normlny"/>
+    <w:link w:val="TextkomentraChar"/>
+    <w:semiHidden/>
+    <w:unhideWhenUsed/>
+    <w:rPr>
+      <w:sz w:val="20"/>
+      <w:szCs w:val="20"/>
+    </w:rPr>
+  </w:style>
+  <w:style w:type="character" w:customStyle="1" w:styleId="TextkomentraChar">
+    <w:name w:val="Text komentára Char"/>
+    <w:basedOn w:val="Predvolenpsmoodseku"/>
+    <w:link w:val="Textkomentra"/>
+    <w:semiHidden/>
+    <w:rPr>
+      <w:lang w:val="sk-SK" w:eastAsia="sk-SK"/>
+    </w:rPr>
+  </w:style>
+  <w:style w:type="character" w:styleId="Odkaznakomentr">
+    <w:name w:val="annotation reference"/>
+    <w:basedOn w:val="Predvolenpsmoodseku"/>
+    <w:semiHidden/>
+    <w:unhideWhenUsed/>
+    <w:rPr>
+      <w:sz w:val="16"/>
+      <w:szCs w:val="16"/>
+    </w:rPr>
+  </w:style>
 </w:styles>
 </file>
 
@@ -13463,15 +13484,6 @@
 </file>
 
 <file path=customXml/item1.xml><?xml version="1.0" encoding="utf-8"?>
-<?mso-contentType ?>
-<FormTemplates xmlns="http://schemas.microsoft.com/sharepoint/v3/contenttype/forms">
-  <Display>DocumentLibraryForm</Display>
-  <Edit>DocumentLibraryForm</Edit>
-  <New>DocumentLibraryForm</New>
-</FormTemplates>
-</file>
-
-<file path=customXml/item2.xml><?xml version="1.0" encoding="utf-8"?>
 <p:properties xmlns:p="http://schemas.microsoft.com/office/2006/metadata/properties" xmlns:xsi="http://www.w3.org/2001/XMLSchema-instance" xmlns:pc="http://schemas.microsoft.com/office/infopath/2007/PartnerControls">
   <documentManagement>
     <TaxCatchAll xmlns="2c608a3e-d165-46a6-a9e8-7587a575085f" xsi:nil="true"/>
@@ -13482,11 +13494,11 @@
 </p:properties>
 </file>
 
-<file path=customXml/item3.xml><?xml version="1.0" encoding="utf-8"?>
+<file path=customXml/item2.xml><?xml version="1.0" encoding="utf-8"?>
 <b:Sources xmlns:b="http://schemas.openxmlformats.org/officeDocument/2006/bibliography" xmlns="http://schemas.openxmlformats.org/officeDocument/2006/bibliography" SelectedStyle="\APA.XSL" StyleName="APA Fifth Edition"/>
 </file>
 
-<file path=customXml/item4.xml><?xml version="1.0" encoding="utf-8"?>
+<file path=customXml/item3.xml><?xml version="1.0" encoding="utf-8"?>
 <ct:contentTypeSchema xmlns:ct="http://schemas.microsoft.com/office/2006/metadata/contentType" xmlns:ma="http://schemas.microsoft.com/office/2006/metadata/properties/metaAttributes" ct:_="" ma:_="" ma:contentTypeName="Dokument" ma:contentTypeID="0x010100846434556425364392FE2F5420AAA35C" ma:contentTypeVersion="16" ma:contentTypeDescription="Umožňuje vytvoriť nový dokument." ma:contentTypeScope="" ma:versionID="4fd9b71612ea0abe74be4255b6bc5d36">
   <xsd:schema xmlns:xsd="http://www.w3.org/2001/XMLSchema" xmlns:xs="http://www.w3.org/2001/XMLSchema" xmlns:p="http://schemas.microsoft.com/office/2006/metadata/properties" xmlns:ns2="c5c0e9e9-ea95-46d4-bbba-0bdce2882950" xmlns:ns3="2c608a3e-d165-46a6-a9e8-7587a575085f" targetNamespace="http://schemas.microsoft.com/office/2006/metadata/properties" ma:root="true" ma:fieldsID="15468312ce1acbf7204f49f15107177d" ns2:_="" ns3:_="">
     <xsd:import namespace="c5c0e9e9-ea95-46d4-bbba-0bdce2882950"/>
@@ -13729,15 +13741,16 @@
 </ct:contentTypeSchema>
 </file>
 
-<file path=customXml/itemProps1.xml><?xml version="1.0" encoding="utf-8"?>
-<ds:datastoreItem xmlns:ds="http://schemas.openxmlformats.org/officeDocument/2006/customXml" ds:itemID="{EE328504-4D79-4080-90C9-6178A34A0493}">
-  <ds:schemaRefs>
-    <ds:schemaRef ds:uri="http://schemas.microsoft.com/sharepoint/v3/contenttype/forms"/>
-  </ds:schemaRefs>
-</ds:datastoreItem>
+<file path=customXml/item4.xml><?xml version="1.0" encoding="utf-8"?>
+<?mso-contentType ?>
+<FormTemplates xmlns="http://schemas.microsoft.com/sharepoint/v3/contenttype/forms">
+  <Display>DocumentLibraryForm</Display>
+  <Edit>DocumentLibraryForm</Edit>
+  <New>DocumentLibraryForm</New>
+</FormTemplates>
 </file>
 
-<file path=customXml/itemProps2.xml><?xml version="1.0" encoding="utf-8"?>
+<file path=customXml/itemProps1.xml><?xml version="1.0" encoding="utf-8"?>
 <ds:datastoreItem xmlns:ds="http://schemas.openxmlformats.org/officeDocument/2006/customXml" ds:itemID="{37631987-07AA-41CE-8AD1-D263FCCF939F}">
   <ds:schemaRefs>
     <ds:schemaRef ds:uri="http://schemas.microsoft.com/office/2006/metadata/properties"/>
@@ -13748,7 +13761,7 @@
 </ds:datastoreItem>
 </file>
 
-<file path=customXml/itemProps3.xml><?xml version="1.0" encoding="utf-8"?>
+<file path=customXml/itemProps2.xml><?xml version="1.0" encoding="utf-8"?>
 <ds:datastoreItem xmlns:ds="http://schemas.openxmlformats.org/officeDocument/2006/customXml" ds:itemID="{6EE47174-595A-4B98-A380-5C82E33CEE64}">
   <ds:schemaRefs>
     <ds:schemaRef ds:uri="http://schemas.openxmlformats.org/officeDocument/2006/bibliography"/>
@@ -13756,7 +13769,7 @@
 </ds:datastoreItem>
 </file>
 
-<file path=customXml/itemProps4.xml><?xml version="1.0" encoding="utf-8"?>
+<file path=customXml/itemProps3.xml><?xml version="1.0" encoding="utf-8"?>
 <ds:datastoreItem xmlns:ds="http://schemas.openxmlformats.org/officeDocument/2006/customXml" ds:itemID="{2166FFC5-87FD-4D93-9764-FB901D0BCFC5}">
   <ds:schemaRefs>
     <ds:schemaRef ds:uri="http://schemas.microsoft.com/office/2006/metadata/contentType"/>
@@ -13773,4 +13786,12 @@
     <ds:schemaRef ds:uri="http://schemas.microsoft.com/internal/obd"/>
   </ds:schemaRefs>
 </ds:datastoreItem>
+</file>
+
+<file path=customXml/itemProps4.xml><?xml version="1.0" encoding="utf-8"?>
+<ds:datastoreItem xmlns:ds="http://schemas.openxmlformats.org/officeDocument/2006/customXml" ds:itemID="{EE328504-4D79-4080-90C9-6178A34A0493}">
+  <ds:schemaRefs>
+    <ds:schemaRef ds:uri="http://schemas.microsoft.com/sharepoint/v3/contenttype/forms"/>
+  </ds:schemaRefs>
+</ds:datastoreItem>
 </file>
--- a/templates_zmluvy/Zmluva_o_dielo_template.docx
+++ b/templates_zmluvy/Zmluva_o_dielo_template.docx
@@ -3907,7 +3907,7 @@
         <w:rPr>
           <w:rFonts w:ascii="Calibri" w:hAnsi="Calibri" w:cs="Calibri"/>
         </w:rPr>
-        <w:t xml:space="preserve"> – od výrobcu.</w:t>
+        <w:t xml:space="preserve"> od výrobcu pri značke Huawei; pri značke Solinteg 5 rokov plná záruka a ďalších 5 rokov len na materiál, bez dopravy a práce.</w:t>
       </w:r>
     </w:p>
     <w:p>
